--- a/docs/人生条漫-剧情全量.docx
+++ b/docs/人生条漫-剧情全量.docx
@@ -38,7 +38,7 @@
           <w:color w:val="5A5A5A"/>
           <w:sz w:val="18"/>
         </w:rPr>
-        <w:t>导出日期 2026-10-25   ·   33 个事件   ·   约 14518 字</w:t>
+        <w:t>导出日期 2026-10-25   ·   34 个事件   ·   约 14928 字</w:t>
       </w:r>
     </w:p>
     <w:p/>
@@ -139,7 +139,7 @@
           <w:color w:val="5A5A5A"/>
           <w:sz w:val="20"/>
         </w:rPr>
-        <w:t>20–29 岁 · 鸡蛋、绿植和电费（8 个事件：LC14、LC16、LC15、LC17、LC18、LC32、LC33、LC31）</w:t>
+        <w:t>20–29 岁 · 鸡蛋、绿植和电费（9 个事件：LC14、LC16、LC34、LC15、LC17、LC18、LC32、LC33、LC31）</w:t>
       </w:r>
     </w:p>
     <w:p>
@@ -15031,7 +15031,7 @@
           <w:color w:val="1B1B1B"/>
           <w:sz w:val="28"/>
         </w:rPr>
-        <w:t>LC15 · 老同学来电，没有附项目书</w:t>
+        <w:t>LC34 · 联机到十点，被邻居误会在相亲</w:t>
       </w:r>
     </w:p>
     <w:p>
@@ -15043,7 +15043,7 @@
           <w:color w:val="5A5A5A"/>
           <w:sz w:val="18"/>
         </w:rPr>
-        <w:t>24–75 岁   ·   park   ·   adult</w:t>
+        <w:t>23–32 岁   ·   home   ·   adult</w:t>
       </w:r>
     </w:p>
     <w:p>
@@ -15068,7 +15068,7 @@
           <w:color w:val="1B1B1B"/>
           <w:sz w:val="21"/>
         </w:rPr>
-        <w:t>陌生号码打了两次。接通后，对方报出你小时候用过的外号，说他回来了，想找个地方坐坐。旁白：没有项目书，也没有 KPI。</w:t>
+        <w:t>周五晚上，你和同事联机打游戏，语音里喊“打他打他”。十点，邻居敲门送水果，往屋里看了一眼：一台电视、两个人、满地零食。她笑着说：年轻人，慢慢聊。门关上了，语音里同事问：刚才谁啊？</w:t>
       </w:r>
     </w:p>
     <w:p>
@@ -15099,7 +15099,87 @@
           <w:color w:val="1B1B1B"/>
           <w:sz w:val="20"/>
         </w:rPr>
-        <w:t>老同学：不是推销，也没有项目，就是想见你。</w:t>
+        <w:t>同事：刚才谁啊？</w:t>
+      </w:r>
+    </w:p>
+    <w:p>
+      <w:pPr>
+        <w:spacing w:after="20"/>
+        <w:ind w:left="340"/>
+      </w:pPr>
+      <w:r>
+        <w:rPr>
+          <w:rFonts w:ascii="Microsoft YaHei" w:hAnsi="Microsoft YaHei" w:eastAsia="Microsoft YaHei"/>
+          <w:b w:val="0"/>
+          <w:i w:val="0"/>
+          <w:color w:val="1B1B1B"/>
+          <w:sz w:val="20"/>
+        </w:rPr>
+        <w:t>你：邻居，送水果。</w:t>
+      </w:r>
+    </w:p>
+    <w:p>
+      <w:pPr>
+        <w:spacing w:after="20"/>
+        <w:ind w:left="340"/>
+      </w:pPr>
+      <w:r>
+        <w:rPr>
+          <w:rFonts w:ascii="Microsoft YaHei" w:hAnsi="Microsoft YaHei" w:eastAsia="Microsoft YaHei"/>
+          <w:b w:val="0"/>
+          <w:i w:val="0"/>
+          <w:color w:val="1B1B1B"/>
+          <w:sz w:val="20"/>
+        </w:rPr>
+        <w:t>同事：她为什么笑得那么懂？</w:t>
+      </w:r>
+    </w:p>
+    <w:p>
+      <w:pPr>
+        <w:spacing w:after="20"/>
+        <w:ind w:left="340"/>
+      </w:pPr>
+      <w:r>
+        <w:rPr>
+          <w:rFonts w:ascii="Microsoft YaHei" w:hAnsi="Microsoft YaHei" w:eastAsia="Microsoft YaHei"/>
+          <w:b w:val="0"/>
+          <w:i w:val="0"/>
+          <w:color w:val="1B1B1B"/>
+          <w:sz w:val="20"/>
+        </w:rPr>
+        <w:t>你：可能误会了。</w:t>
+      </w:r>
+    </w:p>
+    <w:p>
+      <w:pPr>
+        <w:spacing w:after="20"/>
+        <w:ind w:left="340"/>
+      </w:pPr>
+      <w:r>
+        <w:rPr>
+          <w:rFonts w:ascii="Microsoft YaHei" w:hAnsi="Microsoft YaHei" w:eastAsia="Microsoft YaHei"/>
+          <w:b w:val="0"/>
+          <w:i w:val="0"/>
+          <w:color w:val="1B1B1B"/>
+          <w:sz w:val="20"/>
+        </w:rPr>
+        <w:t>同事：误会什么？</w:t>
+      </w:r>
+    </w:p>
+    <w:p>
+      <w:pPr>
+        <w:spacing w:after="20"/>
+        <w:ind w:left="340"/>
+      </w:pPr>
+      <w:r>
+        <w:rPr>
+          <w:rFonts w:ascii="Microsoft YaHei" w:hAnsi="Microsoft YaHei" w:eastAsia="Microsoft YaHei"/>
+          <w:b w:val="0"/>
+          <w:i w:val="0"/>
+          <w:color w:val="1B1B1B"/>
+          <w:sz w:val="20"/>
+        </w:rPr>
+        <w:t>你：误会我们在约会。</w:t>
       </w:r>
     </w:p>
     <w:tbl>
@@ -15240,7 +15320,7 @@
                 <w:color w:val="1B1B1B"/>
                 <w:sz w:val="18"/>
               </w:rPr>
-              <w:t>你记得他的声音，却不知道这些年该从哪里讲起。</w:t>
+              <w:t>你第一次发现，解释也会被当成剧情推进。</w:t>
             </w:r>
           </w:p>
         </w:tc>
@@ -15258,7 +15338,7 @@
                 <w:color w:val="1B1B1B"/>
                 <w:sz w:val="18"/>
               </w:rPr>
-              <w:t>见面不一定要证明自己过得好。</w:t>
+              <w:t>我说的是游戏，她听到的是好事将近。</w:t>
             </w:r>
           </w:p>
         </w:tc>
@@ -15276,7 +15356,7 @@
                 <w:color w:val="1B1B1B"/>
                 <w:sz w:val="18"/>
               </w:rPr>
-              <w:t>那先吃点什么？</w:t>
+              <w:t>阿姨，我们在打游戏。</w:t>
             </w:r>
           </w:p>
         </w:tc>
@@ -15294,7 +15374,7 @@
                 <w:color w:val="1B1B1B"/>
                 <w:sz w:val="18"/>
               </w:rPr>
-              <w:t>电话结束，今天不必立刻补完失联的所有年份。</w:t>
+              <w:t>门关上以后，语音里同事笑到破音。</w:t>
             </w:r>
           </w:p>
         </w:tc>
@@ -15332,7 +15412,7 @@
                 <w:color w:val="1B1B1B"/>
                 <w:sz w:val="18"/>
               </w:rPr>
-              <w:t>一个不带项目书的老同学来电，真实性需要用一碗面核验。</w:t>
+              <w:t>邻里关系进入信息不对称阶段，水果是开场白。</w:t>
             </w:r>
           </w:p>
         </w:tc>
@@ -15350,7 +15430,7 @@
                 <w:color w:val="1B1B1B"/>
                 <w:sz w:val="18"/>
               </w:rPr>
-              <w:t>我终于可以不准备个人年报。他居然还记得那半块橡皮是哪一头。</w:t>
+              <w:t>她送的是苹果，收走的是我的清白。</w:t>
             </w:r>
           </w:p>
         </w:tc>
@@ -15368,7 +15448,7 @@
                 <w:color w:val="1B1B1B"/>
                 <w:sz w:val="18"/>
               </w:rPr>
-              <w:t>允许普通近况入场吗？</w:t>
+              <w:t>这真是同事。</w:t>
             </w:r>
           </w:p>
         </w:tc>
@@ -15386,7 +15466,7 @@
                 <w:color w:val="1B1B1B"/>
                 <w:sz w:val="18"/>
               </w:rPr>
-              <w:t>没有项目书，不代表没有难开口的话。</w:t>
+              <w:t>第二天，楼道里多了一个版本。</w:t>
             </w:r>
           </w:p>
         </w:tc>
@@ -15424,7 +15504,7 @@
                 <w:color w:val="1B1B1B"/>
                 <w:sz w:val="18"/>
               </w:rPr>
-              <w:t>脑内旧课桌亮起一盏灯，落灰的座位等着两个人重新坐下。</w:t>
+              <w:t>脑内邻里群正在直播一档叫《年轻人》的节目。</w:t>
             </w:r>
           </w:p>
         </w:tc>
@@ -15442,7 +15522,7 @@
                 <w:color w:val="1B1B1B"/>
                 <w:sz w:val="18"/>
               </w:rPr>
-              <w:t>我们不必先找回当年的样子。</w:t>
+              <w:t>我在自己家，成了别人剧里的角色。</w:t>
             </w:r>
           </w:p>
         </w:tc>
@@ -15460,7 +15540,7 @@
                 <w:color w:val="1B1B1B"/>
                 <w:sz w:val="18"/>
               </w:rPr>
-              <w:t>先把椅子拉出来。</w:t>
+              <w:t>不是你们想的那样。</w:t>
             </w:r>
           </w:p>
         </w:tc>
@@ -15478,7 +15558,7 @@
                 <w:color w:val="1B1B1B"/>
                 <w:sz w:val="18"/>
               </w:rPr>
-              <w:t>旧课桌不会变新，但可以再坐一会儿。</w:t>
+              <w:t>群里的剧情比游戏精彩。</w:t>
             </w:r>
           </w:p>
         </w:tc>
@@ -15516,7 +15596,7 @@
                 <w:color w:val="1B1B1B"/>
                 <w:sz w:val="18"/>
               </w:rPr>
-              <w:t>想象中的童年服务器恢复一位旧用户，密码是那个过时的外号。</w:t>
+              <w:t>想象中的社区广播站播报：本单元新增一段佳话。</w:t>
             </w:r>
           </w:p>
         </w:tc>
@@ -15534,7 +15614,7 @@
                 <w:color w:val="1B1B1B"/>
                 <w:sz w:val="18"/>
               </w:rPr>
-              <w:t>别先同步资产，同步一下人。</w:t>
+              <w:t>我只是想安静地输一把。</w:t>
             </w:r>
           </w:p>
         </w:tc>
@@ -15552,7 +15632,7 @@
                 <w:color w:val="1B1B1B"/>
                 <w:sz w:val="18"/>
               </w:rPr>
-              <w:t>欢迎离线人口重连。</w:t>
+              <w:t>请把音量调小。</w:t>
             </w:r>
           </w:p>
         </w:tc>
@@ -15570,7 +15650,7 @@
                 <w:color w:val="1B1B1B"/>
                 <w:sz w:val="18"/>
               </w:rPr>
-              <w:t>服务器不考核升级，先确认彼此仍在线。</w:t>
+              <w:t>广播没有停，游戏也输了。</w:t>
             </w:r>
           </w:p>
         </w:tc>
@@ -15601,7 +15681,7 @@
           <w:color w:val="1B1B1B"/>
           <w:sz w:val="20"/>
         </w:rPr>
-        <w:t>约一顿普通的饭，告诉他不必准备战绩：</w:t>
+        <w:t>追出去解释清楚：</w:t>
       </w:r>
       <w:r>
         <w:rPr>
@@ -15611,7 +15691,17 @@
           <w:color w:val="1B1B1B"/>
           <w:sz w:val="20"/>
         </w:rPr>
-        <w:t>你约了顿普通的饭。旁白：不查战绩的饭局，现在很稀有。</w:t>
+        <w:t>你解释得很清楚。旁白：清楚到邻居开始替你规划婚礼。</w:t>
+      </w:r>
+      <w:r>
+        <w:rPr>
+          <w:rFonts w:ascii="Microsoft YaHei" w:hAnsi="Microsoft YaHei" w:eastAsia="Microsoft YaHei"/>
+          <w:b w:val="0"/>
+          <w:i w:val="0"/>
+          <w:color w:val="8C1D18"/>
+          <w:sz w:val="19"/>
+        </w:rPr>
+        <w:t>（旁白：旁白：你解释了十分钟，误会从“约会”升级成“同居”。）</w:t>
       </w:r>
     </w:p>
     <w:p>
@@ -15626,7 +15716,7 @@
           <w:color w:val="1B1B1B"/>
           <w:sz w:val="20"/>
         </w:rPr>
-        <w:t>现在不方便，说一个自己能做到的时间：</w:t>
+        <w:t>不解释，继续打：</w:t>
       </w:r>
       <w:r>
         <w:rPr>
@@ -15636,7 +15726,7 @@
           <w:color w:val="1B1B1B"/>
           <w:sz w:val="20"/>
         </w:rPr>
-        <w:t>你给了个能做到的时间。旁白：改天不如“周三”。</w:t>
+        <w:t>你选择沉默。旁白：沉默被解读成了默认，默认又被解读成了进度条。</w:t>
       </w:r>
     </w:p>
     <w:p>
@@ -15651,7 +15741,7 @@
           <w:color w:val="1B1B1B"/>
           <w:sz w:val="20"/>
         </w:rPr>
-        <w:t>先问这些年过得怎样，暂不答应见面：</w:t>
+        <w:t>干脆请同事来家吃顿饭：</w:t>
       </w:r>
       <w:r>
         <w:rPr>
@@ -15661,7 +15751,17 @@
           <w:color w:val="1B1B1B"/>
           <w:sz w:val="20"/>
         </w:rPr>
-        <w:t>你先问这些年，没急着答应。旁白：失联的年份不用一次补完。</w:t>
+        <w:t>你们吃了饭。旁白：邻居的误会得到了实体支持，从此再没怀疑过。</w:t>
+      </w:r>
+      <w:r>
+        <w:rPr>
+          <w:rFonts w:ascii="Microsoft YaHei" w:hAnsi="Microsoft YaHei" w:eastAsia="Microsoft YaHei"/>
+          <w:b w:val="0"/>
+          <w:i w:val="0"/>
+          <w:color w:val="8C1D18"/>
+          <w:sz w:val="19"/>
+        </w:rPr>
+        <w:t>（旁白：旁白：你用一个更大的误会，覆盖了上一个误会。）</w:t>
       </w:r>
     </w:p>
     <w:p>
@@ -15670,81 +15770,81 @@
           <w:rFonts w:ascii="Microsoft YaHei" w:hAnsi="Microsoft YaHei" w:eastAsia="Microsoft YaHei"/>
           <w:b w:val="0"/>
           <w:i w:val="0"/>
+          <w:color w:val="8C1D18"/>
+          <w:sz w:val="19"/>
+        </w:rPr>
+        <w:t>误会：邻居认定你在约会；同事以为你被邻居催婚；你以为自己只是打了个排位。</w:t>
+      </w:r>
+    </w:p>
+    <w:p>
+      <w:pPr>
+        <w:spacing w:before="280"/>
+      </w:pPr>
+      <w:r>
+        <w:rPr>
+          <w:rFonts w:ascii="Microsoft YaHei" w:hAnsi="Microsoft YaHei" w:eastAsia="Microsoft YaHei"/>
+          <w:b/>
+          <w:i w:val="0"/>
+          <w:color w:val="1B1B1B"/>
+          <w:sz w:val="28"/>
+        </w:rPr>
+        <w:t>LC15 · 老同学来电，没有附项目书</w:t>
+      </w:r>
+    </w:p>
+    <w:p>
+      <w:r>
+        <w:rPr>
+          <w:rFonts w:ascii="Microsoft YaHei" w:hAnsi="Microsoft YaHei" w:eastAsia="Microsoft YaHei"/>
+          <w:b w:val="0"/>
+          <w:i w:val="0"/>
           <w:color w:val="5A5A5A"/>
           <w:sz w:val="18"/>
         </w:rPr>
-        <w:t>回响：半块橡皮（来自 LC06）</w:t>
+        <w:t>24–75 岁   ·   park   ·   adult</w:t>
       </w:r>
     </w:p>
     <w:p>
       <w:pPr>
-        <w:spacing w:before="280"/>
+        <w:spacing w:after="60"/>
       </w:pPr>
       <w:r>
         <w:rPr>
           <w:rFonts w:ascii="Microsoft YaHei" w:hAnsi="Microsoft YaHei" w:eastAsia="Microsoft YaHei"/>
           <w:b/>
           <w:i w:val="0"/>
+          <w:color w:val="8C1D18"/>
+          <w:sz w:val="18"/>
+        </w:rPr>
+        <w:t xml:space="preserve">开场旁白  </w:t>
+      </w:r>
+      <w:r>
+        <w:rPr>
+          <w:rFonts w:ascii="Microsoft YaHei" w:hAnsi="Microsoft YaHei" w:eastAsia="Microsoft YaHei"/>
+          <w:b w:val="0"/>
+          <w:i w:val="0"/>
           <w:color w:val="1B1B1B"/>
-          <w:sz w:val="28"/>
-        </w:rPr>
-        <w:t>LC17 · 一碗面和两张离职申请</w:t>
+          <w:sz w:val="21"/>
+        </w:rPr>
+        <w:t>陌生号码打了两次。接通后，对方报出你小时候用过的外号，说他回来了，想找个地方坐坐。旁白：没有项目书，也没有 KPI。</w:t>
       </w:r>
     </w:p>
     <w:p>
-      <w:r>
-        <w:rPr>
-          <w:rFonts w:ascii="Microsoft YaHei" w:hAnsi="Microsoft YaHei" w:eastAsia="Microsoft YaHei"/>
-          <w:b w:val="0"/>
-          <w:i w:val="0"/>
-          <w:color w:val="5A5A5A"/>
+      <w:pPr>
+        <w:spacing w:after="40"/>
+      </w:pPr>
+      <w:r>
+        <w:rPr>
+          <w:rFonts w:ascii="Microsoft YaHei" w:hAnsi="Microsoft YaHei" w:eastAsia="Microsoft YaHei"/>
+          <w:b/>
+          <w:i w:val="0"/>
+          <w:color w:val="8C1D18"/>
           <w:sz w:val="18"/>
         </w:rPr>
-        <w:t>24–59 岁   ·   office   ·   adult</w:t>
+        <w:t>人物对白</w:t>
       </w:r>
     </w:p>
     <w:p>
       <w:pPr>
-        <w:spacing w:after="60"/>
-      </w:pPr>
-      <w:r>
-        <w:rPr>
-          <w:rFonts w:ascii="Microsoft YaHei" w:hAnsi="Microsoft YaHei" w:eastAsia="Microsoft YaHei"/>
-          <w:b/>
-          <w:i w:val="0"/>
-          <w:color w:val="8C1D18"/>
-          <w:sz w:val="18"/>
-        </w:rPr>
-        <w:t xml:space="preserve">开场旁白  </w:t>
-      </w:r>
-      <w:r>
-        <w:rPr>
-          <w:rFonts w:ascii="Microsoft YaHei" w:hAnsi="Microsoft YaHei" w:eastAsia="Microsoft YaHei"/>
-          <w:b w:val="0"/>
-          <w:i w:val="0"/>
-          <w:color w:val="1B1B1B"/>
-          <w:sz w:val="21"/>
-        </w:rPr>
-        <w:t>同事把电脑转向你，上面是还没发出的离职信。你的抽屉里也有一份。楼下面馆今天照常开门。旁白：两份辞呈，不包邮。</w:t>
-      </w:r>
-    </w:p>
-    <w:p>
-      <w:pPr>
-        <w:spacing w:after="40"/>
-      </w:pPr>
-      <w:r>
-        <w:rPr>
-          <w:rFonts w:ascii="Microsoft YaHei" w:hAnsi="Microsoft YaHei" w:eastAsia="Microsoft YaHei"/>
-          <w:b/>
-          <w:i w:val="0"/>
-          <w:color w:val="8C1D18"/>
-          <w:sz w:val="18"/>
-        </w:rPr>
-        <w:t>人物对白</w:t>
-      </w:r>
-    </w:p>
-    <w:p>
-      <w:pPr>
         <w:spacing w:after="20"/>
         <w:ind w:left="340"/>
       </w:pPr>
@@ -15756,71 +15856,7 @@
           <w:color w:val="1B1B1B"/>
           <w:sz w:val="20"/>
         </w:rPr>
-        <w:t>同事：先别劝我。要不先吃饭？</w:t>
-      </w:r>
-    </w:p>
-    <w:p>
-      <w:pPr>
-        <w:spacing w:after="20"/>
-        <w:ind w:left="340"/>
-      </w:pPr>
-      <w:r>
-        <w:rPr>
-          <w:rFonts w:ascii="Microsoft YaHei" w:hAnsi="Microsoft YaHei" w:eastAsia="Microsoft YaHei"/>
-          <w:b w:val="0"/>
-          <w:i w:val="0"/>
-          <w:color w:val="1B1B1B"/>
-          <w:sz w:val="20"/>
-        </w:rPr>
-        <w:t>你：两份辞呈，两碗面。</w:t>
-      </w:r>
-    </w:p>
-    <w:p>
-      <w:pPr>
-        <w:spacing w:after="20"/>
-        <w:ind w:left="340"/>
-      </w:pPr>
-      <w:r>
-        <w:rPr>
-          <w:rFonts w:ascii="Microsoft YaHei" w:hAnsi="Microsoft YaHei" w:eastAsia="Microsoft YaHei"/>
-          <w:b w:val="0"/>
-          <w:i w:val="0"/>
-          <w:color w:val="1B1B1B"/>
-          <w:sz w:val="20"/>
-        </w:rPr>
-        <w:t>同事：你也没交？</w:t>
-      </w:r>
-    </w:p>
-    <w:p>
-      <w:pPr>
-        <w:spacing w:after="20"/>
-        <w:ind w:left="340"/>
-      </w:pPr>
-      <w:r>
-        <w:rPr>
-          <w:rFonts w:ascii="Microsoft YaHei" w:hAnsi="Microsoft YaHei" w:eastAsia="Microsoft YaHei"/>
-          <w:b w:val="0"/>
-          <w:i w:val="0"/>
-          <w:color w:val="1B1B1B"/>
-          <w:sz w:val="20"/>
-        </w:rPr>
-        <w:t>你：我还没想好措辞。</w:t>
-      </w:r>
-    </w:p>
-    <w:p>
-      <w:pPr>
-        <w:spacing w:after="20"/>
-        <w:ind w:left="340"/>
-      </w:pPr>
-      <w:r>
-        <w:rPr>
-          <w:rFonts w:ascii="Microsoft YaHei" w:hAnsi="Microsoft YaHei" w:eastAsia="Microsoft YaHei"/>
-          <w:b w:val="0"/>
-          <w:i w:val="0"/>
-          <w:color w:val="1B1B1B"/>
-          <w:sz w:val="20"/>
-        </w:rPr>
-        <w:t>同事：面先上，措辞后补。</w:t>
+        <w:t>老同学：不是推销，也没有项目，就是想见你。</w:t>
       </w:r>
     </w:p>
     <w:tbl>
@@ -15961,7 +15997,7 @@
                 <w:color w:val="1B1B1B"/>
                 <w:sz w:val="18"/>
               </w:rPr>
-              <w:t>两个人都在想走，却不一定想去同一个地方。</w:t>
+              <w:t>你记得他的声音，却不知道这些年该从哪里讲起。</w:t>
             </w:r>
           </w:p>
         </w:tc>
@@ -15979,7 +16015,7 @@
                 <w:color w:val="1B1B1B"/>
                 <w:sz w:val="18"/>
               </w:rPr>
-              <w:t>我想离开的是这份工作，还是一直没有休息的自己？</w:t>
+              <w:t>见面不一定要证明自己过得好。</w:t>
             </w:r>
           </w:p>
         </w:tc>
@@ -15997,7 +16033,7 @@
                 <w:color w:val="1B1B1B"/>
                 <w:sz w:val="18"/>
               </w:rPr>
-              <w:t>先吃，再把理由分开。</w:t>
+              <w:t>那先吃点什么？</w:t>
             </w:r>
           </w:p>
         </w:tc>
@@ -16015,7 +16051,7 @@
                 <w:color w:val="1B1B1B"/>
                 <w:sz w:val="18"/>
               </w:rPr>
-              <w:t>面碗见底后，至少有一个理由被说得更具体了。</w:t>
+              <w:t>电话结束，今天不必立刻补完失联的所有年份。</w:t>
             </w:r>
           </w:p>
         </w:tc>
@@ -16053,7 +16089,7 @@
                 <w:color w:val="1B1B1B"/>
                 <w:sz w:val="18"/>
               </w:rPr>
-              <w:t>两份辞呈暂未上市，先合资购买两碗面。</w:t>
+              <w:t>一个不带项目书的老同学来电，真实性需要用一碗面核验。</w:t>
             </w:r>
           </w:p>
         </w:tc>
@@ -16071,7 +16107,7 @@
                 <w:color w:val="1B1B1B"/>
                 <w:sz w:val="18"/>
               </w:rPr>
-              <w:t>不能用同事的勇气替自己交房租。</w:t>
+              <w:t>我终于可以不准备个人年报。他居然还记得那半块橡皮是哪一头。</w:t>
             </w:r>
           </w:p>
         </w:tc>
@@ -16089,7 +16125,7 @@
                 <w:color w:val="1B1B1B"/>
                 <w:sz w:val="18"/>
               </w:rPr>
-              <w:t>咱们别裸辞得整齐划一。</w:t>
+              <w:t>允许普通近况入场吗？</w:t>
             </w:r>
           </w:p>
         </w:tc>
@@ -16107,7 +16143,7 @@
                 <w:color w:val="1B1B1B"/>
                 <w:sz w:val="18"/>
               </w:rPr>
-              <w:t>面钱可以平摊，人生不能代签。</w:t>
+              <w:t>没有项目书，不代表没有难开口的话。</w:t>
             </w:r>
           </w:p>
         </w:tc>
@@ -16145,7 +16181,7 @@
                 <w:color w:val="1B1B1B"/>
                 <w:sz w:val="18"/>
               </w:rPr>
-              <w:t>脑内两扇门同时打开，门外却不是同一条路。</w:t>
+              <w:t>脑内旧课桌亮起一盏灯，落灰的座位等着两个人重新坐下。</w:t>
             </w:r>
           </w:p>
         </w:tc>
@@ -16163,7 +16199,7 @@
                 <w:color w:val="1B1B1B"/>
                 <w:sz w:val="18"/>
               </w:rPr>
-              <w:t>我可以陪他走到门口，不必替自己也按确认。</w:t>
+              <w:t>我们不必先找回当年的样子。</w:t>
             </w:r>
           </w:p>
         </w:tc>
@@ -16181,7 +16217,7 @@
                 <w:color w:val="1B1B1B"/>
                 <w:sz w:val="18"/>
               </w:rPr>
-              <w:t>先看各自的出口。</w:t>
+              <w:t>先把椅子拉出来。</w:t>
             </w:r>
           </w:p>
         </w:tc>
@@ -16199,7 +16235,7 @@
                 <w:color w:val="1B1B1B"/>
                 <w:sz w:val="18"/>
               </w:rPr>
-              <w:t>两扇门可以通向不同地方。</w:t>
+              <w:t>旧课桌不会变新，但可以再坐一会儿。</w:t>
             </w:r>
           </w:p>
         </w:tc>
@@ -16237,7 +16273,7 @@
                 <w:color w:val="1B1B1B"/>
                 <w:sz w:val="18"/>
               </w:rPr>
-              <w:t>想象中的职场副本弹出双人退出窗口，但生活存档并不共用。</w:t>
+              <w:t>想象中的童年服务器恢复一位旧用户，密码是那个过时的外号。</w:t>
             </w:r>
           </w:p>
         </w:tc>
@@ -16255,7 +16291,7 @@
                 <w:color w:val="1B1B1B"/>
                 <w:sz w:val="18"/>
               </w:rPr>
-              <w:t>别误点队长带全队退出。</w:t>
+              <w:t>别先同步资产，同步一下人。</w:t>
             </w:r>
           </w:p>
         </w:tc>
@@ -16273,7 +16309,7 @@
                 <w:color w:val="1B1B1B"/>
                 <w:sz w:val="18"/>
               </w:rPr>
-              <w:t>我们各自确认一次。</w:t>
+              <w:t>欢迎离线人口重连。</w:t>
             </w:r>
           </w:p>
         </w:tc>
@@ -16291,7 +16327,7 @@
                 <w:color w:val="1B1B1B"/>
                 <w:sz w:val="18"/>
               </w:rPr>
-              <w:t>副本不负责售后，你们先留下一张自己的地图。</w:t>
+              <w:t>服务器不考核升级，先确认彼此仍在线。</w:t>
             </w:r>
           </w:p>
         </w:tc>
@@ -16322,7 +16358,7 @@
           <w:color w:val="1B1B1B"/>
           <w:sz w:val="20"/>
         </w:rPr>
-        <w:t>先盘点钱、身体和下一步，再决定：</w:t>
+        <w:t>约一顿普通的饭，告诉他不必准备战绩：</w:t>
       </w:r>
       <w:r>
         <w:rPr>
@@ -16332,7 +16368,7 @@
           <w:color w:val="1B1B1B"/>
           <w:sz w:val="20"/>
         </w:rPr>
-        <w:t>你先盘点钱、身体和下一步。旁白：辞职可以冲动，盘点最好别。</w:t>
+        <w:t>你约了顿普通的饭。旁白：不查战绩的饭局，现在很稀有。</w:t>
       </w:r>
     </w:p>
     <w:p>
@@ -16347,7 +16383,7 @@
           <w:color w:val="1B1B1B"/>
           <w:sz w:val="20"/>
         </w:rPr>
-        <w:t>给自己一个离职期限，开始找下家：</w:t>
+        <w:t>现在不方便，说一个自己能做到的时间：</w:t>
       </w:r>
       <w:r>
         <w:rPr>
@@ -16357,7 +16393,7 @@
           <w:color w:val="1B1B1B"/>
           <w:sz w:val="20"/>
         </w:rPr>
-        <w:t>你给自己设了离职期限。旁白：期限不是保证，是给犹豫一个截止。</w:t>
+        <w:t>你给了个能做到的时间。旁白：改天不如“周三”。</w:t>
       </w:r>
     </w:p>
     <w:p>
@@ -16372,7 +16408,7 @@
           <w:color w:val="1B1B1B"/>
           <w:sz w:val="20"/>
         </w:rPr>
-        <w:t>先请休假，不在最累的时候作终局决定：</w:t>
+        <w:t>先问这些年过得怎样，暂不答应见面：</w:t>
       </w:r>
       <w:r>
         <w:rPr>
@@ -16382,10 +16418,22 @@
           <w:color w:val="1B1B1B"/>
           <w:sz w:val="20"/>
         </w:rPr>
-        <w:t>你先请了休假。旁白：最累的时候做的决定，通常只对了一半。</w:t>
+        <w:t>你先问这些年，没急着答应。旁白：失联的年份不用一次补完。</w:t>
       </w:r>
     </w:p>
     <w:p>
+      <w:r>
+        <w:rPr>
+          <w:rFonts w:ascii="Microsoft YaHei" w:hAnsi="Microsoft YaHei" w:eastAsia="Microsoft YaHei"/>
+          <w:b w:val="0"/>
+          <w:i w:val="0"/>
+          <w:color w:val="5A5A5A"/>
+          <w:sz w:val="18"/>
+        </w:rPr>
+        <w:t>回响：半块橡皮（来自 LC06）</w:t>
+      </w:r>
+    </w:p>
+    <w:p>
       <w:pPr>
         <w:spacing w:before="280"/>
       </w:pPr>
@@ -16397,7 +16445,7 @@
           <w:color w:val="1B1B1B"/>
           <w:sz w:val="28"/>
         </w:rPr>
-        <w:t>LC18 · 体检报告，比老板先叫你的名字</w:t>
+        <w:t>LC17 · 一碗面和两张离职申请</w:t>
       </w:r>
     </w:p>
     <w:p>
@@ -16409,7 +16457,7 @@
           <w:color w:val="5A5A5A"/>
           <w:sz w:val="18"/>
         </w:rPr>
-        <w:t>25–85 岁   ·   hospital   ·   midlife</w:t>
+        <w:t>24–59 岁   ·   office   ·   adult</w:t>
       </w:r>
     </w:p>
     <w:p>
@@ -16434,7 +16482,7 @@
           <w:color w:val="1B1B1B"/>
           <w:sz w:val="21"/>
         </w:rPr>
-        <w:t>体检报告里有一项需要复查。医生把那一行圈出来，说现在不能只凭这一项下结论。你刚准备好的忙字停在嘴边。旁白：体检报告不提供弹幕。</w:t>
+        <w:t>同事把电脑转向你，上面是还没发出的离职信。你的抽屉里也有一份。楼下面馆今天照常开门。旁白：两份辞呈，不包邮。</w:t>
       </w:r>
     </w:p>
     <w:p>
@@ -16465,7 +16513,7 @@
           <w:color w:val="1B1B1B"/>
           <w:sz w:val="20"/>
         </w:rPr>
-        <w:t>医生：先把检查补齐。</w:t>
+        <w:t>同事：先别劝我。要不先吃饭？</w:t>
       </w:r>
     </w:p>
     <w:p>
@@ -16481,7 +16529,7 @@
           <w:color w:val="1B1B1B"/>
           <w:sz w:val="20"/>
         </w:rPr>
-        <w:t>你：要是我今天不想补呢？</w:t>
+        <w:t>你：两份辞呈，两碗面。</w:t>
       </w:r>
     </w:p>
     <w:p>
@@ -16497,7 +16545,7 @@
           <w:color w:val="1B1B1B"/>
           <w:sz w:val="20"/>
         </w:rPr>
-        <w:t>医生：那也得先知道补什么。</w:t>
+        <w:t>同事：你也没交？</w:t>
       </w:r>
     </w:p>
     <w:p>
@@ -16513,7 +16561,7 @@
           <w:color w:val="1B1B1B"/>
           <w:sz w:val="20"/>
         </w:rPr>
-        <w:t>你：这句能写下来吗？</w:t>
+        <w:t>你：我还没想好措辞。</w:t>
       </w:r>
     </w:p>
     <w:p>
@@ -16529,7 +16577,7 @@
           <w:color w:val="1B1B1B"/>
           <w:sz w:val="20"/>
         </w:rPr>
-        <w:t>医生：可以，我给你写。</w:t>
+        <w:t>同事：面先上，措辞后补。</w:t>
       </w:r>
     </w:p>
     <w:tbl>
@@ -16670,7 +16718,7 @@
                 <w:color w:val="1B1B1B"/>
                 <w:sz w:val="18"/>
               </w:rPr>
-              <w:t>你听见需要复查，不等于已经得到一个结局。</w:t>
+              <w:t>两个人都在想走，却不一定想去同一个地方。</w:t>
             </w:r>
           </w:p>
         </w:tc>
@@ -16688,7 +16736,7 @@
                 <w:color w:val="1B1B1B"/>
                 <w:sz w:val="18"/>
               </w:rPr>
-              <w:t>我怕的是不知道，但可以先做一件明确的事。</w:t>
+              <w:t>我想离开的是这份工作，还是一直没有休息的自己？</w:t>
             </w:r>
           </w:p>
         </w:tc>
@@ -16706,7 +16754,7 @@
                 <w:color w:val="1B1B1B"/>
                 <w:sz w:val="18"/>
               </w:rPr>
-              <w:t>我想确认下一步。</w:t>
+              <w:t>先吃，再把理由分开。</w:t>
             </w:r>
           </w:p>
         </w:tc>
@@ -16724,7 +16772,7 @@
                 <w:color w:val="1B1B1B"/>
                 <w:sz w:val="18"/>
               </w:rPr>
-              <w:t>一张报告不是一个人的全部。</w:t>
+              <w:t>面碗见底后，至少有一个理由被说得更具体了。</w:t>
             </w:r>
           </w:p>
         </w:tc>
@@ -16762,7 +16810,7 @@
                 <w:color w:val="1B1B1B"/>
                 <w:sz w:val="18"/>
               </w:rPr>
-              <w:t>身体寄来一封需要回执的信，不能再归类为未读。</w:t>
+              <w:t>两份辞呈暂未上市，先合资购买两碗面。</w:t>
             </w:r>
           </w:p>
         </w:tc>
@@ -16780,7 +16828,7 @@
                 <w:color w:val="1B1B1B"/>
                 <w:sz w:val="18"/>
               </w:rPr>
-              <w:t>先别让搜索框给我写遗嘱。</w:t>
+              <w:t>不能用同事的勇气替自己交房租。</w:t>
             </w:r>
           </w:p>
         </w:tc>
@@ -16798,7 +16846,7 @@
                 <w:color w:val="1B1B1B"/>
                 <w:sz w:val="18"/>
               </w:rPr>
-              <w:t>我把复查约上。</w:t>
+              <w:t>咱们别裸辞得整齐划一。</w:t>
             </w:r>
           </w:p>
         </w:tc>
@@ -16816,7 +16864,7 @@
                 <w:color w:val="1B1B1B"/>
                 <w:sz w:val="18"/>
               </w:rPr>
-              <w:t>红字不会自己消失，脑补也不能替代复查。</w:t>
+              <w:t>面钱可以平摊，人生不能代签。</w:t>
             </w:r>
           </w:p>
         </w:tc>
@@ -16854,7 +16902,7 @@
                 <w:color w:val="1B1B1B"/>
                 <w:sz w:val="18"/>
               </w:rPr>
-              <w:t>脑内仪表盘亮起一盏灯，修理师说先读数，不要先拆整辆车。</w:t>
+              <w:t>脑内两扇门同时打开，门外却不是同一条路。</w:t>
             </w:r>
           </w:p>
         </w:tc>
@@ -16872,7 +16920,7 @@
                 <w:color w:val="1B1B1B"/>
                 <w:sz w:val="18"/>
               </w:rPr>
-              <w:t>警报很响，步骤可以很小。</w:t>
+              <w:t>我可以陪他走到门口，不必替自己也按确认。</w:t>
             </w:r>
           </w:p>
         </w:tc>
@@ -16890,7 +16938,7 @@
                 <w:color w:val="1B1B1B"/>
                 <w:sz w:val="18"/>
               </w:rPr>
-              <w:t>先告诉我检查哪儿。</w:t>
+              <w:t>先看各自的出口。</w:t>
             </w:r>
           </w:p>
         </w:tc>
@@ -16908,7 +16956,7 @@
                 <w:color w:val="1B1B1B"/>
                 <w:sz w:val="18"/>
               </w:rPr>
-              <w:t>灯亮着时，先沿着能走的步骤走。</w:t>
+              <w:t>两扇门可以通向不同地方。</w:t>
             </w:r>
           </w:p>
         </w:tc>
@@ -16946,7 +16994,7 @@
                 <w:color w:val="1B1B1B"/>
                 <w:sz w:val="18"/>
               </w:rPr>
-              <w:t>想象中的肉身空间站提交异常工单，系统禁止凭一个红字宣布宇宙关闭。</w:t>
+              <w:t>想象中的职场副本弹出双人退出窗口，但生活存档并不共用。</w:t>
             </w:r>
           </w:p>
         </w:tc>
@@ -16964,7 +17012,7 @@
                 <w:color w:val="1B1B1B"/>
                 <w:sz w:val="18"/>
               </w:rPr>
-              <w:t>我会害怕，但不用同时演完全部结局。</w:t>
+              <w:t>别误点队长带全队退出。</w:t>
             </w:r>
           </w:p>
         </w:tc>
@@ -16982,7 +17030,7 @@
                 <w:color w:val="1B1B1B"/>
                 <w:sz w:val="18"/>
               </w:rPr>
-              <w:t>请把下一步写成一行。</w:t>
+              <w:t>我们各自确认一次。</w:t>
             </w:r>
           </w:p>
         </w:tc>
@@ -17000,7 +17048,7 @@
                 <w:color w:val="1B1B1B"/>
                 <w:sz w:val="18"/>
               </w:rPr>
-              <w:t>空间站仍在运转，工单交给真正能处理的人。</w:t>
+              <w:t>副本不负责售后，你们先留下一张自己的地图。</w:t>
             </w:r>
           </w:p>
         </w:tc>
@@ -17031,7 +17079,7 @@
           <w:color w:val="1B1B1B"/>
           <w:sz w:val="20"/>
         </w:rPr>
-        <w:t>按建议预约复查，把时间留出来：</w:t>
+        <w:t>先盘点钱、身体和下一步，再决定：</w:t>
       </w:r>
       <w:r>
         <w:rPr>
@@ -17041,7 +17089,7 @@
           <w:color w:val="1B1B1B"/>
           <w:sz w:val="20"/>
         </w:rPr>
-        <w:t>你约了复查，把时间留出来。旁白：报告是纸条，不是判决书。</w:t>
+        <w:t>你先盘点钱、身体和下一步。旁白：辞职可以冲动，盘点最好别。</w:t>
       </w:r>
     </w:p>
     <w:p>
@@ -17056,7 +17104,7 @@
           <w:color w:val="1B1B1B"/>
           <w:sz w:val="20"/>
         </w:rPr>
-        <w:t>请可信的人陪着，一起把问题问清楚：</w:t>
+        <w:t>给自己一个离职期限，开始找下家：</w:t>
       </w:r>
       <w:r>
         <w:rPr>
@@ -17066,7 +17114,7 @@
           <w:color w:val="1B1B1B"/>
           <w:sz w:val="20"/>
         </w:rPr>
-        <w:t>你请人陪着一起问。旁白：一个人听医嘱，容易只听见坏的。</w:t>
+        <w:t>你给自己设了离职期限。旁白：期限不是保证，是给犹豫一个截止。</w:t>
       </w:r>
     </w:p>
     <w:p>
@@ -17081,7 +17129,7 @@
           <w:color w:val="1B1B1B"/>
           <w:sz w:val="20"/>
         </w:rPr>
-        <w:t>承认现在怕得听不进，请医生写明安排：</w:t>
+        <w:t>先请休假，不在最累的时候作终局决定：</w:t>
       </w:r>
       <w:r>
         <w:rPr>
@@ -17091,7 +17139,7 @@
           <w:color w:val="1B1B1B"/>
           <w:sz w:val="20"/>
         </w:rPr>
-        <w:t>你说听不进去，请医生写下来。旁白：承认听不进，也是一种配合。</w:t>
+        <w:t>你先请了休假。旁白：最累的时候做的决定，通常只对了一半。</w:t>
       </w:r>
     </w:p>
     <w:p>
@@ -17106,7 +17154,7 @@
           <w:color w:val="1B1B1B"/>
           <w:sz w:val="28"/>
         </w:rPr>
-        <w:t>LC32 · 健身房年卡，第一次去是办卡那天</w:t>
+        <w:t>LC18 · 体检报告，比老板先叫你的名字</w:t>
       </w:r>
     </w:p>
     <w:p>
@@ -17118,7 +17166,7 @@
           <w:color w:val="5A5A5A"/>
           <w:sz w:val="18"/>
         </w:rPr>
-        <w:t>26–33 岁   ·   home   ·   adult</w:t>
+        <w:t>25–85 岁   ·   hospital   ·   midlife</w:t>
       </w:r>
     </w:p>
     <w:p>
@@ -17143,7 +17191,7 @@
           <w:color w:val="1B1B1B"/>
           <w:sz w:val="21"/>
         </w:rPr>
-        <w:t>健身房年卡打折，销售说“你这种体型练三个月就能变”。你办了卡，第一次去是办卡那天。第二次，卡已经过期。手机里还留着教练的语音：哥，今天来吗？</w:t>
+        <w:t>体检报告里有一项需要复查。医生把那一行圈出来，说现在不能只凭这一项下结论。你刚准备好的忙字停在嘴边。旁白：体检报告不提供弹幕。</w:t>
       </w:r>
     </w:p>
     <w:p>
@@ -17174,7 +17222,7 @@
           <w:color w:val="1B1B1B"/>
           <w:sz w:val="20"/>
         </w:rPr>
-        <w:t>销售：办卡就是改变的开始。</w:t>
+        <w:t>医生：先把检查补齐。</w:t>
       </w:r>
     </w:p>
     <w:p>
@@ -17190,7 +17238,7 @@
           <w:color w:val="1B1B1B"/>
           <w:sz w:val="20"/>
         </w:rPr>
-        <w:t>你：那改变什么时候来？</w:t>
+        <w:t>你：要是我今天不想补呢？</w:t>
       </w:r>
     </w:p>
     <w:p>
@@ -17206,7 +17254,7 @@
           <w:color w:val="1B1B1B"/>
           <w:sz w:val="20"/>
         </w:rPr>
-        <w:t>销售：刷卡之后。</w:t>
+        <w:t>医生：那也得先知道补什么。</w:t>
       </w:r>
     </w:p>
     <w:p>
@@ -17222,7 +17270,7 @@
           <w:color w:val="1B1B1B"/>
           <w:sz w:val="20"/>
         </w:rPr>
-        <w:t>你：我已经刷了。</w:t>
+        <w:t>你：这句能写下来吗？</w:t>
       </w:r>
     </w:p>
     <w:p>
@@ -17238,7 +17286,7 @@
           <w:color w:val="1B1B1B"/>
           <w:sz w:val="20"/>
         </w:rPr>
-        <w:t>销售：那它已经在路上了。</w:t>
+        <w:t>医生：可以，我给你写。</w:t>
       </w:r>
     </w:p>
     <w:tbl>
@@ -17379,7 +17427,7 @@
                 <w:color w:val="1B1B1B"/>
                 <w:sz w:val="18"/>
               </w:rPr>
-              <w:t>你买下的不是课程，是一个更理想的自己。</w:t>
+              <w:t>你听见需要复查，不等于已经得到一个结局。</w:t>
             </w:r>
           </w:p>
         </w:tc>
@@ -17397,7 +17445,7 @@
                 <w:color w:val="1B1B1B"/>
                 <w:sz w:val="18"/>
               </w:rPr>
-              <w:t>我到底想练，还是想拥有“正在练”的身份？</w:t>
+              <w:t>我怕的是不知道，但可以先做一件明确的事。</w:t>
             </w:r>
           </w:p>
         </w:tc>
@@ -17415,7 +17463,7 @@
                 <w:color w:val="1B1B1B"/>
                 <w:sz w:val="18"/>
               </w:rPr>
-              <w:t>明天一定去。</w:t>
+              <w:t>我想确认下一步。</w:t>
             </w:r>
           </w:p>
         </w:tc>
@@ -17433,7 +17481,7 @@
                 <w:color w:val="1B1B1B"/>
                 <w:sz w:val="18"/>
               </w:rPr>
-              <w:t>明天来了，卡没来。</w:t>
+              <w:t>一张报告不是一个人的全部。</w:t>
             </w:r>
           </w:p>
         </w:tc>
@@ -17471,7 +17519,7 @@
                 <w:color w:val="1B1B1B"/>
                 <w:sz w:val="18"/>
               </w:rPr>
-              <w:t>年卡进入冷静期，钱包比肌肉先有反应。</w:t>
+              <w:t>身体寄来一封需要回执的信，不能再归类为未读。</w:t>
             </w:r>
           </w:p>
         </w:tc>
@@ -17489,7 +17537,7 @@
                 <w:color w:val="1B1B1B"/>
                 <w:sz w:val="18"/>
               </w:rPr>
-              <w:t>办卡那天，我的运动量是签字。</w:t>
+              <w:t>先别让搜索框给我写遗嘱。</w:t>
             </w:r>
           </w:p>
         </w:tc>
@@ -17507,7 +17555,7 @@
                 <w:color w:val="1B1B1B"/>
                 <w:sz w:val="18"/>
               </w:rPr>
-              <w:t>能退吗？</w:t>
+              <w:t>我把复查约上。</w:t>
             </w:r>
           </w:p>
         </w:tc>
@@ -17525,7 +17573,7 @@
                 <w:color w:val="1B1B1B"/>
                 <w:sz w:val="18"/>
               </w:rPr>
-              <w:t>合同写着：概不退款，但可转让给未来的你。</w:t>
+              <w:t>红字不会自己消失，脑补也不能替代复查。</w:t>
             </w:r>
           </w:p>
         </w:tc>
@@ -17563,7 +17611,7 @@
                 <w:color w:val="1B1B1B"/>
                 <w:sz w:val="18"/>
               </w:rPr>
-              <w:t>脑内健身房灯火通明，只有跑步机在等你。</w:t>
+              <w:t>脑内仪表盘亮起一盏灯，修理师说先读数，不要先拆整辆车。</w:t>
             </w:r>
           </w:p>
         </w:tc>
@@ -17581,7 +17629,7 @@
                 <w:color w:val="1B1B1B"/>
                 <w:sz w:val="18"/>
               </w:rPr>
-              <w:t>跑步机不需要我，它本来就会转。</w:t>
+              <w:t>警报很响，步骤可以很小。</w:t>
             </w:r>
           </w:p>
         </w:tc>
@@ -17599,7 +17647,7 @@
                 <w:color w:val="1B1B1B"/>
                 <w:sz w:val="18"/>
               </w:rPr>
-              <w:t>再办一张？</w:t>
+              <w:t>先告诉我检查哪儿。</w:t>
             </w:r>
           </w:p>
         </w:tc>
@@ -17617,7 +17665,7 @@
                 <w:color w:val="1B1B1B"/>
                 <w:sz w:val="18"/>
               </w:rPr>
-              <w:t>跑步机转了三年，你没上过。</w:t>
+              <w:t>灯亮着时，先沿着能走的步骤走。</w:t>
             </w:r>
           </w:p>
         </w:tc>
@@ -17655,7 +17703,7 @@
                 <w:color w:val="1B1B1B"/>
                 <w:sz w:val="18"/>
               </w:rPr>
-              <w:t>想象中的自律之神收到一份年卡供奉，回赠一张收据。</w:t>
+              <w:t>想象中的肉身空间站提交异常工单，系统禁止凭一个红字宣布宇宙关闭。</w:t>
             </w:r>
           </w:p>
         </w:tc>
@@ -17673,7 +17721,7 @@
                 <w:color w:val="1B1B1B"/>
                 <w:sz w:val="18"/>
               </w:rPr>
-              <w:t>神明说：心诚则灵，卡不灵。</w:t>
+              <w:t>我会害怕，但不用同时演完全部结局。</w:t>
             </w:r>
           </w:p>
         </w:tc>
@@ -17691,7 +17739,7 @@
                 <w:color w:val="1B1B1B"/>
                 <w:sz w:val="18"/>
               </w:rPr>
-              <w:t>能开发票吗？</w:t>
+              <w:t>请把下一步写成一行。</w:t>
             </w:r>
           </w:p>
         </w:tc>
@@ -17709,7 +17757,7 @@
                 <w:color w:val="1B1B1B"/>
                 <w:sz w:val="18"/>
               </w:rPr>
-              <w:t>神把收据折好，塞进了你的抽屉。</w:t>
+              <w:t>空间站仍在运转，工单交给真正能处理的人。</w:t>
             </w:r>
           </w:p>
         </w:tc>
@@ -17740,7 +17788,7 @@
           <w:color w:val="1B1B1B"/>
           <w:sz w:val="20"/>
         </w:rPr>
-        <w:t>转卡给朋友：</w:t>
+        <w:t>按建议预约复查，把时间留出来：</w:t>
       </w:r>
       <w:r>
         <w:rPr>
@@ -17750,7 +17798,7 @@
           <w:color w:val="1B1B1B"/>
           <w:sz w:val="20"/>
         </w:rPr>
-        <w:t>卡转出去了。旁白：你完成了本作最高效的一次健身。</w:t>
+        <w:t>你约了复查，把时间留出来。旁白：报告是纸条，不是判决书。</w:t>
       </w:r>
     </w:p>
     <w:p>
@@ -17765,7 +17813,7 @@
           <w:color w:val="1B1B1B"/>
           <w:sz w:val="20"/>
         </w:rPr>
-        <w:t>硬着头皮去一次：</w:t>
+        <w:t>请可信的人陪着，一起把问题问清楚：</w:t>
       </w:r>
       <w:r>
         <w:rPr>
@@ -17775,7 +17823,7 @@
           <w:color w:val="1B1B1B"/>
           <w:sz w:val="20"/>
         </w:rPr>
-        <w:t>你去了一次。旁白：二十分钟里有十分钟在找角度，也算运动。</w:t>
+        <w:t>你请人陪着一起问。旁白：一个人听医嘱，容易只听见坏的。</w:t>
       </w:r>
     </w:p>
     <w:p>
@@ -17790,7 +17838,7 @@
           <w:color w:val="1B1B1B"/>
           <w:sz w:val="20"/>
         </w:rPr>
-        <w:t>把卡裱起来，当自律纪念：</w:t>
+        <w:t>承认现在怕得听不进，请医生写明安排：</w:t>
       </w:r>
       <w:r>
         <w:rPr>
@@ -17800,17 +17848,7 @@
           <w:color w:val="1B1B1B"/>
           <w:sz w:val="20"/>
         </w:rPr>
-        <w:t>你把卡裱了。旁白：本作第一个给年卡办葬礼的人，仪式感满分。</w:t>
-      </w:r>
-      <w:r>
-        <w:rPr>
-          <w:rFonts w:ascii="Microsoft YaHei" w:hAnsi="Microsoft YaHei" w:eastAsia="Microsoft YaHei"/>
-          <w:b w:val="0"/>
-          <w:i w:val="0"/>
-          <w:color w:val="8C1D18"/>
-          <w:sz w:val="19"/>
-        </w:rPr>
-        <w:t>（旁白：旁白：别人裱奖状，你裱年卡，还是没过期的那种。）</w:t>
+        <w:t>你说听不进去，请医生写下来。旁白：承认听不进，也是一种配合。</w:t>
       </w:r>
     </w:p>
     <w:p>
@@ -17825,7 +17863,7 @@
           <w:color w:val="1B1B1B"/>
           <w:sz w:val="28"/>
         </w:rPr>
-        <w:t>LC33 · 相册自动生成《去年今日》，那天你在加班</w:t>
+        <w:t>LC32 · 健身房年卡，第一次去是办卡那天</w:t>
       </w:r>
     </w:p>
     <w:p>
@@ -17837,7 +17875,7 @@
           <w:color w:val="5A5A5A"/>
           <w:sz w:val="18"/>
         </w:rPr>
-        <w:t>27–35 岁   ·   office   ·   adult</w:t>
+        <w:t>26–33 岁   ·   home   ·   adult</w:t>
       </w:r>
     </w:p>
     <w:p>
@@ -17862,7 +17900,7 @@
           <w:color w:val="1B1B1B"/>
           <w:sz w:val="21"/>
         </w:rPr>
-        <w:t>手机弹出《去年今日》：照片里是你、蛋糕和一群笑着的人。你放大看了三秒，才想起那天你在公司，蛋糕是同事的离职蛋糕，笑容是加班到十点的那种。系统问：要生成回忆视频吗？</w:t>
+        <w:t>健身房年卡打折，销售说“你这种体型练三个月就能变”。你办了卡，第一次去是办卡那天。第二次，卡已经过期。手机里还留着教练的语音：哥，今天来吗？</w:t>
       </w:r>
     </w:p>
     <w:p>
@@ -17893,7 +17931,71 @@
           <w:color w:val="1B1B1B"/>
           <w:sz w:val="20"/>
         </w:rPr>
-        <w:t>系统：已为你选好 12 张照片，配乐《最好的时光》。</w:t>
+        <w:t>销售：办卡就是改变的开始。</w:t>
+      </w:r>
+    </w:p>
+    <w:p>
+      <w:pPr>
+        <w:spacing w:after="20"/>
+        <w:ind w:left="340"/>
+      </w:pPr>
+      <w:r>
+        <w:rPr>
+          <w:rFonts w:ascii="Microsoft YaHei" w:hAnsi="Microsoft YaHei" w:eastAsia="Microsoft YaHei"/>
+          <w:b w:val="0"/>
+          <w:i w:val="0"/>
+          <w:color w:val="1B1B1B"/>
+          <w:sz w:val="20"/>
+        </w:rPr>
+        <w:t>你：那改变什么时候来？</w:t>
+      </w:r>
+    </w:p>
+    <w:p>
+      <w:pPr>
+        <w:spacing w:after="20"/>
+        <w:ind w:left="340"/>
+      </w:pPr>
+      <w:r>
+        <w:rPr>
+          <w:rFonts w:ascii="Microsoft YaHei" w:hAnsi="Microsoft YaHei" w:eastAsia="Microsoft YaHei"/>
+          <w:b w:val="0"/>
+          <w:i w:val="0"/>
+          <w:color w:val="1B1B1B"/>
+          <w:sz w:val="20"/>
+        </w:rPr>
+        <w:t>销售：刷卡之后。</w:t>
+      </w:r>
+    </w:p>
+    <w:p>
+      <w:pPr>
+        <w:spacing w:after="20"/>
+        <w:ind w:left="340"/>
+      </w:pPr>
+      <w:r>
+        <w:rPr>
+          <w:rFonts w:ascii="Microsoft YaHei" w:hAnsi="Microsoft YaHei" w:eastAsia="Microsoft YaHei"/>
+          <w:b w:val="0"/>
+          <w:i w:val="0"/>
+          <w:color w:val="1B1B1B"/>
+          <w:sz w:val="20"/>
+        </w:rPr>
+        <w:t>你：我已经刷了。</w:t>
+      </w:r>
+    </w:p>
+    <w:p>
+      <w:pPr>
+        <w:spacing w:after="20"/>
+        <w:ind w:left="340"/>
+      </w:pPr>
+      <w:r>
+        <w:rPr>
+          <w:rFonts w:ascii="Microsoft YaHei" w:hAnsi="Microsoft YaHei" w:eastAsia="Microsoft YaHei"/>
+          <w:b w:val="0"/>
+          <w:i w:val="0"/>
+          <w:color w:val="1B1B1B"/>
+          <w:sz w:val="20"/>
+        </w:rPr>
+        <w:t>销售：那它已经在路上了。</w:t>
       </w:r>
     </w:p>
     <w:tbl>
@@ -18034,7 +18136,7 @@
                 <w:color w:val="1B1B1B"/>
                 <w:sz w:val="18"/>
               </w:rPr>
-              <w:t>算法比你更记得你过过什么日子。</w:t>
+              <w:t>你买下的不是课程，是一个更理想的自己。</w:t>
             </w:r>
           </w:p>
         </w:tc>
@@ -18052,7 +18154,7 @@
                 <w:color w:val="1B1B1B"/>
                 <w:sz w:val="18"/>
               </w:rPr>
-              <w:t>它挑的十二张，有八张不是我拍的。</w:t>
+              <w:t>我到底想练，还是想拥有“正在练”的身份？</w:t>
             </w:r>
           </w:p>
         </w:tc>
@@ -18070,7 +18172,7 @@
                 <w:color w:val="1B1B1B"/>
                 <w:sz w:val="18"/>
               </w:rPr>
-              <w:t>生成吧。</w:t>
+              <w:t>明天一定去。</w:t>
             </w:r>
           </w:p>
         </w:tc>
@@ -18088,7 +18190,7 @@
                 <w:color w:val="1B1B1B"/>
                 <w:sz w:val="18"/>
               </w:rPr>
-              <w:t>视频做完，你看了两遍。</w:t>
+              <w:t>明天来了，卡没来。</w:t>
             </w:r>
           </w:p>
         </w:tc>
@@ -18126,7 +18228,7 @@
                 <w:color w:val="1B1B1B"/>
                 <w:sz w:val="18"/>
               </w:rPr>
-              <w:t>回忆自动打包，配乐不用你选，情绪也已预备。</w:t>
+              <w:t>年卡进入冷静期，钱包比肌肉先有反应。</w:t>
             </w:r>
           </w:p>
         </w:tc>
@@ -18144,7 +18246,7 @@
                 <w:color w:val="1B1B1B"/>
                 <w:sz w:val="18"/>
               </w:rPr>
-              <w:t>它把我加班那天，剪成了黄金时代。</w:t>
+              <w:t>办卡那天，我的运动量是签字。</w:t>
             </w:r>
           </w:p>
         </w:tc>
@@ -18162,7 +18264,7 @@
                 <w:color w:val="1B1B1B"/>
                 <w:sz w:val="18"/>
               </w:rPr>
-              <w:t>能换首歌吗？</w:t>
+              <w:t>能退吗？</w:t>
             </w:r>
           </w:p>
         </w:tc>
@@ -18180,7 +18282,7 @@
                 <w:color w:val="1B1B1B"/>
                 <w:sz w:val="18"/>
               </w:rPr>
-              <w:t>系统说：此模板已获百万用户好评。</w:t>
+              <w:t>合同写着：概不退款，但可转让给未来的你。</w:t>
             </w:r>
           </w:p>
         </w:tc>
@@ -18218,7 +18320,7 @@
                 <w:color w:val="1B1B1B"/>
                 <w:sz w:val="18"/>
               </w:rPr>
-              <w:t>脑内相册是一间仓库，货架上摆着被算法挑过的自己。</w:t>
+              <w:t>脑内健身房灯火通明，只有跑步机在等你。</w:t>
             </w:r>
           </w:p>
         </w:tc>
@@ -18236,7 +18338,7 @@
                 <w:color w:val="1B1B1B"/>
                 <w:sz w:val="18"/>
               </w:rPr>
-              <w:t>我记得的那几张，它一张都没选。</w:t>
+              <w:t>跑步机不需要我，它本来就会转。</w:t>
             </w:r>
           </w:p>
         </w:tc>
@@ -18254,7 +18356,7 @@
                 <w:color w:val="1B1B1B"/>
                 <w:sz w:val="18"/>
               </w:rPr>
-              <w:t>我自己挑。</w:t>
+              <w:t>再办一张？</w:t>
             </w:r>
           </w:p>
         </w:tc>
@@ -18272,7 +18374,7 @@
                 <w:color w:val="1B1B1B"/>
                 <w:sz w:val="18"/>
               </w:rPr>
-              <w:t>你挑了半天，只挑出一张。</w:t>
+              <w:t>跑步机转了三年，你没上过。</w:t>
             </w:r>
           </w:p>
         </w:tc>
@@ -18310,7 +18412,7 @@
                 <w:color w:val="1B1B1B"/>
                 <w:sz w:val="18"/>
               </w:rPr>
-              <w:t>想象中的记忆管理局给每年发一份年度报告，配图由它决定。</w:t>
+              <w:t>想象中的自律之神收到一份年卡供奉，回赠一张收据。</w:t>
             </w:r>
           </w:p>
         </w:tc>
@@ -18328,7 +18430,7 @@
                 <w:color w:val="1B1B1B"/>
                 <w:sz w:val="18"/>
               </w:rPr>
-              <w:t>报告里没有加班，只有蛋糕。</w:t>
+              <w:t>神明说：心诚则灵，卡不灵。</w:t>
             </w:r>
           </w:p>
         </w:tc>
@@ -18346,7 +18448,7 @@
                 <w:color w:val="1B1B1B"/>
                 <w:sz w:val="18"/>
               </w:rPr>
-              <w:t>能申诉吗？</w:t>
+              <w:t>能开发票吗？</w:t>
             </w:r>
           </w:p>
         </w:tc>
@@ -18364,7 +18466,7 @@
                 <w:color w:val="1B1B1B"/>
                 <w:sz w:val="18"/>
               </w:rPr>
-              <w:t>申诉窗口排队的人，都拿着蛋糕照片。</w:t>
+              <w:t>神把收据折好，塞进了你的抽屉。</w:t>
             </w:r>
           </w:p>
         </w:tc>
@@ -18395,7 +18497,7 @@
           <w:color w:val="1B1B1B"/>
           <w:sz w:val="20"/>
         </w:rPr>
-        <w:t>生成，但不发：</w:t>
+        <w:t>转卡给朋友：</w:t>
       </w:r>
       <w:r>
         <w:rPr>
@@ -18405,7 +18507,7 @@
           <w:color w:val="1B1B1B"/>
           <w:sz w:val="20"/>
         </w:rPr>
-        <w:t>你生成了。旁白：有些回忆不需要观众，只需要不被删掉。</w:t>
+        <w:t>卡转出去了。旁白：你完成了本作最高效的一次健身。</w:t>
       </w:r>
     </w:p>
     <w:p>
@@ -18420,7 +18522,7 @@
           <w:color w:val="1B1B1B"/>
           <w:sz w:val="20"/>
         </w:rPr>
-        <w:t>重新挑十二张：</w:t>
+        <w:t>硬着头皮去一次：</w:t>
       </w:r>
       <w:r>
         <w:rPr>
@@ -18430,7 +18532,7 @@
           <w:color w:val="1B1B1B"/>
           <w:sz w:val="20"/>
         </w:rPr>
-        <w:t>你挑了十二张糊的。旁白：系统建议重选，你建议它闭嘴。</w:t>
+        <w:t>你去了一次。旁白：二十分钟里有十分钟在找角度，也算运动。</w:t>
       </w:r>
     </w:p>
     <w:p>
@@ -18445,7 +18547,7 @@
           <w:color w:val="1B1B1B"/>
           <w:sz w:val="20"/>
         </w:rPr>
-        <w:t>关掉提醒，卸载相册：</w:t>
+        <w:t>把卡裱起来，当自律纪念：</w:t>
       </w:r>
       <w:r>
         <w:rPr>
@@ -18455,7 +18557,7 @@
           <w:color w:val="1B1B1B"/>
           <w:sz w:val="20"/>
         </w:rPr>
-        <w:t>你卸载了。旁白：算法在云端给你留了个备份，还起了个名字叫“珍贵的你”。</w:t>
+        <w:t>你把卡裱了。旁白：本作第一个给年卡办葬礼的人，仪式感满分。</w:t>
       </w:r>
       <w:r>
         <w:rPr>
@@ -18465,10 +18567,22 @@
           <w:color w:val="8C1D18"/>
           <w:sz w:val="19"/>
         </w:rPr>
-        <w:t>（旁白：旁白：你卸载了相册，它把你的回忆备份到了更远的地方。）</w:t>
+        <w:t>（旁白：旁白：别人裱奖状，你裱年卡，还是没过期的那种。）</w:t>
       </w:r>
     </w:p>
     <w:p>
+      <w:r>
+        <w:rPr>
+          <w:rFonts w:ascii="Microsoft YaHei" w:hAnsi="Microsoft YaHei" w:eastAsia="Microsoft YaHei"/>
+          <w:b w:val="0"/>
+          <w:i w:val="0"/>
+          <w:color w:val="8C1D18"/>
+          <w:sz w:val="19"/>
+        </w:rPr>
+        <w:t>误会：销售以为你会来，你以为自己会来。</w:t>
+      </w:r>
+    </w:p>
+    <w:p>
       <w:pPr>
         <w:spacing w:before="280"/>
       </w:pPr>
@@ -18480,7 +18594,7 @@
           <w:color w:val="1B1B1B"/>
           <w:sz w:val="28"/>
         </w:rPr>
-        <w:t>LC31 · 同学群里有人 @全体，说要办十周年聚会</w:t>
+        <w:t>LC33 · 相册自动生成《去年今日》，那天你在加班</w:t>
       </w:r>
     </w:p>
     <w:p>
@@ -18492,7 +18606,7 @@
           <w:color w:val="5A5A5A"/>
           <w:sz w:val="18"/>
         </w:rPr>
-        <w:t>28–34 岁   ·   park   ·   adult</w:t>
+        <w:t>27–35 岁   ·   office   ·   adult</w:t>
       </w:r>
     </w:p>
     <w:p>
@@ -18517,7 +18631,7 @@
           <w:color w:val="1B1B1B"/>
           <w:sz w:val="21"/>
         </w:rPr>
-        <w:t>同学群突然跳出 @全体：十周年聚会，AA，地点定在当年校门口那家店。群里瞬间刷出三十条“必须到”，然后安静了。你翻了翻日历，那天刚好没事，也刚好不太想去。</w:t>
+        <w:t>手机弹出《去年今日》：照片里是你、蛋糕和一群笑着的人。你放大看了三秒，才想起那天你在公司，蛋糕是同事的离职蛋糕，笑容是加班到十点的那种。系统问：要生成回忆视频吗？</w:t>
       </w:r>
     </w:p>
     <w:p>
@@ -18548,71 +18662,7 @@
           <w:color w:val="1B1B1B"/>
           <w:sz w:val="20"/>
         </w:rPr>
-        <w:t>班长：不来也行，先把钱交了。</w:t>
-      </w:r>
-    </w:p>
-    <w:p>
-      <w:pPr>
-        <w:spacing w:after="20"/>
-        <w:ind w:left="340"/>
-      </w:pPr>
-      <w:r>
-        <w:rPr>
-          <w:rFonts w:ascii="Microsoft YaHei" w:hAnsi="Microsoft YaHei" w:eastAsia="Microsoft YaHei"/>
-          <w:b w:val="0"/>
-          <w:i w:val="0"/>
-          <w:color w:val="1B1B1B"/>
-          <w:sz w:val="20"/>
-        </w:rPr>
-        <w:t>你：钱交了人不到，算参加吗？</w:t>
-      </w:r>
-    </w:p>
-    <w:p>
-      <w:pPr>
-        <w:spacing w:after="20"/>
-        <w:ind w:left="340"/>
-      </w:pPr>
-      <w:r>
-        <w:rPr>
-          <w:rFonts w:ascii="Microsoft YaHei" w:hAnsi="Microsoft YaHei" w:eastAsia="Microsoft YaHei"/>
-          <w:b w:val="0"/>
-          <w:i w:val="0"/>
-          <w:color w:val="1B1B1B"/>
-          <w:sz w:val="20"/>
-        </w:rPr>
-        <w:t>班长：算赞助。</w:t>
-      </w:r>
-    </w:p>
-    <w:p>
-      <w:pPr>
-        <w:spacing w:after="20"/>
-        <w:ind w:left="340"/>
-      </w:pPr>
-      <w:r>
-        <w:rPr>
-          <w:rFonts w:ascii="Microsoft YaHei" w:hAnsi="Microsoft YaHei" w:eastAsia="Microsoft YaHei"/>
-          <w:b w:val="0"/>
-          <w:i w:val="0"/>
-          <w:color w:val="1B1B1B"/>
-          <w:sz w:val="20"/>
-        </w:rPr>
-        <w:t>你：那我赞助多少？</w:t>
-      </w:r>
-    </w:p>
-    <w:p>
-      <w:pPr>
-        <w:spacing w:after="20"/>
-        <w:ind w:left="340"/>
-      </w:pPr>
-      <w:r>
-        <w:rPr>
-          <w:rFonts w:ascii="Microsoft YaHei" w:hAnsi="Microsoft YaHei" w:eastAsia="Microsoft YaHei"/>
-          <w:b w:val="0"/>
-          <w:i w:val="0"/>
-          <w:color w:val="1B1B1B"/>
-          <w:sz w:val="20"/>
-        </w:rPr>
-        <w:t>班长：看你想被记多久。</w:t>
+        <w:t>系统：已为你选好 12 张照片，配乐《最好的时光》。</w:t>
       </w:r>
     </w:p>
     <w:tbl>
@@ -18753,7 +18803,7 @@
                 <w:color w:val="1B1B1B"/>
                 <w:sz w:val="18"/>
               </w:rPr>
-              <w:t>你盯着“必须到”三个字，想起当年也这么喊过。</w:t>
+              <w:t>算法比你更记得你过过什么日子。</w:t>
             </w:r>
           </w:p>
         </w:tc>
@@ -18771,7 +18821,7 @@
                 <w:color w:val="1B1B1B"/>
                 <w:sz w:val="18"/>
               </w:rPr>
-              <w:t>我到底是想见人，还是怕被写进“没来名单”？</w:t>
+              <w:t>它挑的十二张，有八张不是我拍的。</w:t>
             </w:r>
           </w:p>
         </w:tc>
@@ -18789,7 +18839,7 @@
                 <w:color w:val="1B1B1B"/>
                 <w:sz w:val="18"/>
               </w:rPr>
-              <w:t>那天我有空吗？</w:t>
+              <w:t>生成吧。</w:t>
             </w:r>
           </w:p>
         </w:tc>
@@ -18807,7 +18857,7 @@
                 <w:color w:val="1B1B1B"/>
                 <w:sz w:val="18"/>
               </w:rPr>
-              <w:t>你最后看了一眼群公告，没点接龙。</w:t>
+              <w:t>视频做完，你看了两遍。</w:t>
             </w:r>
           </w:p>
         </w:tc>
@@ -18845,7 +18895,7 @@
                 <w:color w:val="1B1B1B"/>
                 <w:sz w:val="18"/>
               </w:rPr>
-              <w:t>十周年聚会项目进入报名阶段，热情与 AA 制同步在线。</w:t>
+              <w:t>回忆自动打包，配乐不用你选，情绪也已预备。</w:t>
             </w:r>
           </w:p>
         </w:tc>
@@ -18863,7 +18913,7 @@
                 <w:color w:val="1B1B1B"/>
                 <w:sz w:val="18"/>
               </w:rPr>
-              <w:t>群里的“必须到”一般活不过三天。</w:t>
+              <w:t>它把我加班那天，剪成了黄金时代。</w:t>
             </w:r>
           </w:p>
         </w:tc>
@@ -18881,7 +18931,7 @@
                 <w:color w:val="1B1B1B"/>
                 <w:sz w:val="18"/>
               </w:rPr>
-              <w:t>先交钱还是先交人？</w:t>
+              <w:t>能换首歌吗？</w:t>
             </w:r>
           </w:p>
         </w:tc>
@@ -18899,7 +18949,7 @@
                 <w:color w:val="1B1B1B"/>
                 <w:sz w:val="18"/>
               </w:rPr>
-              <w:t>接龙停在第十七位，像当年值日表。</w:t>
+              <w:t>系统说：此模板已获百万用户好评。</w:t>
             </w:r>
           </w:p>
         </w:tc>
@@ -18937,7 +18987,7 @@
                 <w:color w:val="1B1B1B"/>
                 <w:sz w:val="18"/>
               </w:rPr>
-              <w:t>脑内同学会是一间巨大的教室，所有人的座位都还在原来的位置。</w:t>
+              <w:t>脑内相册是一间仓库，货架上摆着被算法挑过的自己。</w:t>
             </w:r>
           </w:p>
         </w:tc>
@@ -18955,7 +19005,7 @@
                 <w:color w:val="1B1B1B"/>
                 <w:sz w:val="18"/>
               </w:rPr>
-              <w:t>我怕的不是变老，是被问现在做什么。</w:t>
+              <w:t>我记得的那几张，它一张都没选。</w:t>
             </w:r>
           </w:p>
         </w:tc>
@@ -18973,7 +19023,7 @@
                 <w:color w:val="1B1B1B"/>
                 <w:sz w:val="18"/>
               </w:rPr>
-              <w:t>先坐后排。</w:t>
+              <w:t>我自己挑。</w:t>
             </w:r>
           </w:p>
         </w:tc>
@@ -18991,7 +19041,7 @@
                 <w:color w:val="1B1B1B"/>
                 <w:sz w:val="18"/>
               </w:rPr>
-              <w:t>教室没变，座位牌换成了职位。</w:t>
+              <w:t>你挑了半天，只挑出一张。</w:t>
             </w:r>
           </w:p>
         </w:tc>
@@ -19029,7 +19079,7 @@
                 <w:color w:val="1B1B1B"/>
                 <w:sz w:val="18"/>
               </w:rPr>
-              <w:t>想象中的时间管理局要求你提交十年总结，格式不限。</w:t>
+              <w:t>想象中的记忆管理局给每年发一份年度报告，配图由它决定。</w:t>
             </w:r>
           </w:p>
         </w:tc>
@@ -19047,7 +19097,7 @@
                 <w:color w:val="1B1B1B"/>
                 <w:sz w:val="18"/>
               </w:rPr>
-              <w:t>我的十年总结只有一行：还在。</w:t>
+              <w:t>报告里没有加班，只有蛋糕。</w:t>
             </w:r>
           </w:p>
         </w:tc>
@@ -19065,7 +19115,7 @@
                 <w:color w:val="1B1B1B"/>
                 <w:sz w:val="18"/>
               </w:rPr>
-              <w:t>能交白卷吗？</w:t>
+              <w:t>能申诉吗？</w:t>
             </w:r>
           </w:p>
         </w:tc>
@@ -19083,7 +19133,7 @@
                 <w:color w:val="1B1B1B"/>
                 <w:sz w:val="18"/>
               </w:rPr>
-              <w:t>管理局收下了白卷，盖了个章。</w:t>
+              <w:t>申诉窗口排队的人，都拿着蛋糕照片。</w:t>
             </w:r>
           </w:p>
         </w:tc>
@@ -19114,7 +19164,7 @@
           <w:color w:val="1B1B1B"/>
           <w:sz w:val="20"/>
         </w:rPr>
-        <w:t>去，但只待一小时：</w:t>
+        <w:t>生成，但不发：</w:t>
       </w:r>
       <w:r>
         <w:rPr>
@@ -19124,7 +19174,7 @@
           <w:color w:val="1B1B1B"/>
           <w:sz w:val="20"/>
         </w:rPr>
-        <w:t>一小时到点，你起身。旁白：本场聚会你完成了主要剧情，支线留给别人。</w:t>
+        <w:t>你生成了。旁白：有些回忆不需要观众，只需要不被删掉。</w:t>
       </w:r>
     </w:p>
     <w:p>
@@ -19139,7 +19189,7 @@
           <w:color w:val="1B1B1B"/>
           <w:sz w:val="20"/>
         </w:rPr>
-        <w:t>交钱不去：</w:t>
+        <w:t>重新挑十二张：</w:t>
       </w:r>
       <w:r>
         <w:rPr>
@@ -19149,7 +19199,7 @@
           <w:color w:val="1B1B1B"/>
           <w:sz w:val="20"/>
         </w:rPr>
-        <w:t>你交了钱。旁白：这可能是本作最省力的一次社交。</w:t>
+        <w:t>你挑了十二张糊的。旁白：系统建议重选，你建议它闭嘴。</w:t>
       </w:r>
     </w:p>
     <w:p>
@@ -19164,7 +19214,7 @@
           <w:color w:val="1B1B1B"/>
           <w:sz w:val="20"/>
         </w:rPr>
-        <w:t>提议改期，改成小范围：</w:t>
+        <w:t>关掉提醒，卸载相册：</w:t>
       </w:r>
       <w:r>
         <w:rPr>
@@ -19174,7 +19224,7 @@
           <w:color w:val="1B1B1B"/>
           <w:sz w:val="20"/>
         </w:rPr>
-        <w:t>班长让你拉群。旁白：你把三十人的局裁成四个，还顺手接了班长的活。</w:t>
+        <w:t>你卸载了。旁白：算法在云端给你留了个备份，还起了个名字叫“珍贵的你”。</w:t>
       </w:r>
       <w:r>
         <w:rPr>
@@ -19184,7 +19234,750 @@
           <w:color w:val="8C1D18"/>
           <w:sz w:val="19"/>
         </w:rPr>
+        <w:t>（旁白：旁白：你卸载了相册，它把你的回忆备份到了更远的地方。）</w:t>
+      </w:r>
+    </w:p>
+    <w:p>
+      <w:r>
+        <w:rPr>
+          <w:rFonts w:ascii="Microsoft YaHei" w:hAnsi="Microsoft YaHei" w:eastAsia="Microsoft YaHei"/>
+          <w:b w:val="0"/>
+          <w:i w:val="0"/>
+          <w:color w:val="8C1D18"/>
+          <w:sz w:val="19"/>
+        </w:rPr>
+        <w:t>误会：算法以为那天是黄金时代，你记得的只有加班。</w:t>
+      </w:r>
+    </w:p>
+    <w:p>
+      <w:pPr>
+        <w:spacing w:before="280"/>
+      </w:pPr>
+      <w:r>
+        <w:rPr>
+          <w:rFonts w:ascii="Microsoft YaHei" w:hAnsi="Microsoft YaHei" w:eastAsia="Microsoft YaHei"/>
+          <w:b/>
+          <w:i w:val="0"/>
+          <w:color w:val="1B1B1B"/>
+          <w:sz w:val="28"/>
+        </w:rPr>
+        <w:t>LC31 · 同学群里有人 @全体，说要办十周年聚会</w:t>
+      </w:r>
+    </w:p>
+    <w:p>
+      <w:r>
+        <w:rPr>
+          <w:rFonts w:ascii="Microsoft YaHei" w:hAnsi="Microsoft YaHei" w:eastAsia="Microsoft YaHei"/>
+          <w:b w:val="0"/>
+          <w:i w:val="0"/>
+          <w:color w:val="5A5A5A"/>
+          <w:sz w:val="18"/>
+        </w:rPr>
+        <w:t>28–34 岁   ·   park   ·   adult</w:t>
+      </w:r>
+    </w:p>
+    <w:p>
+      <w:pPr>
+        <w:spacing w:after="60"/>
+      </w:pPr>
+      <w:r>
+        <w:rPr>
+          <w:rFonts w:ascii="Microsoft YaHei" w:hAnsi="Microsoft YaHei" w:eastAsia="Microsoft YaHei"/>
+          <w:b/>
+          <w:i w:val="0"/>
+          <w:color w:val="8C1D18"/>
+          <w:sz w:val="18"/>
+        </w:rPr>
+        <w:t xml:space="preserve">开场旁白  </w:t>
+      </w:r>
+      <w:r>
+        <w:rPr>
+          <w:rFonts w:ascii="Microsoft YaHei" w:hAnsi="Microsoft YaHei" w:eastAsia="Microsoft YaHei"/>
+          <w:b w:val="0"/>
+          <w:i w:val="0"/>
+          <w:color w:val="1B1B1B"/>
+          <w:sz w:val="21"/>
+        </w:rPr>
+        <w:t>同学群突然跳出 @全体：十周年聚会，AA，地点定在当年校门口那家店。群里瞬间刷出三十条“必须到”，然后安静了。你翻了翻日历，那天刚好没事，也刚好不太想去。</w:t>
+      </w:r>
+    </w:p>
+    <w:p>
+      <w:pPr>
+        <w:spacing w:after="40"/>
+      </w:pPr>
+      <w:r>
+        <w:rPr>
+          <w:rFonts w:ascii="Microsoft YaHei" w:hAnsi="Microsoft YaHei" w:eastAsia="Microsoft YaHei"/>
+          <w:b/>
+          <w:i w:val="0"/>
+          <w:color w:val="8C1D18"/>
+          <w:sz w:val="18"/>
+        </w:rPr>
+        <w:t>人物对白</w:t>
+      </w:r>
+    </w:p>
+    <w:p>
+      <w:pPr>
+        <w:spacing w:after="20"/>
+        <w:ind w:left="340"/>
+      </w:pPr>
+      <w:r>
+        <w:rPr>
+          <w:rFonts w:ascii="Microsoft YaHei" w:hAnsi="Microsoft YaHei" w:eastAsia="Microsoft YaHei"/>
+          <w:b w:val="0"/>
+          <w:i w:val="0"/>
+          <w:color w:val="1B1B1B"/>
+          <w:sz w:val="20"/>
+        </w:rPr>
+        <w:t>班长：不来也行，先把钱交了。</w:t>
+      </w:r>
+    </w:p>
+    <w:p>
+      <w:pPr>
+        <w:spacing w:after="20"/>
+        <w:ind w:left="340"/>
+      </w:pPr>
+      <w:r>
+        <w:rPr>
+          <w:rFonts w:ascii="Microsoft YaHei" w:hAnsi="Microsoft YaHei" w:eastAsia="Microsoft YaHei"/>
+          <w:b w:val="0"/>
+          <w:i w:val="0"/>
+          <w:color w:val="1B1B1B"/>
+          <w:sz w:val="20"/>
+        </w:rPr>
+        <w:t>你：钱交了人不到，算参加吗？</w:t>
+      </w:r>
+    </w:p>
+    <w:p>
+      <w:pPr>
+        <w:spacing w:after="20"/>
+        <w:ind w:left="340"/>
+      </w:pPr>
+      <w:r>
+        <w:rPr>
+          <w:rFonts w:ascii="Microsoft YaHei" w:hAnsi="Microsoft YaHei" w:eastAsia="Microsoft YaHei"/>
+          <w:b w:val="0"/>
+          <w:i w:val="0"/>
+          <w:color w:val="1B1B1B"/>
+          <w:sz w:val="20"/>
+        </w:rPr>
+        <w:t>班长：算赞助。</w:t>
+      </w:r>
+    </w:p>
+    <w:p>
+      <w:pPr>
+        <w:spacing w:after="20"/>
+        <w:ind w:left="340"/>
+      </w:pPr>
+      <w:r>
+        <w:rPr>
+          <w:rFonts w:ascii="Microsoft YaHei" w:hAnsi="Microsoft YaHei" w:eastAsia="Microsoft YaHei"/>
+          <w:b w:val="0"/>
+          <w:i w:val="0"/>
+          <w:color w:val="1B1B1B"/>
+          <w:sz w:val="20"/>
+        </w:rPr>
+        <w:t>你：那我赞助多少？</w:t>
+      </w:r>
+    </w:p>
+    <w:p>
+      <w:pPr>
+        <w:spacing w:after="20"/>
+        <w:ind w:left="340"/>
+      </w:pPr>
+      <w:r>
+        <w:rPr>
+          <w:rFonts w:ascii="Microsoft YaHei" w:hAnsi="Microsoft YaHei" w:eastAsia="Microsoft YaHei"/>
+          <w:b w:val="0"/>
+          <w:i w:val="0"/>
+          <w:color w:val="1B1B1B"/>
+          <w:sz w:val="20"/>
+        </w:rPr>
+        <w:t>班长：看你想被记多久。</w:t>
+      </w:r>
+    </w:p>
+    <w:tbl>
+      <w:tblPr>
+        <w:tblStyle w:val="TableGrid"/>
+        <w:tblW w:type="auto" w:w="0"/>
+        <w:tblLook w:firstColumn="1" w:firstRow="1" w:lastColumn="0" w:lastRow="0" w:noHBand="0" w:noVBand="1" w:val="04A0"/>
+      </w:tblPr>
+      <w:tblGrid>
+        <w:gridCol w:w="1928"/>
+        <w:gridCol w:w="1928"/>
+        <w:gridCol w:w="1928"/>
+        <w:gridCol w:w="1928"/>
+        <w:gridCol w:w="1928"/>
+      </w:tblGrid>
+      <w:tr>
+        <w:tc>
+          <w:tcPr>
+            <w:tcW w:type="dxa" w:w="680"/>
+          </w:tcPr>
+          <w:p>
+            <w:r/>
+            <w:r>
+              <w:rPr>
+                <w:rFonts w:ascii="Microsoft YaHei" w:hAnsi="Microsoft YaHei" w:eastAsia="Microsoft YaHei"/>
+                <w:b/>
+                <w:i w:val="0"/>
+                <w:color w:val="8C1D18"/>
+                <w:sz w:val="18"/>
+              </w:rPr>
+              <w:t>档</w:t>
+            </w:r>
+          </w:p>
+        </w:tc>
+        <w:tc>
+          <w:tcPr>
+            <w:tcW w:type="dxa" w:w="3061"/>
+          </w:tcPr>
+          <w:p>
+            <w:r/>
+            <w:r>
+              <w:rPr>
+                <w:rFonts w:ascii="Microsoft YaHei" w:hAnsi="Microsoft YaHei" w:eastAsia="Microsoft YaHei"/>
+                <w:b/>
+                <w:i w:val="0"/>
+                <w:color w:val="8C1D18"/>
+                <w:sz w:val="18"/>
+              </w:rPr>
+              <w:t>旁白</w:t>
+            </w:r>
+          </w:p>
+        </w:tc>
+        <w:tc>
+          <w:tcPr>
+            <w:tcW w:type="dxa" w:w="2608"/>
+          </w:tcPr>
+          <w:p>
+            <w:r/>
+            <w:r>
+              <w:rPr>
+                <w:rFonts w:ascii="Microsoft YaHei" w:hAnsi="Microsoft YaHei" w:eastAsia="Microsoft YaHei"/>
+                <w:b/>
+                <w:i w:val="0"/>
+                <w:color w:val="8C1D18"/>
+                <w:sz w:val="18"/>
+              </w:rPr>
+              <w:t>内心</w:t>
+            </w:r>
+          </w:p>
+        </w:tc>
+        <w:tc>
+          <w:tcPr>
+            <w:tcW w:type="dxa" w:w="1474"/>
+          </w:tcPr>
+          <w:p>
+            <w:r/>
+            <w:r>
+              <w:rPr>
+                <w:rFonts w:ascii="Microsoft YaHei" w:hAnsi="Microsoft YaHei" w:eastAsia="Microsoft YaHei"/>
+                <w:b/>
+                <w:i w:val="0"/>
+                <w:color w:val="8C1D18"/>
+                <w:sz w:val="18"/>
+              </w:rPr>
+              <w:t>台词</w:t>
+            </w:r>
+          </w:p>
+        </w:tc>
+        <w:tc>
+          <w:tcPr>
+            <w:tcW w:type="dxa" w:w="1928"/>
+          </w:tcPr>
+          <w:p>
+            <w:r/>
+            <w:r>
+              <w:rPr>
+                <w:rFonts w:ascii="Microsoft YaHei" w:hAnsi="Microsoft YaHei" w:eastAsia="Microsoft YaHei"/>
+                <w:b/>
+                <w:i w:val="0"/>
+                <w:color w:val="8C1D18"/>
+                <w:sz w:val="18"/>
+              </w:rPr>
+              <w:t>收尾</w:t>
+            </w:r>
+          </w:p>
+        </w:tc>
+      </w:tr>
+      <w:tr>
+        <w:tc>
+          <w:tcPr>
+            <w:tcW w:type="dxa" w:w="680"/>
+          </w:tcPr>
+          <w:p>
+            <w:r/>
+            <w:r>
+              <w:rPr>
+                <w:rFonts w:ascii="Microsoft YaHei" w:hAnsi="Microsoft YaHei" w:eastAsia="Microsoft YaHei"/>
+                <w:b w:val="0"/>
+                <w:i w:val="0"/>
+                <w:color w:val="1B1B1B"/>
+                <w:sz w:val="18"/>
+              </w:rPr>
+              <w:t>T0</w:t>
+            </w:r>
+          </w:p>
+        </w:tc>
+        <w:tc>
+          <w:tcPr>
+            <w:tcW w:type="dxa" w:w="3061"/>
+          </w:tcPr>
+          <w:p>
+            <w:r/>
+            <w:r>
+              <w:rPr>
+                <w:rFonts w:ascii="Microsoft YaHei" w:hAnsi="Microsoft YaHei" w:eastAsia="Microsoft YaHei"/>
+                <w:b w:val="0"/>
+                <w:i w:val="0"/>
+                <w:color w:val="1B1B1B"/>
+                <w:sz w:val="18"/>
+              </w:rPr>
+              <w:t>你盯着“必须到”三个字，想起当年也这么喊过。</w:t>
+            </w:r>
+          </w:p>
+        </w:tc>
+        <w:tc>
+          <w:tcPr>
+            <w:tcW w:type="dxa" w:w="2608"/>
+          </w:tcPr>
+          <w:p>
+            <w:r/>
+            <w:r>
+              <w:rPr>
+                <w:rFonts w:ascii="Microsoft YaHei" w:hAnsi="Microsoft YaHei" w:eastAsia="Microsoft YaHei"/>
+                <w:b w:val="0"/>
+                <w:i w:val="0"/>
+                <w:color w:val="1B1B1B"/>
+                <w:sz w:val="18"/>
+              </w:rPr>
+              <w:t>我到底是想见人，还是怕被写进“没来名单”？</w:t>
+            </w:r>
+          </w:p>
+        </w:tc>
+        <w:tc>
+          <w:tcPr>
+            <w:tcW w:type="dxa" w:w="1474"/>
+          </w:tcPr>
+          <w:p>
+            <w:r/>
+            <w:r>
+              <w:rPr>
+                <w:rFonts w:ascii="Microsoft YaHei" w:hAnsi="Microsoft YaHei" w:eastAsia="Microsoft YaHei"/>
+                <w:b w:val="0"/>
+                <w:i w:val="0"/>
+                <w:color w:val="1B1B1B"/>
+                <w:sz w:val="18"/>
+              </w:rPr>
+              <w:t>那天我有空吗？</w:t>
+            </w:r>
+          </w:p>
+        </w:tc>
+        <w:tc>
+          <w:tcPr>
+            <w:tcW w:type="dxa" w:w="1928"/>
+          </w:tcPr>
+          <w:p>
+            <w:r/>
+            <w:r>
+              <w:rPr>
+                <w:rFonts w:ascii="Microsoft YaHei" w:hAnsi="Microsoft YaHei" w:eastAsia="Microsoft YaHei"/>
+                <w:b w:val="0"/>
+                <w:i w:val="0"/>
+                <w:color w:val="1B1B1B"/>
+                <w:sz w:val="18"/>
+              </w:rPr>
+              <w:t>你最后看了一眼群公告，没点接龙。</w:t>
+            </w:r>
+          </w:p>
+        </w:tc>
+      </w:tr>
+      <w:tr>
+        <w:tc>
+          <w:tcPr>
+            <w:tcW w:type="dxa" w:w="680"/>
+          </w:tcPr>
+          <w:p>
+            <w:r/>
+            <w:r>
+              <w:rPr>
+                <w:rFonts w:ascii="Microsoft YaHei" w:hAnsi="Microsoft YaHei" w:eastAsia="Microsoft YaHei"/>
+                <w:b w:val="0"/>
+                <w:i w:val="0"/>
+                <w:color w:val="1B1B1B"/>
+                <w:sz w:val="18"/>
+              </w:rPr>
+              <w:t>T1</w:t>
+            </w:r>
+          </w:p>
+        </w:tc>
+        <w:tc>
+          <w:tcPr>
+            <w:tcW w:type="dxa" w:w="3061"/>
+          </w:tcPr>
+          <w:p>
+            <w:r/>
+            <w:r>
+              <w:rPr>
+                <w:rFonts w:ascii="Microsoft YaHei" w:hAnsi="Microsoft YaHei" w:eastAsia="Microsoft YaHei"/>
+                <w:b w:val="0"/>
+                <w:i w:val="0"/>
+                <w:color w:val="1B1B1B"/>
+                <w:sz w:val="18"/>
+              </w:rPr>
+              <w:t>十周年聚会项目进入报名阶段，热情与 AA 制同步在线。</w:t>
+            </w:r>
+          </w:p>
+        </w:tc>
+        <w:tc>
+          <w:tcPr>
+            <w:tcW w:type="dxa" w:w="2608"/>
+          </w:tcPr>
+          <w:p>
+            <w:r/>
+            <w:r>
+              <w:rPr>
+                <w:rFonts w:ascii="Microsoft YaHei" w:hAnsi="Microsoft YaHei" w:eastAsia="Microsoft YaHei"/>
+                <w:b w:val="0"/>
+                <w:i w:val="0"/>
+                <w:color w:val="1B1B1B"/>
+                <w:sz w:val="18"/>
+              </w:rPr>
+              <w:t>群里的“必须到”一般活不过三天。</w:t>
+            </w:r>
+          </w:p>
+        </w:tc>
+        <w:tc>
+          <w:tcPr>
+            <w:tcW w:type="dxa" w:w="1474"/>
+          </w:tcPr>
+          <w:p>
+            <w:r/>
+            <w:r>
+              <w:rPr>
+                <w:rFonts w:ascii="Microsoft YaHei" w:hAnsi="Microsoft YaHei" w:eastAsia="Microsoft YaHei"/>
+                <w:b w:val="0"/>
+                <w:i w:val="0"/>
+                <w:color w:val="1B1B1B"/>
+                <w:sz w:val="18"/>
+              </w:rPr>
+              <w:t>先交钱还是先交人？</w:t>
+            </w:r>
+          </w:p>
+        </w:tc>
+        <w:tc>
+          <w:tcPr>
+            <w:tcW w:type="dxa" w:w="1928"/>
+          </w:tcPr>
+          <w:p>
+            <w:r/>
+            <w:r>
+              <w:rPr>
+                <w:rFonts w:ascii="Microsoft YaHei" w:hAnsi="Microsoft YaHei" w:eastAsia="Microsoft YaHei"/>
+                <w:b w:val="0"/>
+                <w:i w:val="0"/>
+                <w:color w:val="1B1B1B"/>
+                <w:sz w:val="18"/>
+              </w:rPr>
+              <w:t>接龙停在第十七位，像当年值日表。</w:t>
+            </w:r>
+          </w:p>
+        </w:tc>
+      </w:tr>
+      <w:tr>
+        <w:tc>
+          <w:tcPr>
+            <w:tcW w:type="dxa" w:w="680"/>
+          </w:tcPr>
+          <w:p>
+            <w:r/>
+            <w:r>
+              <w:rPr>
+                <w:rFonts w:ascii="Microsoft YaHei" w:hAnsi="Microsoft YaHei" w:eastAsia="Microsoft YaHei"/>
+                <w:b w:val="0"/>
+                <w:i w:val="0"/>
+                <w:color w:val="1B1B1B"/>
+                <w:sz w:val="18"/>
+              </w:rPr>
+              <w:t>T2</w:t>
+            </w:r>
+          </w:p>
+        </w:tc>
+        <w:tc>
+          <w:tcPr>
+            <w:tcW w:type="dxa" w:w="3061"/>
+          </w:tcPr>
+          <w:p>
+            <w:r/>
+            <w:r>
+              <w:rPr>
+                <w:rFonts w:ascii="Microsoft YaHei" w:hAnsi="Microsoft YaHei" w:eastAsia="Microsoft YaHei"/>
+                <w:b w:val="0"/>
+                <w:i w:val="0"/>
+                <w:color w:val="1B1B1B"/>
+                <w:sz w:val="18"/>
+              </w:rPr>
+              <w:t>脑内同学会是一间巨大的教室，所有人的座位都还在原来的位置。</w:t>
+            </w:r>
+          </w:p>
+        </w:tc>
+        <w:tc>
+          <w:tcPr>
+            <w:tcW w:type="dxa" w:w="2608"/>
+          </w:tcPr>
+          <w:p>
+            <w:r/>
+            <w:r>
+              <w:rPr>
+                <w:rFonts w:ascii="Microsoft YaHei" w:hAnsi="Microsoft YaHei" w:eastAsia="Microsoft YaHei"/>
+                <w:b w:val="0"/>
+                <w:i w:val="0"/>
+                <w:color w:val="1B1B1B"/>
+                <w:sz w:val="18"/>
+              </w:rPr>
+              <w:t>我怕的不是变老，是被问现在做什么。</w:t>
+            </w:r>
+          </w:p>
+        </w:tc>
+        <w:tc>
+          <w:tcPr>
+            <w:tcW w:type="dxa" w:w="1474"/>
+          </w:tcPr>
+          <w:p>
+            <w:r/>
+            <w:r>
+              <w:rPr>
+                <w:rFonts w:ascii="Microsoft YaHei" w:hAnsi="Microsoft YaHei" w:eastAsia="Microsoft YaHei"/>
+                <w:b w:val="0"/>
+                <w:i w:val="0"/>
+                <w:color w:val="1B1B1B"/>
+                <w:sz w:val="18"/>
+              </w:rPr>
+              <w:t>先坐后排。</w:t>
+            </w:r>
+          </w:p>
+        </w:tc>
+        <w:tc>
+          <w:tcPr>
+            <w:tcW w:type="dxa" w:w="1928"/>
+          </w:tcPr>
+          <w:p>
+            <w:r/>
+            <w:r>
+              <w:rPr>
+                <w:rFonts w:ascii="Microsoft YaHei" w:hAnsi="Microsoft YaHei" w:eastAsia="Microsoft YaHei"/>
+                <w:b w:val="0"/>
+                <w:i w:val="0"/>
+                <w:color w:val="1B1B1B"/>
+                <w:sz w:val="18"/>
+              </w:rPr>
+              <w:t>教室没变，座位牌换成了职位。</w:t>
+            </w:r>
+          </w:p>
+        </w:tc>
+      </w:tr>
+      <w:tr>
+        <w:tc>
+          <w:tcPr>
+            <w:tcW w:type="dxa" w:w="680"/>
+          </w:tcPr>
+          <w:p>
+            <w:r/>
+            <w:r>
+              <w:rPr>
+                <w:rFonts w:ascii="Microsoft YaHei" w:hAnsi="Microsoft YaHei" w:eastAsia="Microsoft YaHei"/>
+                <w:b w:val="0"/>
+                <w:i w:val="0"/>
+                <w:color w:val="1B1B1B"/>
+                <w:sz w:val="18"/>
+              </w:rPr>
+              <w:t>T3</w:t>
+            </w:r>
+          </w:p>
+        </w:tc>
+        <w:tc>
+          <w:tcPr>
+            <w:tcW w:type="dxa" w:w="3061"/>
+          </w:tcPr>
+          <w:p>
+            <w:r/>
+            <w:r>
+              <w:rPr>
+                <w:rFonts w:ascii="Microsoft YaHei" w:hAnsi="Microsoft YaHei" w:eastAsia="Microsoft YaHei"/>
+                <w:b w:val="0"/>
+                <w:i w:val="0"/>
+                <w:color w:val="1B1B1B"/>
+                <w:sz w:val="18"/>
+              </w:rPr>
+              <w:t>想象中的时间管理局要求你提交十年总结，格式不限。</w:t>
+            </w:r>
+          </w:p>
+        </w:tc>
+        <w:tc>
+          <w:tcPr>
+            <w:tcW w:type="dxa" w:w="2608"/>
+          </w:tcPr>
+          <w:p>
+            <w:r/>
+            <w:r>
+              <w:rPr>
+                <w:rFonts w:ascii="Microsoft YaHei" w:hAnsi="Microsoft YaHei" w:eastAsia="Microsoft YaHei"/>
+                <w:b w:val="0"/>
+                <w:i w:val="0"/>
+                <w:color w:val="1B1B1B"/>
+                <w:sz w:val="18"/>
+              </w:rPr>
+              <w:t>我的十年总结只有一行：还在。</w:t>
+            </w:r>
+          </w:p>
+        </w:tc>
+        <w:tc>
+          <w:tcPr>
+            <w:tcW w:type="dxa" w:w="1474"/>
+          </w:tcPr>
+          <w:p>
+            <w:r/>
+            <w:r>
+              <w:rPr>
+                <w:rFonts w:ascii="Microsoft YaHei" w:hAnsi="Microsoft YaHei" w:eastAsia="Microsoft YaHei"/>
+                <w:b w:val="0"/>
+                <w:i w:val="0"/>
+                <w:color w:val="1B1B1B"/>
+                <w:sz w:val="18"/>
+              </w:rPr>
+              <w:t>能交白卷吗？</w:t>
+            </w:r>
+          </w:p>
+        </w:tc>
+        <w:tc>
+          <w:tcPr>
+            <w:tcW w:type="dxa" w:w="1928"/>
+          </w:tcPr>
+          <w:p>
+            <w:r/>
+            <w:r>
+              <w:rPr>
+                <w:rFonts w:ascii="Microsoft YaHei" w:hAnsi="Microsoft YaHei" w:eastAsia="Microsoft YaHei"/>
+                <w:b w:val="0"/>
+                <w:i w:val="0"/>
+                <w:color w:val="1B1B1B"/>
+                <w:sz w:val="18"/>
+              </w:rPr>
+              <w:t>管理局收下了白卷，盖了个章。</w:t>
+            </w:r>
+          </w:p>
+        </w:tc>
+      </w:tr>
+    </w:tbl>
+    <w:p/>
+    <w:p>
+      <w:r>
+        <w:rPr>
+          <w:rFonts w:ascii="Microsoft YaHei" w:hAnsi="Microsoft YaHei" w:eastAsia="Microsoft YaHei"/>
+          <w:b/>
+          <w:i w:val="0"/>
+          <w:color w:val="8C1D18"/>
+          <w:sz w:val="20"/>
+        </w:rPr>
+        <w:t>选项与回应</w:t>
+      </w:r>
+    </w:p>
+    <w:p>
+      <w:pPr>
+        <w:pStyle w:val="ListBullet"/>
+      </w:pPr>
+      <w:r>
+        <w:rPr>
+          <w:rFonts w:ascii="Microsoft YaHei" w:hAnsi="Microsoft YaHei" w:eastAsia="Microsoft YaHei"/>
+          <w:b/>
+          <w:i w:val="0"/>
+          <w:color w:val="1B1B1B"/>
+          <w:sz w:val="20"/>
+        </w:rPr>
+        <w:t>去，但只待一小时：</w:t>
+      </w:r>
+      <w:r>
+        <w:rPr>
+          <w:rFonts w:ascii="Microsoft YaHei" w:hAnsi="Microsoft YaHei" w:eastAsia="Microsoft YaHei"/>
+          <w:b w:val="0"/>
+          <w:i w:val="0"/>
+          <w:color w:val="1B1B1B"/>
+          <w:sz w:val="20"/>
+        </w:rPr>
+        <w:t>一小时到点，你起身。旁白：本场聚会你完成了主要剧情，支线留给别人。</w:t>
+      </w:r>
+    </w:p>
+    <w:p>
+      <w:pPr>
+        <w:pStyle w:val="ListBullet"/>
+      </w:pPr>
+      <w:r>
+        <w:rPr>
+          <w:rFonts w:ascii="Microsoft YaHei" w:hAnsi="Microsoft YaHei" w:eastAsia="Microsoft YaHei"/>
+          <w:b/>
+          <w:i w:val="0"/>
+          <w:color w:val="1B1B1B"/>
+          <w:sz w:val="20"/>
+        </w:rPr>
+        <w:t>交钱不去：</w:t>
+      </w:r>
+      <w:r>
+        <w:rPr>
+          <w:rFonts w:ascii="Microsoft YaHei" w:hAnsi="Microsoft YaHei" w:eastAsia="Microsoft YaHei"/>
+          <w:b w:val="0"/>
+          <w:i w:val="0"/>
+          <w:color w:val="1B1B1B"/>
+          <w:sz w:val="20"/>
+        </w:rPr>
+        <w:t>你交了钱。旁白：这可能是本作最省力的一次社交。</w:t>
+      </w:r>
+    </w:p>
+    <w:p>
+      <w:pPr>
+        <w:pStyle w:val="ListBullet"/>
+      </w:pPr>
+      <w:r>
+        <w:rPr>
+          <w:rFonts w:ascii="Microsoft YaHei" w:hAnsi="Microsoft YaHei" w:eastAsia="Microsoft YaHei"/>
+          <w:b/>
+          <w:i w:val="0"/>
+          <w:color w:val="1B1B1B"/>
+          <w:sz w:val="20"/>
+        </w:rPr>
+        <w:t>提议改期，改成小范围：</w:t>
+      </w:r>
+      <w:r>
+        <w:rPr>
+          <w:rFonts w:ascii="Microsoft YaHei" w:hAnsi="Microsoft YaHei" w:eastAsia="Microsoft YaHei"/>
+          <w:b w:val="0"/>
+          <w:i w:val="0"/>
+          <w:color w:val="1B1B1B"/>
+          <w:sz w:val="20"/>
+        </w:rPr>
+        <w:t>班长让你拉群。旁白：你把三十人的局裁成四个，还顺手接了班长的活。</w:t>
+      </w:r>
+      <w:r>
+        <w:rPr>
+          <w:rFonts w:ascii="Microsoft YaHei" w:hAnsi="Microsoft YaHei" w:eastAsia="Microsoft YaHei"/>
+          <w:b w:val="0"/>
+          <w:i w:val="0"/>
+          <w:color w:val="8C1D18"/>
+          <w:sz w:val="19"/>
+        </w:rPr>
         <w:t>（旁白：旁白：全班三十人，你裁到四个，还抢了班长的活。）</w:t>
+      </w:r>
+    </w:p>
+    <w:p>
+      <w:r>
+        <w:rPr>
+          <w:rFonts w:ascii="Microsoft YaHei" w:hAnsi="Microsoft YaHei" w:eastAsia="Microsoft YaHei"/>
+          <w:b w:val="0"/>
+          <w:i w:val="0"/>
+          <w:color w:val="8C1D18"/>
+          <w:sz w:val="19"/>
+        </w:rPr>
+        <w:t>误会：班长以为你嫌人多，其实你只是不想被问工资。</w:t>
       </w:r>
     </w:p>
     <w:p>

--- a/docs/人生条漫-剧情全量.docx
+++ b/docs/人生条漫-剧情全量.docx
@@ -270,7 +270,7 @@
           <w:color w:val="1B1B1B"/>
           <w:sz w:val="20"/>
         </w:rPr>
-        <w:t>爸爸：我不敢硬抽。</w:t>
+        <w:t>爸爸：不敢硬抽。</w:t>
       </w:r>
     </w:p>
     <w:p>
@@ -286,7 +286,7 @@
           <w:color w:val="1B1B1B"/>
           <w:sz w:val="20"/>
         </w:rPr>
-        <w:t>妈妈：那就换个方向。</w:t>
+        <w:t>妈妈：换个方向。</w:t>
       </w:r>
     </w:p>
     <w:p>
@@ -302,7 +302,7 @@
           <w:color w:val="1B1B1B"/>
           <w:sz w:val="20"/>
         </w:rPr>
-        <w:t>爸爸：你说的方向是他那边。</w:t>
+        <w:t>爸爸：哪个方向？</w:t>
       </w:r>
     </w:p>
     <w:p>
@@ -318,7 +318,39 @@
           <w:color w:val="1B1B1B"/>
           <w:sz w:val="20"/>
         </w:rPr>
+        <w:t>妈妈：他那边。</w:t>
+      </w:r>
+    </w:p>
+    <w:p>
+      <w:pPr>
+        <w:spacing w:after="20"/>
+        <w:ind w:left="340"/>
+      </w:pPr>
+      <w:r>
+        <w:rPr>
+          <w:rFonts w:ascii="Microsoft YaHei" w:hAnsi="Microsoft YaHei" w:eastAsia="Microsoft YaHei"/>
+          <w:b w:val="0"/>
+          <w:i w:val="0"/>
+          <w:color w:val="1B1B1B"/>
+          <w:sz w:val="20"/>
+        </w:rPr>
         <w:t>你：呜。</w:t>
+      </w:r>
+    </w:p>
+    <w:p>
+      <w:pPr>
+        <w:spacing w:after="20"/>
+        <w:ind w:left="340"/>
+      </w:pPr>
+      <w:r>
+        <w:rPr>
+          <w:rFonts w:ascii="Microsoft YaHei" w:hAnsi="Microsoft YaHei" w:eastAsia="Microsoft YaHei"/>
+          <w:b w:val="0"/>
+          <w:i w:val="0"/>
+          <w:color w:val="1B1B1B"/>
+          <w:sz w:val="20"/>
+        </w:rPr>
+        <w:t>爸爸：行，听他的。</w:t>
       </w:r>
     </w:p>
     <w:tbl>
@@ -973,7 +1005,7 @@
           <w:color w:val="1B1B1B"/>
           <w:sz w:val="20"/>
         </w:rPr>
-        <w:t>妈妈：看这里，不是看勺子。</w:t>
+        <w:t>妈妈：看这里，不是看勺。</w:t>
       </w:r>
     </w:p>
     <w:p>
@@ -1021,7 +1053,7 @@
           <w:color w:val="1B1B1B"/>
           <w:sz w:val="20"/>
         </w:rPr>
-        <w:t>妈妈：相片里会有个勺。</w:t>
+        <w:t>妈妈：照片里会有个勺。</w:t>
       </w:r>
     </w:p>
     <w:p>
@@ -1037,7 +1069,39 @@
           <w:color w:val="1B1B1B"/>
           <w:sz w:val="20"/>
         </w:rPr>
-        <w:t>你：我的。</w:t>
+        <w:t>你：勺不好吗？</w:t>
+      </w:r>
+    </w:p>
+    <w:p>
+      <w:pPr>
+        <w:spacing w:after="20"/>
+        <w:ind w:left="340"/>
+      </w:pPr>
+      <w:r>
+        <w:rPr>
+          <w:rFonts w:ascii="Microsoft YaHei" w:hAnsi="Microsoft YaHei" w:eastAsia="Microsoft YaHei"/>
+          <w:b w:val="0"/>
+          <w:i w:val="0"/>
+          <w:color w:val="1B1B1B"/>
+          <w:sz w:val="20"/>
+        </w:rPr>
+        <w:t>妈妈：好，就是太抢镜。</w:t>
+      </w:r>
+    </w:p>
+    <w:p>
+      <w:pPr>
+        <w:spacing w:after="20"/>
+        <w:ind w:left="340"/>
+      </w:pPr>
+      <w:r>
+        <w:rPr>
+          <w:rFonts w:ascii="Microsoft YaHei" w:hAnsi="Microsoft YaHei" w:eastAsia="Microsoft YaHei"/>
+          <w:b w:val="0"/>
+          <w:i w:val="0"/>
+          <w:color w:val="1B1B1B"/>
+          <w:sz w:val="20"/>
+        </w:rPr>
+        <w:t>爸爸：让他抢。</w:t>
       </w:r>
     </w:p>
     <w:tbl>
@@ -2401,7 +2465,7 @@
           <w:color w:val="1B1B1B"/>
           <w:sz w:val="20"/>
         </w:rPr>
-        <w:t>爸爸：手电就在这个很显眼的地方。</w:t>
+        <w:t>爸爸：手电在很显眼的地方。</w:t>
       </w:r>
     </w:p>
     <w:p>
@@ -2449,7 +2513,7 @@
           <w:color w:val="1B1B1B"/>
           <w:sz w:val="20"/>
         </w:rPr>
-        <w:t>你：墙上有兔子。</w:t>
+        <w:t>妈妈：上次我们摸黑吃了半小时。</w:t>
       </w:r>
     </w:p>
     <w:p>
@@ -2465,7 +2529,39 @@
           <w:color w:val="1B1B1B"/>
           <w:sz w:val="20"/>
         </w:rPr>
+        <w:t>你：墙上有兔子。</w:t>
+      </w:r>
+    </w:p>
+    <w:p>
+      <w:pPr>
+        <w:spacing w:after="20"/>
+        <w:ind w:left="340"/>
+      </w:pPr>
+      <w:r>
+        <w:rPr>
+          <w:rFonts w:ascii="Microsoft YaHei" w:hAnsi="Microsoft YaHei" w:eastAsia="Microsoft YaHei"/>
+          <w:b w:val="0"/>
+          <w:i w:val="0"/>
+          <w:color w:val="1B1B1B"/>
+          <w:sz w:val="20"/>
+        </w:rPr>
         <w:t>妈妈：先看兔子。</w:t>
+      </w:r>
+    </w:p>
+    <w:p>
+      <w:pPr>
+        <w:spacing w:after="20"/>
+        <w:ind w:left="340"/>
+      </w:pPr>
+      <w:r>
+        <w:rPr>
+          <w:rFonts w:ascii="Microsoft YaHei" w:hAnsi="Microsoft YaHei" w:eastAsia="Microsoft YaHei"/>
+          <w:b w:val="0"/>
+          <w:i w:val="0"/>
+          <w:color w:val="1B1B1B"/>
+          <w:sz w:val="20"/>
+        </w:rPr>
+        <w:t>爸爸：手电等会儿。</w:t>
       </w:r>
     </w:p>
     <w:tbl>
@@ -5215,7 +5311,7 @@
           <w:color w:val="1B1B1B"/>
           <w:sz w:val="20"/>
         </w:rPr>
-        <w:t>同桌：这样就不容易丢了。</w:t>
+        <w:t>同桌：这样就不容易丢。</w:t>
       </w:r>
     </w:p>
     <w:p>
@@ -5231,7 +5327,7 @@
           <w:color w:val="1B1B1B"/>
           <w:sz w:val="20"/>
         </w:rPr>
-        <w:t>你：那你用哪半？</w:t>
+        <w:t>你：你用哪半？</w:t>
       </w:r>
     </w:p>
     <w:p>
@@ -5247,7 +5343,7 @@
           <w:color w:val="1B1B1B"/>
           <w:sz w:val="20"/>
         </w:rPr>
-        <w:t>同桌：小的那半。</w:t>
+        <w:t>同桌：小的。</w:t>
       </w:r>
     </w:p>
     <w:p>
@@ -5279,7 +5375,39 @@
           <w:color w:val="1B1B1B"/>
           <w:sz w:val="20"/>
         </w:rPr>
-        <w:t>同桌：大的要用来撑面子。</w:t>
+        <w:t>同桌：大的要撑面子。</w:t>
+      </w:r>
+    </w:p>
+    <w:p>
+      <w:pPr>
+        <w:spacing w:after="20"/>
+        <w:ind w:left="340"/>
+      </w:pPr>
+      <w:r>
+        <w:rPr>
+          <w:rFonts w:ascii="Microsoft YaHei" w:hAnsi="Microsoft YaHei" w:eastAsia="Microsoft YaHei"/>
+          <w:b w:val="0"/>
+          <w:i w:val="0"/>
+          <w:color w:val="1B1B1B"/>
+          <w:sz w:val="20"/>
+        </w:rPr>
+        <w:t>你：面子能用橡皮撑？</w:t>
+      </w:r>
+    </w:p>
+    <w:p>
+      <w:pPr>
+        <w:spacing w:after="20"/>
+        <w:ind w:left="340"/>
+      </w:pPr>
+      <w:r>
+        <w:rPr>
+          <w:rFonts w:ascii="Microsoft YaHei" w:hAnsi="Microsoft YaHei" w:eastAsia="Microsoft YaHei"/>
+          <w:b w:val="0"/>
+          <w:i w:val="0"/>
+          <w:color w:val="1B1B1B"/>
+          <w:sz w:val="20"/>
+        </w:rPr>
+        <w:t>同桌：能，先用你的。</w:t>
       </w:r>
     </w:p>
     <w:tbl>
@@ -10924,7 +11052,7 @@
           <w:color w:val="1B1B1B"/>
           <w:sz w:val="20"/>
         </w:rPr>
-        <w:t>同事：植物可以慢慢救，项目是周五要。</w:t>
+        <w:t>同事：植物慢慢救，项目周五要。</w:t>
       </w:r>
     </w:p>
     <w:p>
@@ -10940,7 +11068,7 @@
           <w:color w:val="1B1B1B"/>
           <w:sz w:val="20"/>
         </w:rPr>
-        <w:t>你：那先救哪个？</w:t>
+        <w:t>你：先救哪个？</w:t>
       </w:r>
     </w:p>
     <w:p>
@@ -10956,7 +11084,7 @@
           <w:color w:val="1B1B1B"/>
           <w:sz w:val="20"/>
         </w:rPr>
-        <w:t>同事：先救周五。</w:t>
+        <w:t>同事：周五。</w:t>
       </w:r>
     </w:p>
     <w:p>
@@ -10989,6 +11117,38 @@
           <w:sz w:val="20"/>
         </w:rPr>
         <w:t>同事：它没写 deadline。</w:t>
+      </w:r>
+    </w:p>
+    <w:p>
+      <w:pPr>
+        <w:spacing w:after="20"/>
+        <w:ind w:left="340"/>
+      </w:pPr>
+      <w:r>
+        <w:rPr>
+          <w:rFonts w:ascii="Microsoft YaHei" w:hAnsi="Microsoft YaHei" w:eastAsia="Microsoft YaHei"/>
+          <w:b w:val="0"/>
+          <w:i w:val="0"/>
+          <w:color w:val="1B1B1B"/>
+          <w:sz w:val="20"/>
+        </w:rPr>
+        <w:t>你：它有叶子。</w:t>
+      </w:r>
+    </w:p>
+    <w:p>
+      <w:pPr>
+        <w:spacing w:after="20"/>
+        <w:ind w:left="340"/>
+      </w:pPr>
+      <w:r>
+        <w:rPr>
+          <w:rFonts w:ascii="Microsoft YaHei" w:hAnsi="Microsoft YaHei" w:eastAsia="Microsoft YaHei"/>
+          <w:b w:val="0"/>
+          <w:i w:val="0"/>
+          <w:color w:val="1B1B1B"/>
+          <w:sz w:val="20"/>
+        </w:rPr>
+        <w:t>同事：叶子不会在群里@你。</w:t>
       </w:r>
     </w:p>
     <w:tbl>
@@ -14406,7 +14566,7 @@
           <w:color w:val="1B1B1B"/>
           <w:sz w:val="20"/>
         </w:rPr>
-        <w:t>你：电费单还在桌上。</w:t>
+        <w:t>你：电费单在桌上。</w:t>
       </w:r>
     </w:p>
     <w:p>
@@ -14422,7 +14582,7 @@
           <w:color w:val="1B1B1B"/>
           <w:sz w:val="20"/>
         </w:rPr>
-        <w:t>对方：它可以当餐垫。</w:t>
+        <w:t>对方：可以当餐垫。</w:t>
       </w:r>
     </w:p>
     <w:p>
@@ -14455,6 +14615,38 @@
           <w:sz w:val="20"/>
         </w:rPr>
         <w:t>对方：便宜的，热的。</w:t>
+      </w:r>
+    </w:p>
+    <w:p>
+      <w:pPr>
+        <w:spacing w:after="20"/>
+        <w:ind w:left="340"/>
+      </w:pPr>
+      <w:r>
+        <w:rPr>
+          <w:rFonts w:ascii="Microsoft YaHei" w:hAnsi="Microsoft YaHei" w:eastAsia="Microsoft YaHei"/>
+          <w:b w:val="0"/>
+          <w:i w:val="0"/>
+          <w:color w:val="1B1B1B"/>
+          <w:sz w:val="20"/>
+        </w:rPr>
+        <w:t>你：比如？</w:t>
+      </w:r>
+    </w:p>
+    <w:p>
+      <w:pPr>
+        <w:spacing w:after="20"/>
+        <w:ind w:left="340"/>
+      </w:pPr>
+      <w:r>
+        <w:rPr>
+          <w:rFonts w:ascii="Microsoft YaHei" w:hAnsi="Microsoft YaHei" w:eastAsia="Microsoft YaHei"/>
+          <w:b w:val="0"/>
+          <w:i w:val="0"/>
+          <w:color w:val="1B1B1B"/>
+          <w:sz w:val="20"/>
+        </w:rPr>
+        <w:t>对方：比如不点外卖。</w:t>
       </w:r>
     </w:p>
     <w:tbl>
@@ -15115,7 +15307,7 @@
           <w:color w:val="1B1B1B"/>
           <w:sz w:val="20"/>
         </w:rPr>
-        <w:t>你：邻居，送水果。</w:t>
+        <w:t>你：邻居。</w:t>
       </w:r>
     </w:p>
     <w:p>
@@ -15131,7 +15323,7 @@
           <w:color w:val="1B1B1B"/>
           <w:sz w:val="20"/>
         </w:rPr>
-        <w:t>同事：她为什么笑得那么懂？</w:t>
+        <w:t>同事：她笑成那样？</w:t>
       </w:r>
     </w:p>
     <w:p>
@@ -15147,7 +15339,7 @@
           <w:color w:val="1B1B1B"/>
           <w:sz w:val="20"/>
         </w:rPr>
-        <w:t>你：可能误会了。</w:t>
+        <w:t>你：她可能以为……</w:t>
       </w:r>
     </w:p>
     <w:p>
@@ -15163,7 +15355,7 @@
           <w:color w:val="1B1B1B"/>
           <w:sz w:val="20"/>
         </w:rPr>
-        <w:t>同事：误会什么？</w:t>
+        <w:t>同事：以为什么？</w:t>
       </w:r>
     </w:p>
     <w:p>
@@ -15179,7 +15371,103 @@
           <w:color w:val="1B1B1B"/>
           <w:sz w:val="20"/>
         </w:rPr>
-        <w:t>你：误会我们在约会。</w:t>
+        <w:t>你：以为我们在约会。</w:t>
+      </w:r>
+    </w:p>
+    <w:p>
+      <w:pPr>
+        <w:spacing w:after="20"/>
+        <w:ind w:left="340"/>
+      </w:pPr>
+      <w:r>
+        <w:rPr>
+          <w:rFonts w:ascii="Microsoft YaHei" w:hAnsi="Microsoft YaHei" w:eastAsia="Microsoft YaHei"/>
+          <w:b w:val="0"/>
+          <w:i w:val="0"/>
+          <w:color w:val="1B1B1B"/>
+          <w:sz w:val="20"/>
+        </w:rPr>
+        <w:t>同事：我们？</w:t>
+      </w:r>
+    </w:p>
+    <w:p>
+      <w:pPr>
+        <w:spacing w:after="20"/>
+        <w:ind w:left="340"/>
+      </w:pPr>
+      <w:r>
+        <w:rPr>
+          <w:rFonts w:ascii="Microsoft YaHei" w:hAnsi="Microsoft YaHei" w:eastAsia="Microsoft YaHei"/>
+          <w:b w:val="0"/>
+          <w:i w:val="0"/>
+          <w:color w:val="1B1B1B"/>
+          <w:sz w:val="20"/>
+        </w:rPr>
+        <w:t>你：她说“慢慢聊”。</w:t>
+      </w:r>
+    </w:p>
+    <w:p>
+      <w:pPr>
+        <w:spacing w:after="20"/>
+        <w:ind w:left="340"/>
+      </w:pPr>
+      <w:r>
+        <w:rPr>
+          <w:rFonts w:ascii="Microsoft YaHei" w:hAnsi="Microsoft YaHei" w:eastAsia="Microsoft YaHei"/>
+          <w:b w:val="0"/>
+          <w:i w:val="0"/>
+          <w:color w:val="1B1B1B"/>
+          <w:sz w:val="20"/>
+        </w:rPr>
+        <w:t>同事：那你解释啊。</w:t>
+      </w:r>
+    </w:p>
+    <w:p>
+      <w:pPr>
+        <w:spacing w:after="20"/>
+        <w:ind w:left="340"/>
+      </w:pPr>
+      <w:r>
+        <w:rPr>
+          <w:rFonts w:ascii="Microsoft YaHei" w:hAnsi="Microsoft YaHei" w:eastAsia="Microsoft YaHei"/>
+          <w:b w:val="0"/>
+          <w:i w:val="0"/>
+          <w:color w:val="1B1B1B"/>
+          <w:sz w:val="20"/>
+        </w:rPr>
+        <w:t>你：解释了。</w:t>
+      </w:r>
+    </w:p>
+    <w:p>
+      <w:pPr>
+        <w:spacing w:after="20"/>
+        <w:ind w:left="340"/>
+      </w:pPr>
+      <w:r>
+        <w:rPr>
+          <w:rFonts w:ascii="Microsoft YaHei" w:hAnsi="Microsoft YaHei" w:eastAsia="Microsoft YaHei"/>
+          <w:b w:val="0"/>
+          <w:i w:val="0"/>
+          <w:color w:val="1B1B1B"/>
+          <w:sz w:val="20"/>
+        </w:rPr>
+        <w:t>同事：她信了？</w:t>
+      </w:r>
+    </w:p>
+    <w:p>
+      <w:pPr>
+        <w:spacing w:after="20"/>
+        <w:ind w:left="340"/>
+      </w:pPr>
+      <w:r>
+        <w:rPr>
+          <w:rFonts w:ascii="Microsoft YaHei" w:hAnsi="Microsoft YaHei" w:eastAsia="Microsoft YaHei"/>
+          <w:b w:val="0"/>
+          <w:i w:val="0"/>
+          <w:color w:val="1B1B1B"/>
+          <w:sz w:val="20"/>
+        </w:rPr>
+        <w:t>你：笑得更懂了。</w:t>
       </w:r>
     </w:p>
     <w:tbl>
@@ -17238,7 +17526,7 @@
           <w:color w:val="1B1B1B"/>
           <w:sz w:val="20"/>
         </w:rPr>
-        <w:t>你：要是我今天不想补呢？</w:t>
+        <w:t>你：今天不想补。</w:t>
       </w:r>
     </w:p>
     <w:p>
@@ -17254,7 +17542,7 @@
           <w:color w:val="1B1B1B"/>
           <w:sz w:val="20"/>
         </w:rPr>
-        <w:t>医生：那也得先知道补什么。</w:t>
+        <w:t>医生：那也得知道补什么。</w:t>
       </w:r>
     </w:p>
     <w:p>
@@ -17286,7 +17574,39 @@
           <w:color w:val="1B1B1B"/>
           <w:sz w:val="20"/>
         </w:rPr>
-        <w:t>医生：可以，我给你写。</w:t>
+        <w:t>医生：可以。</w:t>
+      </w:r>
+    </w:p>
+    <w:p>
+      <w:pPr>
+        <w:spacing w:after="20"/>
+        <w:ind w:left="340"/>
+      </w:pPr>
+      <w:r>
+        <w:rPr>
+          <w:rFonts w:ascii="Microsoft YaHei" w:hAnsi="Microsoft YaHei" w:eastAsia="Microsoft YaHei"/>
+          <w:b w:val="0"/>
+          <w:i w:val="0"/>
+          <w:color w:val="1B1B1B"/>
+          <w:sz w:val="20"/>
+        </w:rPr>
+        <w:t>你：写成我不用今天补。</w:t>
+      </w:r>
+    </w:p>
+    <w:p>
+      <w:pPr>
+        <w:spacing w:after="20"/>
+        <w:ind w:left="340"/>
+      </w:pPr>
+      <w:r>
+        <w:rPr>
+          <w:rFonts w:ascii="Microsoft YaHei" w:hAnsi="Microsoft YaHei" w:eastAsia="Microsoft YaHei"/>
+          <w:b w:val="0"/>
+          <w:i w:val="0"/>
+          <w:color w:val="1B1B1B"/>
+          <w:sz w:val="20"/>
+        </w:rPr>
+        <w:t>医生：写成你下周来。</w:t>
       </w:r>
     </w:p>
     <w:tbl>
@@ -17947,7 +18267,7 @@
           <w:color w:val="1B1B1B"/>
           <w:sz w:val="20"/>
         </w:rPr>
-        <w:t>你：那改变什么时候来？</w:t>
+        <w:t>你：改变什么时候到？</w:t>
       </w:r>
     </w:p>
     <w:p>
@@ -17995,7 +18315,39 @@
           <w:color w:val="1B1B1B"/>
           <w:sz w:val="20"/>
         </w:rPr>
-        <w:t>销售：那它已经在路上了。</w:t>
+        <w:t>销售：那在路上。</w:t>
+      </w:r>
+    </w:p>
+    <w:p>
+      <w:pPr>
+        <w:spacing w:after="20"/>
+        <w:ind w:left="340"/>
+      </w:pPr>
+      <w:r>
+        <w:rPr>
+          <w:rFonts w:ascii="Microsoft YaHei" w:hAnsi="Microsoft YaHei" w:eastAsia="Microsoft YaHei"/>
+          <w:b w:val="0"/>
+          <w:i w:val="0"/>
+          <w:color w:val="1B1B1B"/>
+          <w:sz w:val="20"/>
+        </w:rPr>
+        <w:t>你：能查物流吗？</w:t>
+      </w:r>
+    </w:p>
+    <w:p>
+      <w:pPr>
+        <w:spacing w:after="20"/>
+        <w:ind w:left="340"/>
+      </w:pPr>
+      <w:r>
+        <w:rPr>
+          <w:rFonts w:ascii="Microsoft YaHei" w:hAnsi="Microsoft YaHei" w:eastAsia="Microsoft YaHei"/>
+          <w:b w:val="0"/>
+          <w:i w:val="0"/>
+          <w:color w:val="1B1B1B"/>
+          <w:sz w:val="20"/>
+        </w:rPr>
+        <w:t>销售：不能，但能续卡。</w:t>
       </w:r>
     </w:p>
     <w:tbl>
@@ -19329,7 +19681,7 @@
           <w:color w:val="1B1B1B"/>
           <w:sz w:val="20"/>
         </w:rPr>
-        <w:t>班长：不来也行，先把钱交了。</w:t>
+        <w:t>班长：不来也行，先交钱。</w:t>
       </w:r>
     </w:p>
     <w:p>
@@ -19345,7 +19697,7 @@
           <w:color w:val="1B1B1B"/>
           <w:sz w:val="20"/>
         </w:rPr>
-        <w:t>你：钱交了人不到，算参加吗？</w:t>
+        <w:t>你：人不到也交？</w:t>
       </w:r>
     </w:p>
     <w:p>
@@ -19377,7 +19729,7 @@
           <w:color w:val="1B1B1B"/>
           <w:sz w:val="20"/>
         </w:rPr>
-        <w:t>你：那我赞助多少？</w:t>
+        <w:t>你：赞助能免税吗？</w:t>
       </w:r>
     </w:p>
     <w:p>
@@ -19393,7 +19745,39 @@
           <w:color w:val="1B1B1B"/>
           <w:sz w:val="20"/>
         </w:rPr>
-        <w:t>班长：看你想被记多久。</w:t>
+        <w:t>班长：不能，但能在群里被点名。</w:t>
+      </w:r>
+    </w:p>
+    <w:p>
+      <w:pPr>
+        <w:spacing w:after="20"/>
+        <w:ind w:left="340"/>
+      </w:pPr>
+      <w:r>
+        <w:rPr>
+          <w:rFonts w:ascii="Microsoft YaHei" w:hAnsi="Microsoft YaHei" w:eastAsia="Microsoft YaHei"/>
+          <w:b w:val="0"/>
+          <w:i w:val="0"/>
+          <w:color w:val="1B1B1B"/>
+          <w:sz w:val="20"/>
+        </w:rPr>
+        <w:t>你：那我还是去。</w:t>
+      </w:r>
+    </w:p>
+    <w:p>
+      <w:pPr>
+        <w:spacing w:after="20"/>
+        <w:ind w:left="340"/>
+      </w:pPr>
+      <w:r>
+        <w:rPr>
+          <w:rFonts w:ascii="Microsoft YaHei" w:hAnsi="Microsoft YaHei" w:eastAsia="Microsoft YaHei"/>
+          <w:b w:val="0"/>
+          <w:i w:val="0"/>
+          <w:color w:val="1B1B1B"/>
+          <w:sz w:val="20"/>
+        </w:rPr>
+        <w:t>班长：早说。</w:t>
       </w:r>
     </w:p>
     <w:tbl>
@@ -20077,7 +20461,7 @@
           <w:color w:val="1B1B1B"/>
           <w:sz w:val="20"/>
         </w:rPr>
-        <w:t>妈妈：小检查，别特意回来。</w:t>
+        <w:t>妈妈：小检查，别回来。</w:t>
       </w:r>
     </w:p>
     <w:p>
@@ -20093,7 +20477,7 @@
           <w:color w:val="1B1B1B"/>
           <w:sz w:val="20"/>
         </w:rPr>
-        <w:t>你：那缴费单怎么在镜头里？</w:t>
+        <w:t>你：缴费单怎么在镜头里？</w:t>
       </w:r>
     </w:p>
     <w:p>
@@ -20141,7 +20525,55 @@
           <w:color w:val="1B1B1B"/>
           <w:sz w:val="20"/>
         </w:rPr>
-        <w:t>妈妈：好，我说，是复查。</w:t>
+        <w:t>妈妈：好，是复查。</w:t>
+      </w:r>
+    </w:p>
+    <w:p>
+      <w:pPr>
+        <w:spacing w:after="20"/>
+        <w:ind w:left="340"/>
+      </w:pPr>
+      <w:r>
+        <w:rPr>
+          <w:rFonts w:ascii="Microsoft YaHei" w:hAnsi="Microsoft YaHei" w:eastAsia="Microsoft YaHei"/>
+          <w:b w:val="0"/>
+          <w:i w:val="0"/>
+          <w:color w:val="1B1B1B"/>
+          <w:sz w:val="20"/>
+        </w:rPr>
+        <w:t>你：什么时候？</w:t>
+      </w:r>
+    </w:p>
+    <w:p>
+      <w:pPr>
+        <w:spacing w:after="20"/>
+        <w:ind w:left="340"/>
+      </w:pPr>
+      <w:r>
+        <w:rPr>
+          <w:rFonts w:ascii="Microsoft YaHei" w:hAnsi="Microsoft YaHei" w:eastAsia="Microsoft YaHei"/>
+          <w:b w:val="0"/>
+          <w:i w:val="0"/>
+          <w:color w:val="1B1B1B"/>
+          <w:sz w:val="20"/>
+        </w:rPr>
+        <w:t>妈妈：你先忙你的。</w:t>
+      </w:r>
+    </w:p>
+    <w:p>
+      <w:pPr>
+        <w:spacing w:after="20"/>
+        <w:ind w:left="340"/>
+      </w:pPr>
+      <w:r>
+        <w:rPr>
+          <w:rFonts w:ascii="Microsoft YaHei" w:hAnsi="Microsoft YaHei" w:eastAsia="Microsoft YaHei"/>
+          <w:b w:val="0"/>
+          <w:i w:val="0"/>
+          <w:color w:val="1B1B1B"/>
+          <w:sz w:val="20"/>
+        </w:rPr>
+        <w:t>你：妈。</w:t>
       </w:r>
     </w:p>
     <w:tbl>
@@ -22228,7 +22660,7 @@
           <w:color w:val="1B1B1B"/>
           <w:sz w:val="20"/>
         </w:rPr>
-        <w:t>身边的人：这张里的你，在笑什么？</w:t>
+        <w:t>身边的人：这张你在笑什么？</w:t>
       </w:r>
     </w:p>
     <w:p>
@@ -22260,7 +22692,7 @@
           <w:color w:val="1B1B1B"/>
           <w:sz w:val="20"/>
         </w:rPr>
-        <w:t>身边的人：那这张呢？</w:t>
+        <w:t>身边的人：这张呢？</w:t>
       </w:r>
     </w:p>
     <w:p>
@@ -22276,7 +22708,7 @@
           <w:color w:val="1B1B1B"/>
           <w:sz w:val="20"/>
         </w:rPr>
-        <w:t>你：这张记得，是加班。</w:t>
+        <w:t>你：加班。</w:t>
       </w:r>
     </w:p>
     <w:p>
@@ -22292,7 +22724,7 @@
           <w:color w:val="1B1B1B"/>
           <w:sz w:val="20"/>
         </w:rPr>
-        <w:t>身边的人：加班也值得拍？</w:t>
+        <w:t>身边的人：加班也拍？</w:t>
       </w:r>
     </w:p>
     <w:p>
@@ -22309,6 +22741,38 @@
           <w:sz w:val="20"/>
         </w:rPr>
         <w:t>你：蛋糕是别人的。</w:t>
+      </w:r>
+    </w:p>
+    <w:p>
+      <w:pPr>
+        <w:spacing w:after="20"/>
+        <w:ind w:left="340"/>
+      </w:pPr>
+      <w:r>
+        <w:rPr>
+          <w:rFonts w:ascii="Microsoft YaHei" w:hAnsi="Microsoft YaHei" w:eastAsia="Microsoft YaHei"/>
+          <w:b w:val="0"/>
+          <w:i w:val="0"/>
+          <w:color w:val="1B1B1B"/>
+          <w:sz w:val="20"/>
+        </w:rPr>
+        <w:t>身边的人：那还留着？</w:t>
+      </w:r>
+    </w:p>
+    <w:p>
+      <w:pPr>
+        <w:spacing w:after="20"/>
+        <w:ind w:left="340"/>
+      </w:pPr>
+      <w:r>
+        <w:rPr>
+          <w:rFonts w:ascii="Microsoft YaHei" w:hAnsi="Microsoft YaHei" w:eastAsia="Microsoft YaHei"/>
+          <w:b w:val="0"/>
+          <w:i w:val="0"/>
+          <w:color w:val="1B1B1B"/>
+          <w:sz w:val="20"/>
+        </w:rPr>
+        <w:t>你：提醒自己别再加。</w:t>
       </w:r>
     </w:p>
     <w:tbl>

--- a/docs/人生条漫-剧情全量.docx
+++ b/docs/人生条漫-剧情全量.docx
@@ -38,7 +38,7 @@
           <w:color w:val="5A5A5A"/>
           <w:sz w:val="18"/>
         </w:rPr>
-        <w:t>导出日期 2026-10-25   ·   33 个事件   ·   约 14518 字</w:t>
+        <w:t>导出日期 2026-10-25   ·   34 个事件   ·   约 14928 字</w:t>
       </w:r>
     </w:p>
     <w:p/>
@@ -139,7 +139,7 @@
           <w:color w:val="5A5A5A"/>
           <w:sz w:val="20"/>
         </w:rPr>
-        <w:t>20–29 岁 · 鸡蛋、绿植和电费（8 个事件：LC14、LC16、LC15、LC17、LC18、LC32、LC33、LC31）</w:t>
+        <w:t>20–29 岁 · 鸡蛋、绿植和电费（9 个事件：LC14、LC16、LC34、LC15、LC17、LC18、LC32、LC33、LC31）</w:t>
       </w:r>
     </w:p>
     <w:p>
@@ -270,7 +270,7 @@
           <w:color w:val="1B1B1B"/>
           <w:sz w:val="20"/>
         </w:rPr>
-        <w:t>爸爸：我不敢硬抽。</w:t>
+        <w:t>爸爸：不敢硬抽。</w:t>
       </w:r>
     </w:p>
     <w:p>
@@ -283,10 +283,26 @@
           <w:rFonts w:ascii="Microsoft YaHei" w:hAnsi="Microsoft YaHei" w:eastAsia="Microsoft YaHei"/>
           <w:b w:val="0"/>
           <w:i w:val="0"/>
+          <w:color w:val="8C1D18"/>
+          <w:sz w:val="19"/>
+        </w:rPr>
+        <w:t>★ 旁白插入(第 2 句后 · T1)：旁白不介入谈判，旁白只负责递奶瓶。奶蛙自告奋勇来帮忙，被自己的短手劝退了。</w:t>
+      </w:r>
+    </w:p>
+    <w:p>
+      <w:pPr>
+        <w:spacing w:after="20"/>
+        <w:ind w:left="340"/>
+      </w:pPr>
+      <w:r>
+        <w:rPr>
+          <w:rFonts w:ascii="Microsoft YaHei" w:hAnsi="Microsoft YaHei" w:eastAsia="Microsoft YaHei"/>
+          <w:b w:val="0"/>
+          <w:i w:val="0"/>
           <w:color w:val="1B1B1B"/>
           <w:sz w:val="20"/>
         </w:rPr>
-        <w:t>妈妈：那就换个方向。</w:t>
+        <w:t>妈妈：换个方向。</w:t>
       </w:r>
     </w:p>
     <w:p>
@@ -302,7 +318,7 @@
           <w:color w:val="1B1B1B"/>
           <w:sz w:val="20"/>
         </w:rPr>
-        <w:t>爸爸：你说的方向是他那边。</w:t>
+        <w:t>爸爸：哪个方向？</w:t>
       </w:r>
     </w:p>
     <w:p>
@@ -315,10 +331,58 @@
           <w:rFonts w:ascii="Microsoft YaHei" w:hAnsi="Microsoft YaHei" w:eastAsia="Microsoft YaHei"/>
           <w:b w:val="0"/>
           <w:i w:val="0"/>
+          <w:color w:val="8C1D18"/>
+          <w:sz w:val="19"/>
+        </w:rPr>
+        <w:t>★ 旁白插入(第 4 句后 · T3)：宇宙の齿轮从此刻开始转动。别问，问就是命运の安排。</w:t>
+      </w:r>
+    </w:p>
+    <w:p>
+      <w:pPr>
+        <w:spacing w:after="20"/>
+        <w:ind w:left="340"/>
+      </w:pPr>
+      <w:r>
+        <w:rPr>
+          <w:rFonts w:ascii="Microsoft YaHei" w:hAnsi="Microsoft YaHei" w:eastAsia="Microsoft YaHei"/>
+          <w:b w:val="0"/>
+          <w:i w:val="0"/>
           <w:color w:val="1B1B1B"/>
           <w:sz w:val="20"/>
         </w:rPr>
+        <w:t>妈妈：他那边。</w:t>
+      </w:r>
+    </w:p>
+    <w:p>
+      <w:pPr>
+        <w:spacing w:after="20"/>
+        <w:ind w:left="340"/>
+      </w:pPr>
+      <w:r>
+        <w:rPr>
+          <w:rFonts w:ascii="Microsoft YaHei" w:hAnsi="Microsoft YaHei" w:eastAsia="Microsoft YaHei"/>
+          <w:b w:val="0"/>
+          <w:i w:val="0"/>
+          <w:color w:val="1B1B1B"/>
+          <w:sz w:val="20"/>
+        </w:rPr>
         <w:t>你：呜。</w:t>
+      </w:r>
+    </w:p>
+    <w:p>
+      <w:pPr>
+        <w:spacing w:after="20"/>
+        <w:ind w:left="340"/>
+      </w:pPr>
+      <w:r>
+        <w:rPr>
+          <w:rFonts w:ascii="Microsoft YaHei" w:hAnsi="Microsoft YaHei" w:eastAsia="Microsoft YaHei"/>
+          <w:b w:val="0"/>
+          <w:i w:val="0"/>
+          <w:color w:val="1B1B1B"/>
+          <w:sz w:val="20"/>
+        </w:rPr>
+        <w:t>爸爸：行，听他的。</w:t>
       </w:r>
     </w:p>
     <w:tbl>
@@ -973,7 +1037,7 @@
           <w:color w:val="1B1B1B"/>
           <w:sz w:val="20"/>
         </w:rPr>
-        <w:t>妈妈：看这里，不是看勺子。</w:t>
+        <w:t>妈妈：看这里，不是看勺。</w:t>
       </w:r>
     </w:p>
     <w:p>
@@ -1002,6 +1066,22 @@
           <w:rFonts w:ascii="Microsoft YaHei" w:hAnsi="Microsoft YaHei" w:eastAsia="Microsoft YaHei"/>
           <w:b w:val="0"/>
           <w:i w:val="0"/>
+          <w:color w:val="8C1D18"/>
+          <w:sz w:val="19"/>
+        </w:rPr>
+        <w:t>★ 旁白插入(第 2 句后 · T1)：全家福进度条卡在一柄餐具上，导演（妈妈）血压轻微上升。</w:t>
+      </w:r>
+    </w:p>
+    <w:p>
+      <w:pPr>
+        <w:spacing w:after="20"/>
+        <w:ind w:left="340"/>
+      </w:pPr>
+      <w:r>
+        <w:rPr>
+          <w:rFonts w:ascii="Microsoft YaHei" w:hAnsi="Microsoft YaHei" w:eastAsia="Microsoft YaHei"/>
+          <w:b w:val="0"/>
+          <w:i w:val="0"/>
           <w:color w:val="1B1B1B"/>
           <w:sz w:val="20"/>
         </w:rPr>
@@ -1021,7 +1101,7 @@
           <w:color w:val="1B1B1B"/>
           <w:sz w:val="20"/>
         </w:rPr>
-        <w:t>妈妈：相片里会有个勺。</w:t>
+        <w:t>妈妈：照片里会有个勺。</w:t>
       </w:r>
     </w:p>
     <w:p>
@@ -1037,7 +1117,55 @@
           <w:color w:val="1B1B1B"/>
           <w:sz w:val="20"/>
         </w:rPr>
-        <w:t>你：我的。</w:t>
+        <w:t>你：勺不好吗？</w:t>
+      </w:r>
+    </w:p>
+    <w:p>
+      <w:pPr>
+        <w:spacing w:after="20"/>
+        <w:ind w:left="340"/>
+      </w:pPr>
+      <w:r>
+        <w:rPr>
+          <w:rFonts w:ascii="Microsoft YaHei" w:hAnsi="Microsoft YaHei" w:eastAsia="Microsoft YaHei"/>
+          <w:b w:val="0"/>
+          <w:i w:val="0"/>
+          <w:color w:val="8C1D18"/>
+          <w:sz w:val="19"/>
+        </w:rPr>
+        <w:t>★ 旁白插入(第 5 句后 · T3)：多年后，修复软件会把勺子识别为家庭成员。它没有识别错，它甚至有户口。</w:t>
+      </w:r>
+    </w:p>
+    <w:p>
+      <w:pPr>
+        <w:spacing w:after="20"/>
+        <w:ind w:left="340"/>
+      </w:pPr>
+      <w:r>
+        <w:rPr>
+          <w:rFonts w:ascii="Microsoft YaHei" w:hAnsi="Microsoft YaHei" w:eastAsia="Microsoft YaHei"/>
+          <w:b w:val="0"/>
+          <w:i w:val="0"/>
+          <w:color w:val="1B1B1B"/>
+          <w:sz w:val="20"/>
+        </w:rPr>
+        <w:t>妈妈：好，就是太抢镜。</w:t>
+      </w:r>
+    </w:p>
+    <w:p>
+      <w:pPr>
+        <w:spacing w:after="20"/>
+        <w:ind w:left="340"/>
+      </w:pPr>
+      <w:r>
+        <w:rPr>
+          <w:rFonts w:ascii="Microsoft YaHei" w:hAnsi="Microsoft YaHei" w:eastAsia="Microsoft YaHei"/>
+          <w:b w:val="0"/>
+          <w:i w:val="0"/>
+          <w:color w:val="1B1B1B"/>
+          <w:sz w:val="20"/>
+        </w:rPr>
+        <w:t>爸爸：让他抢。</w:t>
       </w:r>
     </w:p>
     <w:tbl>
@@ -1721,6 +1849,22 @@
           <w:rFonts w:ascii="Microsoft YaHei" w:hAnsi="Microsoft YaHei" w:eastAsia="Microsoft YaHei"/>
           <w:b w:val="0"/>
           <w:i w:val="0"/>
+          <w:color w:val="8C1D18"/>
+          <w:sz w:val="19"/>
+        </w:rPr>
+        <w:t>★ 旁白插入(第 2 句后 · T1)：口水请咽回去，法庭内禁止加餐，法官（老师）看着呢。</w:t>
+      </w:r>
+    </w:p>
+    <w:p>
+      <w:pPr>
+        <w:spacing w:after="20"/>
+        <w:ind w:left="340"/>
+      </w:pPr>
+      <w:r>
+        <w:rPr>
+          <w:rFonts w:ascii="Microsoft YaHei" w:hAnsi="Microsoft YaHei" w:eastAsia="Microsoft YaHei"/>
+          <w:b w:val="0"/>
+          <w:i w:val="0"/>
           <w:color w:val="1B1B1B"/>
           <w:sz w:val="20"/>
         </w:rPr>
@@ -2401,7 +2545,7 @@
           <w:color w:val="1B1B1B"/>
           <w:sz w:val="20"/>
         </w:rPr>
-        <w:t>爸爸：手电就在这个很显眼的地方。</w:t>
+        <w:t>爸爸：手电在很显眼的地方。</w:t>
       </w:r>
     </w:p>
     <w:p>
@@ -2430,6 +2574,22 @@
           <w:rFonts w:ascii="Microsoft YaHei" w:hAnsi="Microsoft YaHei" w:eastAsia="Microsoft YaHei"/>
           <w:b w:val="0"/>
           <w:i w:val="0"/>
+          <w:color w:val="8C1D18"/>
+          <w:sz w:val="19"/>
+        </w:rPr>
+        <w:t>★ 旁白插入(第 2 句后 · T1)：手电放在很显眼的地方——在爸爸的回忆里。这波属于是脑内检索失败。</w:t>
+      </w:r>
+    </w:p>
+    <w:p>
+      <w:pPr>
+        <w:spacing w:after="20"/>
+        <w:ind w:left="340"/>
+      </w:pPr>
+      <w:r>
+        <w:rPr>
+          <w:rFonts w:ascii="Microsoft YaHei" w:hAnsi="Microsoft YaHei" w:eastAsia="Microsoft YaHei"/>
+          <w:b w:val="0"/>
+          <w:i w:val="0"/>
           <w:color w:val="1B1B1B"/>
           <w:sz w:val="20"/>
         </w:rPr>
@@ -2449,7 +2609,7 @@
           <w:color w:val="1B1B1B"/>
           <w:sz w:val="20"/>
         </w:rPr>
-        <w:t>你：墙上有兔子。</w:t>
+        <w:t>妈妈：上次我们摸黑吃了半小时。</w:t>
       </w:r>
     </w:p>
     <w:p>
@@ -2465,7 +2625,39 @@
           <w:color w:val="1B1B1B"/>
           <w:sz w:val="20"/>
         </w:rPr>
+        <w:t>你：墙上有兔子。</w:t>
+      </w:r>
+    </w:p>
+    <w:p>
+      <w:pPr>
+        <w:spacing w:after="20"/>
+        <w:ind w:left="340"/>
+      </w:pPr>
+      <w:r>
+        <w:rPr>
+          <w:rFonts w:ascii="Microsoft YaHei" w:hAnsi="Microsoft YaHei" w:eastAsia="Microsoft YaHei"/>
+          <w:b w:val="0"/>
+          <w:i w:val="0"/>
+          <w:color w:val="1B1B1B"/>
+          <w:sz w:val="20"/>
+        </w:rPr>
         <w:t>妈妈：先看兔子。</w:t>
+      </w:r>
+    </w:p>
+    <w:p>
+      <w:pPr>
+        <w:spacing w:after="20"/>
+        <w:ind w:left="340"/>
+      </w:pPr>
+      <w:r>
+        <w:rPr>
+          <w:rFonts w:ascii="Microsoft YaHei" w:hAnsi="Microsoft YaHei" w:eastAsia="Microsoft YaHei"/>
+          <w:b w:val="0"/>
+          <w:i w:val="0"/>
+          <w:color w:val="1B1B1B"/>
+          <w:sz w:val="20"/>
+        </w:rPr>
+        <w:t>爸爸：手电等会儿。</w:t>
       </w:r>
     </w:p>
     <w:tbl>
@@ -3161,6 +3353,22 @@
           <w:rFonts w:ascii="Microsoft YaHei" w:hAnsi="Microsoft YaHei" w:eastAsia="Microsoft YaHei"/>
           <w:b w:val="0"/>
           <w:i w:val="0"/>
+          <w:color w:val="8C1D18"/>
+          <w:sz w:val="19"/>
+        </w:rPr>
+        <w:t>★ 旁白插入(第 2 句后 · T1)：一位老员工离岗，单位（你的嘴）照常运转，这就是编制的含金量。</w:t>
+      </w:r>
+    </w:p>
+    <w:p>
+      <w:pPr>
+        <w:spacing w:after="20"/>
+        <w:ind w:left="340"/>
+      </w:pPr>
+      <w:r>
+        <w:rPr>
+          <w:rFonts w:ascii="Microsoft YaHei" w:hAnsi="Microsoft YaHei" w:eastAsia="Microsoft YaHei"/>
+          <w:b w:val="0"/>
+          <w:i w:val="0"/>
           <w:color w:val="1B1B1B"/>
           <w:sz w:val="20"/>
         </w:rPr>
@@ -3880,6 +4088,22 @@
           <w:rFonts w:ascii="Microsoft YaHei" w:hAnsi="Microsoft YaHei" w:eastAsia="Microsoft YaHei"/>
           <w:b w:val="0"/>
           <w:i w:val="0"/>
+          <w:color w:val="8C1D18"/>
+          <w:sz w:val="19"/>
+        </w:rPr>
+        <w:t>★ 旁白插入(第 2 句后 · T1)：家长群即将出现本条照片。旁白建议先检查牙缝。</w:t>
+      </w:r>
+    </w:p>
+    <w:p>
+      <w:pPr>
+        <w:spacing w:after="20"/>
+        <w:ind w:left="340"/>
+      </w:pPr>
+      <w:r>
+        <w:rPr>
+          <w:rFonts w:ascii="Microsoft YaHei" w:hAnsi="Microsoft YaHei" w:eastAsia="Microsoft YaHei"/>
+          <w:b w:val="0"/>
+          <w:i w:val="0"/>
           <w:color w:val="1B1B1B"/>
           <w:sz w:val="20"/>
         </w:rPr>
@@ -5215,7 +5439,7 @@
           <w:color w:val="1B1B1B"/>
           <w:sz w:val="20"/>
         </w:rPr>
-        <w:t>同桌：这样就不容易丢了。</w:t>
+        <w:t>同桌：这样就不容易丢。</w:t>
       </w:r>
     </w:p>
     <w:p>
@@ -5231,7 +5455,7 @@
           <w:color w:val="1B1B1B"/>
           <w:sz w:val="20"/>
         </w:rPr>
-        <w:t>你：那你用哪半？</w:t>
+        <w:t>你：你用哪半？</w:t>
       </w:r>
     </w:p>
     <w:p>
@@ -5244,10 +5468,26 @@
           <w:rFonts w:ascii="Microsoft YaHei" w:hAnsi="Microsoft YaHei" w:eastAsia="Microsoft YaHei"/>
           <w:b w:val="0"/>
           <w:i w:val="0"/>
+          <w:color w:val="8C1D18"/>
+          <w:sz w:val="19"/>
+        </w:rPr>
+        <w:t>★ 旁白插入(第 2 句后 · T1)：双方各持百分之五十，财务透明，建议全行业学习。</w:t>
+      </w:r>
+    </w:p>
+    <w:p>
+      <w:pPr>
+        <w:spacing w:after="20"/>
+        <w:ind w:left="340"/>
+      </w:pPr>
+      <w:r>
+        <w:rPr>
+          <w:rFonts w:ascii="Microsoft YaHei" w:hAnsi="Microsoft YaHei" w:eastAsia="Microsoft YaHei"/>
+          <w:b w:val="0"/>
+          <w:i w:val="0"/>
           <w:color w:val="1B1B1B"/>
           <w:sz w:val="20"/>
         </w:rPr>
-        <w:t>同桌：小的那半。</w:t>
+        <w:t>同桌：小的。</w:t>
       </w:r>
     </w:p>
     <w:p>
@@ -5276,10 +5516,58 @@
           <w:rFonts w:ascii="Microsoft YaHei" w:hAnsi="Microsoft YaHei" w:eastAsia="Microsoft YaHei"/>
           <w:b w:val="0"/>
           <w:i w:val="0"/>
+          <w:color w:val="8C1D18"/>
+          <w:sz w:val="19"/>
+        </w:rPr>
+        <w:t>★ 旁白插入(第 4 句后 · T3)：联合国总部此刻毫无动静，课桌上刚刚签署了一份更可靠的条约。</w:t>
+      </w:r>
+    </w:p>
+    <w:p>
+      <w:pPr>
+        <w:spacing w:after="20"/>
+        <w:ind w:left="340"/>
+      </w:pPr>
+      <w:r>
+        <w:rPr>
+          <w:rFonts w:ascii="Microsoft YaHei" w:hAnsi="Microsoft YaHei" w:eastAsia="Microsoft YaHei"/>
+          <w:b w:val="0"/>
+          <w:i w:val="0"/>
           <w:color w:val="1B1B1B"/>
           <w:sz w:val="20"/>
         </w:rPr>
-        <w:t>同桌：大的要用来撑面子。</w:t>
+        <w:t>同桌：大的要撑面子。</w:t>
+      </w:r>
+    </w:p>
+    <w:p>
+      <w:pPr>
+        <w:spacing w:after="20"/>
+        <w:ind w:left="340"/>
+      </w:pPr>
+      <w:r>
+        <w:rPr>
+          <w:rFonts w:ascii="Microsoft YaHei" w:hAnsi="Microsoft YaHei" w:eastAsia="Microsoft YaHei"/>
+          <w:b w:val="0"/>
+          <w:i w:val="0"/>
+          <w:color w:val="1B1B1B"/>
+          <w:sz w:val="20"/>
+        </w:rPr>
+        <w:t>你：面子能用橡皮撑？</w:t>
+      </w:r>
+    </w:p>
+    <w:p>
+      <w:pPr>
+        <w:spacing w:after="20"/>
+        <w:ind w:left="340"/>
+      </w:pPr>
+      <w:r>
+        <w:rPr>
+          <w:rFonts w:ascii="Microsoft YaHei" w:hAnsi="Microsoft YaHei" w:eastAsia="Microsoft YaHei"/>
+          <w:b w:val="0"/>
+          <w:i w:val="0"/>
+          <w:color w:val="1B1B1B"/>
+          <w:sz w:val="20"/>
+        </w:rPr>
+        <w:t>同桌：能，先用你的。</w:t>
       </w:r>
     </w:p>
     <w:tbl>
@@ -5953,6 +6241,22 @@
           <w:rFonts w:ascii="Microsoft YaHei" w:hAnsi="Microsoft YaHei" w:eastAsia="Microsoft YaHei"/>
           <w:b w:val="0"/>
           <w:i w:val="0"/>
+          <w:color w:val="8C1D18"/>
+          <w:sz w:val="19"/>
+        </w:rPr>
+        <w:t>★ 旁白插入(第 2 句后 · T1)：两块五引发的舆论风暴，精彩程度超过某些番的商战戏份。</w:t>
+      </w:r>
+    </w:p>
+    <w:p>
+      <w:pPr>
+        <w:spacing w:after="20"/>
+        <w:ind w:left="340"/>
+      </w:pPr>
+      <w:r>
+        <w:rPr>
+          <w:rFonts w:ascii="Microsoft YaHei" w:hAnsi="Microsoft YaHei" w:eastAsia="Microsoft YaHei"/>
+          <w:b w:val="0"/>
+          <w:i w:val="0"/>
           <w:color w:val="1B1B1B"/>
           <w:sz w:val="20"/>
         </w:rPr>
@@ -6662,6 +6966,22 @@
           <w:rFonts w:ascii="Microsoft YaHei" w:hAnsi="Microsoft YaHei" w:eastAsia="Microsoft YaHei"/>
           <w:b w:val="0"/>
           <w:i w:val="0"/>
+          <w:color w:val="8C1D18"/>
+          <w:sz w:val="19"/>
+        </w:rPr>
+        <w:t>★ 旁白插入(第 2 句后 · T1)：旁白查了评分标准，第 7 条写着“理想应积极向上”。玩家不在列表里。</w:t>
+      </w:r>
+    </w:p>
+    <w:p>
+      <w:pPr>
+        <w:spacing w:after="20"/>
+        <w:ind w:left="340"/>
+      </w:pPr>
+      <w:r>
+        <w:rPr>
+          <w:rFonts w:ascii="Microsoft YaHei" w:hAnsi="Microsoft YaHei" w:eastAsia="Microsoft YaHei"/>
+          <w:b w:val="0"/>
+          <w:i w:val="0"/>
           <w:color w:val="1B1B1B"/>
           <w:sz w:val="20"/>
         </w:rPr>
@@ -8091,6 +8411,22 @@
           <w:rFonts w:ascii="Microsoft YaHei" w:hAnsi="Microsoft YaHei" w:eastAsia="Microsoft YaHei"/>
           <w:b w:val="0"/>
           <w:i w:val="0"/>
+          <w:color w:val="8C1D18"/>
+          <w:sz w:val="19"/>
+        </w:rPr>
+        <w:t>★ 旁白插入(第 1 句后 · T1)：分数已尘埃落定，米饭还热着——热饭党大胜利。</w:t>
+      </w:r>
+    </w:p>
+    <w:p>
+      <w:pPr>
+        <w:spacing w:after="20"/>
+        <w:ind w:left="340"/>
+      </w:pPr>
+      <w:r>
+        <w:rPr>
+          <w:rFonts w:ascii="Microsoft YaHei" w:hAnsi="Microsoft YaHei" w:eastAsia="Microsoft YaHei"/>
+          <w:b w:val="0"/>
+          <w:i w:val="0"/>
           <w:color w:val="1B1B1B"/>
           <w:sz w:val="20"/>
         </w:rPr>
@@ -8848,6 +9184,22 @@
           <w:rFonts w:ascii="Microsoft YaHei" w:hAnsi="Microsoft YaHei" w:eastAsia="Microsoft YaHei"/>
           <w:b w:val="0"/>
           <w:i w:val="0"/>
+          <w:color w:val="8C1D18"/>
+          <w:sz w:val="19"/>
+        </w:rPr>
+        <w:t>★ 旁白插入(第 4 句后 · T1)：门票零元，音响一般，但主唱和观众都是同一个班，圈地自萌的快乐。</w:t>
+      </w:r>
+    </w:p>
+    <w:p>
+      <w:pPr>
+        <w:spacing w:after="20"/>
+        <w:ind w:left="340"/>
+      </w:pPr>
+      <w:r>
+        <w:rPr>
+          <w:rFonts w:ascii="Microsoft YaHei" w:hAnsi="Microsoft YaHei" w:eastAsia="Microsoft YaHei"/>
+          <w:b w:val="0"/>
+          <w:i w:val="0"/>
           <w:color w:val="1B1B1B"/>
           <w:sz w:val="20"/>
         </w:rPr>
@@ -10244,6 +10596,22 @@
           <w:rFonts w:ascii="Microsoft YaHei" w:hAnsi="Microsoft YaHei" w:eastAsia="Microsoft YaHei"/>
           <w:b w:val="0"/>
           <w:i w:val="0"/>
+          <w:color w:val="8C1D18"/>
+          <w:sz w:val="19"/>
+        </w:rPr>
+        <w:t>★ 旁白插入(第 2 句后 · T1)：“前程似锦”写的人太多，建议改记欠下的那顿饭，二十年后凭页讨债。</w:t>
+      </w:r>
+    </w:p>
+    <w:p>
+      <w:pPr>
+        <w:spacing w:after="20"/>
+        <w:ind w:left="340"/>
+      </w:pPr>
+      <w:r>
+        <w:rPr>
+          <w:rFonts w:ascii="Microsoft YaHei" w:hAnsi="Microsoft YaHei" w:eastAsia="Microsoft YaHei"/>
+          <w:b w:val="0"/>
+          <w:i w:val="0"/>
           <w:color w:val="1B1B1B"/>
           <w:sz w:val="20"/>
         </w:rPr>
@@ -10924,7 +11292,7 @@
           <w:color w:val="1B1B1B"/>
           <w:sz w:val="20"/>
         </w:rPr>
-        <w:t>同事：植物可以慢慢救，项目是周五要。</w:t>
+        <w:t>同事：植物慢慢救，项目周五要。</w:t>
       </w:r>
     </w:p>
     <w:p>
@@ -10940,7 +11308,7 @@
           <w:color w:val="1B1B1B"/>
           <w:sz w:val="20"/>
         </w:rPr>
-        <w:t>你：那先救哪个？</w:t>
+        <w:t>你：先救哪个？</w:t>
       </w:r>
     </w:p>
     <w:p>
@@ -10953,10 +11321,26 @@
           <w:rFonts w:ascii="Microsoft YaHei" w:hAnsi="Microsoft YaHei" w:eastAsia="Microsoft YaHei"/>
           <w:b w:val="0"/>
           <w:i w:val="0"/>
+          <w:color w:val="8C1D18"/>
+          <w:sz w:val="19"/>
+        </w:rPr>
+        <w:t>★ 旁白插入(第 2 句后 · T1)：前任留的字条写着“对不起”，植物の遗言令人心碎。</w:t>
+      </w:r>
+    </w:p>
+    <w:p>
+      <w:pPr>
+        <w:spacing w:after="20"/>
+        <w:ind w:left="340"/>
+      </w:pPr>
+      <w:r>
+        <w:rPr>
+          <w:rFonts w:ascii="Microsoft YaHei" w:hAnsi="Microsoft YaHei" w:eastAsia="Microsoft YaHei"/>
+          <w:b w:val="0"/>
+          <w:i w:val="0"/>
           <w:color w:val="1B1B1B"/>
           <w:sz w:val="20"/>
         </w:rPr>
-        <w:t>同事：先救周五。</w:t>
+        <w:t>同事：周五。</w:t>
       </w:r>
     </w:p>
     <w:p>
@@ -10985,10 +11369,58 @@
           <w:rFonts w:ascii="Microsoft YaHei" w:hAnsi="Microsoft YaHei" w:eastAsia="Microsoft YaHei"/>
           <w:b w:val="0"/>
           <w:i w:val="0"/>
+          <w:color w:val="8C1D18"/>
+          <w:sz w:val="19"/>
+        </w:rPr>
+        <w:t>★ 旁白插入(第 4 句后 · T3)：请按时浇水，就当给未来的自己续命，一日一功德。</w:t>
+      </w:r>
+    </w:p>
+    <w:p>
+      <w:pPr>
+        <w:spacing w:after="20"/>
+        <w:ind w:left="340"/>
+      </w:pPr>
+      <w:r>
+        <w:rPr>
+          <w:rFonts w:ascii="Microsoft YaHei" w:hAnsi="Microsoft YaHei" w:eastAsia="Microsoft YaHei"/>
+          <w:b w:val="0"/>
+          <w:i w:val="0"/>
           <w:color w:val="1B1B1B"/>
           <w:sz w:val="20"/>
         </w:rPr>
         <w:t>同事：它没写 deadline。</w:t>
+      </w:r>
+    </w:p>
+    <w:p>
+      <w:pPr>
+        <w:spacing w:after="20"/>
+        <w:ind w:left="340"/>
+      </w:pPr>
+      <w:r>
+        <w:rPr>
+          <w:rFonts w:ascii="Microsoft YaHei" w:hAnsi="Microsoft YaHei" w:eastAsia="Microsoft YaHei"/>
+          <w:b w:val="0"/>
+          <w:i w:val="0"/>
+          <w:color w:val="1B1B1B"/>
+          <w:sz w:val="20"/>
+        </w:rPr>
+        <w:t>你：它有叶子。</w:t>
+      </w:r>
+    </w:p>
+    <w:p>
+      <w:pPr>
+        <w:spacing w:after="20"/>
+        <w:ind w:left="340"/>
+      </w:pPr>
+      <w:r>
+        <w:rPr>
+          <w:rFonts w:ascii="Microsoft YaHei" w:hAnsi="Microsoft YaHei" w:eastAsia="Microsoft YaHei"/>
+          <w:b w:val="0"/>
+          <w:i w:val="0"/>
+          <w:color w:val="1B1B1B"/>
+          <w:sz w:val="20"/>
+        </w:rPr>
+        <w:t>同事：叶子不会在群里@你。</w:t>
       </w:r>
     </w:p>
     <w:tbl>
@@ -11662,6 +12094,22 @@
           <w:rFonts w:ascii="Microsoft YaHei" w:hAnsi="Microsoft YaHei" w:eastAsia="Microsoft YaHei"/>
           <w:b w:val="0"/>
           <w:i w:val="0"/>
+          <w:color w:val="8C1D18"/>
+          <w:sz w:val="19"/>
+        </w:rPr>
+        <w:t>★ 旁白插入(第 2 句后 · T1)：箱子重二十公斤，牵挂没有秤，超重了也没事。</w:t>
+      </w:r>
+    </w:p>
+    <w:p>
+      <w:pPr>
+        <w:spacing w:after="20"/>
+        <w:ind w:left="340"/>
+      </w:pPr>
+      <w:r>
+        <w:rPr>
+          <w:rFonts w:ascii="Microsoft YaHei" w:hAnsi="Microsoft YaHei" w:eastAsia="Microsoft YaHei"/>
+          <w:b w:val="0"/>
+          <w:i w:val="0"/>
           <w:color w:val="1B1B1B"/>
           <w:sz w:val="20"/>
         </w:rPr>
@@ -13054,6 +13502,22 @@
           <w:rFonts w:ascii="Microsoft YaHei" w:hAnsi="Microsoft YaHei" w:eastAsia="Microsoft YaHei"/>
           <w:b w:val="0"/>
           <w:i w:val="0"/>
+          <w:color w:val="8C1D18"/>
+          <w:sz w:val="19"/>
+        </w:rPr>
+        <w:t>★ 旁白插入(第 3 句后 · T1)：酸奶已阵亡，史称合租第一次战役，双方损失惨重（主要是你）。</w:t>
+      </w:r>
+    </w:p>
+    <w:p>
+      <w:pPr>
+        <w:spacing w:after="20"/>
+        <w:ind w:left="340"/>
+      </w:pPr>
+      <w:r>
+        <w:rPr>
+          <w:rFonts w:ascii="Microsoft YaHei" w:hAnsi="Microsoft YaHei" w:eastAsia="Microsoft YaHei"/>
+          <w:b w:val="0"/>
+          <w:i w:val="0"/>
           <w:color w:val="1B1B1B"/>
           <w:sz w:val="20"/>
         </w:rPr>
@@ -14403,10 +14867,26 @@
           <w:rFonts w:ascii="Microsoft YaHei" w:hAnsi="Microsoft YaHei" w:eastAsia="Microsoft YaHei"/>
           <w:b w:val="0"/>
           <w:i w:val="0"/>
+          <w:color w:val="8C1D18"/>
+          <w:sz w:val="19"/>
+        </w:rPr>
+        <w:t>★ 旁白插入(第 1 句后 · T1)：本幕实测：爱情能不能当电用？先缴费后浪漫，顺序反了GG。</w:t>
+      </w:r>
+    </w:p>
+    <w:p>
+      <w:pPr>
+        <w:spacing w:after="20"/>
+        <w:ind w:left="340"/>
+      </w:pPr>
+      <w:r>
+        <w:rPr>
+          <w:rFonts w:ascii="Microsoft YaHei" w:hAnsi="Microsoft YaHei" w:eastAsia="Microsoft YaHei"/>
+          <w:b w:val="0"/>
+          <w:i w:val="0"/>
           <w:color w:val="1B1B1B"/>
           <w:sz w:val="20"/>
         </w:rPr>
-        <w:t>你：电费单还在桌上。</w:t>
+        <w:t>你：电费单在桌上。</w:t>
       </w:r>
     </w:p>
     <w:p>
@@ -14422,7 +14902,7 @@
           <w:color w:val="1B1B1B"/>
           <w:sz w:val="20"/>
         </w:rPr>
-        <w:t>对方：它可以当餐垫。</w:t>
+        <w:t>对方：可以当餐垫。</w:t>
       </w:r>
     </w:p>
     <w:p>
@@ -14451,10 +14931,58 @@
           <w:rFonts w:ascii="Microsoft YaHei" w:hAnsi="Microsoft YaHei" w:eastAsia="Microsoft YaHei"/>
           <w:b w:val="0"/>
           <w:i w:val="0"/>
+          <w:color w:val="8C1D18"/>
+          <w:sz w:val="19"/>
+        </w:rPr>
+        <w:t>★ 旁白插入(第 4 句后 · T3)：我不反对玫瑰，但建议先缴费再浪漫。顺序反了，玫瑰也会蔫。</w:t>
+      </w:r>
+    </w:p>
+    <w:p>
+      <w:pPr>
+        <w:spacing w:after="20"/>
+        <w:ind w:left="340"/>
+      </w:pPr>
+      <w:r>
+        <w:rPr>
+          <w:rFonts w:ascii="Microsoft YaHei" w:hAnsi="Microsoft YaHei" w:eastAsia="Microsoft YaHei"/>
+          <w:b w:val="0"/>
+          <w:i w:val="0"/>
           <w:color w:val="1B1B1B"/>
           <w:sz w:val="20"/>
         </w:rPr>
         <w:t>对方：便宜的，热的。</w:t>
+      </w:r>
+    </w:p>
+    <w:p>
+      <w:pPr>
+        <w:spacing w:after="20"/>
+        <w:ind w:left="340"/>
+      </w:pPr>
+      <w:r>
+        <w:rPr>
+          <w:rFonts w:ascii="Microsoft YaHei" w:hAnsi="Microsoft YaHei" w:eastAsia="Microsoft YaHei"/>
+          <w:b w:val="0"/>
+          <w:i w:val="0"/>
+          <w:color w:val="1B1B1B"/>
+          <w:sz w:val="20"/>
+        </w:rPr>
+        <w:t>你：比如？</w:t>
+      </w:r>
+    </w:p>
+    <w:p>
+      <w:pPr>
+        <w:spacing w:after="20"/>
+        <w:ind w:left="340"/>
+      </w:pPr>
+      <w:r>
+        <w:rPr>
+          <w:rFonts w:ascii="Microsoft YaHei" w:hAnsi="Microsoft YaHei" w:eastAsia="Microsoft YaHei"/>
+          <w:b w:val="0"/>
+          <w:i w:val="0"/>
+          <w:color w:val="1B1B1B"/>
+          <w:sz w:val="20"/>
+        </w:rPr>
+        <w:t>对方：比如不点外卖。</w:t>
       </w:r>
     </w:p>
     <w:tbl>
@@ -15031,7 +15559,7 @@
           <w:color w:val="1B1B1B"/>
           <w:sz w:val="28"/>
         </w:rPr>
-        <w:t>LC15 · 老同学来电，没有附项目书</w:t>
+        <w:t>LC34 · 联机到十点，被邻居误会在相亲</w:t>
       </w:r>
     </w:p>
     <w:p>
@@ -15043,7 +15571,7 @@
           <w:color w:val="5A5A5A"/>
           <w:sz w:val="18"/>
         </w:rPr>
-        <w:t>24–75 岁   ·   park   ·   adult</w:t>
+        <w:t>23–32 岁   ·   home   ·   adult</w:t>
       </w:r>
     </w:p>
     <w:p>
@@ -15068,7 +15596,7 @@
           <w:color w:val="1B1B1B"/>
           <w:sz w:val="21"/>
         </w:rPr>
-        <w:t>陌生号码打了两次。接通后，对方报出你小时候用过的外号，说他回来了，想找个地方坐坐。旁白：没有项目书，也没有 KPI。</w:t>
+        <w:t>周五晚上，你和同事联机打游戏，语音里喊“打他打他”。十点，邻居敲门送水果，往屋里看了一眼：一台电视、两个人、满地零食。她笑着说：年轻人，慢慢聊。门关上了，语音里同事问：刚才谁啊？</w:t>
       </w:r>
     </w:p>
     <w:p>
@@ -15099,7 +15627,215 @@
           <w:color w:val="1B1B1B"/>
           <w:sz w:val="20"/>
         </w:rPr>
-        <w:t>老同学：不是推销，也没有项目，就是想见你。</w:t>
+        <w:t>同事：刚才谁啊？</w:t>
+      </w:r>
+    </w:p>
+    <w:p>
+      <w:pPr>
+        <w:spacing w:after="20"/>
+        <w:ind w:left="340"/>
+      </w:pPr>
+      <w:r>
+        <w:rPr>
+          <w:rFonts w:ascii="Microsoft YaHei" w:hAnsi="Microsoft YaHei" w:eastAsia="Microsoft YaHei"/>
+          <w:b w:val="0"/>
+          <w:i w:val="0"/>
+          <w:color w:val="1B1B1B"/>
+          <w:sz w:val="20"/>
+        </w:rPr>
+        <w:t>你：邻居。</w:t>
+      </w:r>
+    </w:p>
+    <w:p>
+      <w:pPr>
+        <w:spacing w:after="20"/>
+        <w:ind w:left="340"/>
+      </w:pPr>
+      <w:r>
+        <w:rPr>
+          <w:rFonts w:ascii="Microsoft YaHei" w:hAnsi="Microsoft YaHei" w:eastAsia="Microsoft YaHei"/>
+          <w:b w:val="0"/>
+          <w:i w:val="0"/>
+          <w:color w:val="1B1B1B"/>
+          <w:sz w:val="20"/>
+        </w:rPr>
+        <w:t>同事：她笑成那样？</w:t>
+      </w:r>
+    </w:p>
+    <w:p>
+      <w:pPr>
+        <w:spacing w:after="20"/>
+        <w:ind w:left="340"/>
+      </w:pPr>
+      <w:r>
+        <w:rPr>
+          <w:rFonts w:ascii="Microsoft YaHei" w:hAnsi="Microsoft YaHei" w:eastAsia="Microsoft YaHei"/>
+          <w:b w:val="0"/>
+          <w:i w:val="0"/>
+          <w:color w:val="8C1D18"/>
+          <w:sz w:val="19"/>
+        </w:rPr>
+        <w:t>★ 旁白插入(第 3 句后 · T1)：楼道是本地最大的信息交易所。</w:t>
+      </w:r>
+    </w:p>
+    <w:p>
+      <w:pPr>
+        <w:spacing w:after="20"/>
+        <w:ind w:left="340"/>
+      </w:pPr>
+      <w:r>
+        <w:rPr>
+          <w:rFonts w:ascii="Microsoft YaHei" w:hAnsi="Microsoft YaHei" w:eastAsia="Microsoft YaHei"/>
+          <w:b w:val="0"/>
+          <w:i w:val="0"/>
+          <w:color w:val="1B1B1B"/>
+          <w:sz w:val="20"/>
+        </w:rPr>
+        <w:t>你：她可能以为……</w:t>
+      </w:r>
+    </w:p>
+    <w:p>
+      <w:pPr>
+        <w:spacing w:after="20"/>
+        <w:ind w:left="340"/>
+      </w:pPr>
+      <w:r>
+        <w:rPr>
+          <w:rFonts w:ascii="Microsoft YaHei" w:hAnsi="Microsoft YaHei" w:eastAsia="Microsoft YaHei"/>
+          <w:b w:val="0"/>
+          <w:i w:val="0"/>
+          <w:color w:val="1B1B1B"/>
+          <w:sz w:val="20"/>
+        </w:rPr>
+        <w:t>同事：以为什么？</w:t>
+      </w:r>
+    </w:p>
+    <w:p>
+      <w:pPr>
+        <w:spacing w:after="20"/>
+        <w:ind w:left="340"/>
+      </w:pPr>
+      <w:r>
+        <w:rPr>
+          <w:rFonts w:ascii="Microsoft YaHei" w:hAnsi="Microsoft YaHei" w:eastAsia="Microsoft YaHei"/>
+          <w:b w:val="0"/>
+          <w:i w:val="0"/>
+          <w:color w:val="1B1B1B"/>
+          <w:sz w:val="20"/>
+        </w:rPr>
+        <w:t>你：以为我们在约会。</w:t>
+      </w:r>
+    </w:p>
+    <w:p>
+      <w:pPr>
+        <w:spacing w:after="20"/>
+        <w:ind w:left="340"/>
+      </w:pPr>
+      <w:r>
+        <w:rPr>
+          <w:rFonts w:ascii="Microsoft YaHei" w:hAnsi="Microsoft YaHei" w:eastAsia="Microsoft YaHei"/>
+          <w:b w:val="0"/>
+          <w:i w:val="0"/>
+          <w:color w:val="1B1B1B"/>
+          <w:sz w:val="20"/>
+        </w:rPr>
+        <w:t>同事：我们？</w:t>
+      </w:r>
+    </w:p>
+    <w:p>
+      <w:pPr>
+        <w:spacing w:after="20"/>
+        <w:ind w:left="340"/>
+      </w:pPr>
+      <w:r>
+        <w:rPr>
+          <w:rFonts w:ascii="Microsoft YaHei" w:hAnsi="Microsoft YaHei" w:eastAsia="Microsoft YaHei"/>
+          <w:b w:val="0"/>
+          <w:i w:val="0"/>
+          <w:color w:val="1B1B1B"/>
+          <w:sz w:val="20"/>
+        </w:rPr>
+        <w:t>你：她说“慢慢聊”。</w:t>
+      </w:r>
+    </w:p>
+    <w:p>
+      <w:pPr>
+        <w:spacing w:after="20"/>
+        <w:ind w:left="340"/>
+      </w:pPr>
+      <w:r>
+        <w:rPr>
+          <w:rFonts w:ascii="Microsoft YaHei" w:hAnsi="Microsoft YaHei" w:eastAsia="Microsoft YaHei"/>
+          <w:b w:val="0"/>
+          <w:i w:val="0"/>
+          <w:color w:val="1B1B1B"/>
+          <w:sz w:val="20"/>
+        </w:rPr>
+        <w:t>同事：那你解释啊。</w:t>
+      </w:r>
+    </w:p>
+    <w:p>
+      <w:pPr>
+        <w:spacing w:after="20"/>
+        <w:ind w:left="340"/>
+      </w:pPr>
+      <w:r>
+        <w:rPr>
+          <w:rFonts w:ascii="Microsoft YaHei" w:hAnsi="Microsoft YaHei" w:eastAsia="Microsoft YaHei"/>
+          <w:b w:val="0"/>
+          <w:i w:val="0"/>
+          <w:color w:val="8C1D18"/>
+          <w:sz w:val="19"/>
+        </w:rPr>
+        <w:t>★ 旁白插入(第 9 句后 · T3)：社区广播站不接受撤稿。</w:t>
+      </w:r>
+    </w:p>
+    <w:p>
+      <w:pPr>
+        <w:spacing w:after="20"/>
+        <w:ind w:left="340"/>
+      </w:pPr>
+      <w:r>
+        <w:rPr>
+          <w:rFonts w:ascii="Microsoft YaHei" w:hAnsi="Microsoft YaHei" w:eastAsia="Microsoft YaHei"/>
+          <w:b w:val="0"/>
+          <w:i w:val="0"/>
+          <w:color w:val="1B1B1B"/>
+          <w:sz w:val="20"/>
+        </w:rPr>
+        <w:t>你：解释了。</w:t>
+      </w:r>
+    </w:p>
+    <w:p>
+      <w:pPr>
+        <w:spacing w:after="20"/>
+        <w:ind w:left="340"/>
+      </w:pPr>
+      <w:r>
+        <w:rPr>
+          <w:rFonts w:ascii="Microsoft YaHei" w:hAnsi="Microsoft YaHei" w:eastAsia="Microsoft YaHei"/>
+          <w:b w:val="0"/>
+          <w:i w:val="0"/>
+          <w:color w:val="1B1B1B"/>
+          <w:sz w:val="20"/>
+        </w:rPr>
+        <w:t>同事：她信了？</w:t>
+      </w:r>
+    </w:p>
+    <w:p>
+      <w:pPr>
+        <w:spacing w:after="20"/>
+        <w:ind w:left="340"/>
+      </w:pPr>
+      <w:r>
+        <w:rPr>
+          <w:rFonts w:ascii="Microsoft YaHei" w:hAnsi="Microsoft YaHei" w:eastAsia="Microsoft YaHei"/>
+          <w:b w:val="0"/>
+          <w:i w:val="0"/>
+          <w:color w:val="1B1B1B"/>
+          <w:sz w:val="20"/>
+        </w:rPr>
+        <w:t>你：笑得更懂了。</w:t>
       </w:r>
     </w:p>
     <w:tbl>
@@ -15240,7 +15976,7 @@
                 <w:color w:val="1B1B1B"/>
                 <w:sz w:val="18"/>
               </w:rPr>
-              <w:t>你记得他的声音，却不知道这些年该从哪里讲起。</w:t>
+              <w:t>你第一次发现，解释也会被当成剧情推进。</w:t>
             </w:r>
           </w:p>
         </w:tc>
@@ -15258,7 +15994,7 @@
                 <w:color w:val="1B1B1B"/>
                 <w:sz w:val="18"/>
               </w:rPr>
-              <w:t>见面不一定要证明自己过得好。</w:t>
+              <w:t>我说的是游戏，她听到的是好事将近。</w:t>
             </w:r>
           </w:p>
         </w:tc>
@@ -15276,7 +16012,7 @@
                 <w:color w:val="1B1B1B"/>
                 <w:sz w:val="18"/>
               </w:rPr>
-              <w:t>那先吃点什么？</w:t>
+              <w:t>阿姨，我们在打游戏。</w:t>
             </w:r>
           </w:p>
         </w:tc>
@@ -15294,7 +16030,7 @@
                 <w:color w:val="1B1B1B"/>
                 <w:sz w:val="18"/>
               </w:rPr>
-              <w:t>电话结束，今天不必立刻补完失联的所有年份。</w:t>
+              <w:t>门关上以后，语音里同事笑到破音。</w:t>
             </w:r>
           </w:p>
         </w:tc>
@@ -15332,7 +16068,7 @@
                 <w:color w:val="1B1B1B"/>
                 <w:sz w:val="18"/>
               </w:rPr>
-              <w:t>一个不带项目书的老同学来电，真实性需要用一碗面核验。</w:t>
+              <w:t>邻里关系进入信息不对称阶段，水果是开场白。</w:t>
             </w:r>
           </w:p>
         </w:tc>
@@ -15350,7 +16086,7 @@
                 <w:color w:val="1B1B1B"/>
                 <w:sz w:val="18"/>
               </w:rPr>
-              <w:t>我终于可以不准备个人年报。他居然还记得那半块橡皮是哪一头。</w:t>
+              <w:t>她送的是苹果，收走的是我的清白。</w:t>
             </w:r>
           </w:p>
         </w:tc>
@@ -15368,7 +16104,7 @@
                 <w:color w:val="1B1B1B"/>
                 <w:sz w:val="18"/>
               </w:rPr>
-              <w:t>允许普通近况入场吗？</w:t>
+              <w:t>这真是同事。</w:t>
             </w:r>
           </w:p>
         </w:tc>
@@ -15386,7 +16122,7 @@
                 <w:color w:val="1B1B1B"/>
                 <w:sz w:val="18"/>
               </w:rPr>
-              <w:t>没有项目书，不代表没有难开口的话。</w:t>
+              <w:t>第二天，楼道里多了一个版本。</w:t>
             </w:r>
           </w:p>
         </w:tc>
@@ -15424,7 +16160,7 @@
                 <w:color w:val="1B1B1B"/>
                 <w:sz w:val="18"/>
               </w:rPr>
-              <w:t>脑内旧课桌亮起一盏灯，落灰的座位等着两个人重新坐下。</w:t>
+              <w:t>脑内邻里群正在直播一档叫《年轻人》的节目。</w:t>
             </w:r>
           </w:p>
         </w:tc>
@@ -15442,7 +16178,7 @@
                 <w:color w:val="1B1B1B"/>
                 <w:sz w:val="18"/>
               </w:rPr>
-              <w:t>我们不必先找回当年的样子。</w:t>
+              <w:t>我在自己家，成了别人剧里的角色。</w:t>
             </w:r>
           </w:p>
         </w:tc>
@@ -15460,7 +16196,7 @@
                 <w:color w:val="1B1B1B"/>
                 <w:sz w:val="18"/>
               </w:rPr>
-              <w:t>先把椅子拉出来。</w:t>
+              <w:t>不是你们想的那样。</w:t>
             </w:r>
           </w:p>
         </w:tc>
@@ -15478,7 +16214,7 @@
                 <w:color w:val="1B1B1B"/>
                 <w:sz w:val="18"/>
               </w:rPr>
-              <w:t>旧课桌不会变新，但可以再坐一会儿。</w:t>
+              <w:t>群里的剧情比游戏精彩。</w:t>
             </w:r>
           </w:p>
         </w:tc>
@@ -15516,7 +16252,7 @@
                 <w:color w:val="1B1B1B"/>
                 <w:sz w:val="18"/>
               </w:rPr>
-              <w:t>想象中的童年服务器恢复一位旧用户，密码是那个过时的外号。</w:t>
+              <w:t>想象中的社区广播站播报：本单元新增一段佳话。</w:t>
             </w:r>
           </w:p>
         </w:tc>
@@ -15534,7 +16270,7 @@
                 <w:color w:val="1B1B1B"/>
                 <w:sz w:val="18"/>
               </w:rPr>
-              <w:t>别先同步资产，同步一下人。</w:t>
+              <w:t>我只是想安静地输一把。</w:t>
             </w:r>
           </w:p>
         </w:tc>
@@ -15552,7 +16288,7 @@
                 <w:color w:val="1B1B1B"/>
                 <w:sz w:val="18"/>
               </w:rPr>
-              <w:t>欢迎离线人口重连。</w:t>
+              <w:t>请把音量调小。</w:t>
             </w:r>
           </w:p>
         </w:tc>
@@ -15570,7 +16306,7 @@
                 <w:color w:val="1B1B1B"/>
                 <w:sz w:val="18"/>
               </w:rPr>
-              <w:t>服务器不考核升级，先确认彼此仍在线。</w:t>
+              <w:t>广播没有停，游戏也输了。</w:t>
             </w:r>
           </w:p>
         </w:tc>
@@ -15601,7 +16337,7 @@
           <w:color w:val="1B1B1B"/>
           <w:sz w:val="20"/>
         </w:rPr>
-        <w:t>约一顿普通的饭，告诉他不必准备战绩：</w:t>
+        <w:t>追出去解释清楚：</w:t>
       </w:r>
       <w:r>
         <w:rPr>
@@ -15611,7 +16347,17 @@
           <w:color w:val="1B1B1B"/>
           <w:sz w:val="20"/>
         </w:rPr>
-        <w:t>你约了顿普通的饭。旁白：不查战绩的饭局，现在很稀有。</w:t>
+        <w:t>你解释得很清楚。旁白：清楚到邻居开始替你规划婚礼。</w:t>
+      </w:r>
+      <w:r>
+        <w:rPr>
+          <w:rFonts w:ascii="Microsoft YaHei" w:hAnsi="Microsoft YaHei" w:eastAsia="Microsoft YaHei"/>
+          <w:b w:val="0"/>
+          <w:i w:val="0"/>
+          <w:color w:val="8C1D18"/>
+          <w:sz w:val="19"/>
+        </w:rPr>
+        <w:t>（旁白：旁白：你解释了十分钟，误会从“约会”升级成“同居”。）</w:t>
       </w:r>
     </w:p>
     <w:p>
@@ -15626,7 +16372,7 @@
           <w:color w:val="1B1B1B"/>
           <w:sz w:val="20"/>
         </w:rPr>
-        <w:t>现在不方便，说一个自己能做到的时间：</w:t>
+        <w:t>不解释，继续打：</w:t>
       </w:r>
       <w:r>
         <w:rPr>
@@ -15636,7 +16382,7 @@
           <w:color w:val="1B1B1B"/>
           <w:sz w:val="20"/>
         </w:rPr>
-        <w:t>你给了个能做到的时间。旁白：改天不如“周三”。</w:t>
+        <w:t>你选择沉默。旁白：沉默被解读成了默认，默认又被解读成了进度条。</w:t>
       </w:r>
     </w:p>
     <w:p>
@@ -15651,7 +16397,7 @@
           <w:color w:val="1B1B1B"/>
           <w:sz w:val="20"/>
         </w:rPr>
-        <w:t>先问这些年过得怎样，暂不答应见面：</w:t>
+        <w:t>干脆请同事来家吃顿饭：</w:t>
       </w:r>
       <w:r>
         <w:rPr>
@@ -15661,7 +16407,44 @@
           <w:color w:val="1B1B1B"/>
           <w:sz w:val="20"/>
         </w:rPr>
-        <w:t>你先问这些年，没急着答应。旁白：失联的年份不用一次补完。</w:t>
+        <w:t>你们吃了饭。旁白：邻居的误会得到了实体支持，从此再没怀疑过。</w:t>
+      </w:r>
+      <w:r>
+        <w:rPr>
+          <w:rFonts w:ascii="Microsoft YaHei" w:hAnsi="Microsoft YaHei" w:eastAsia="Microsoft YaHei"/>
+          <w:b w:val="0"/>
+          <w:i w:val="0"/>
+          <w:color w:val="8C1D18"/>
+          <w:sz w:val="19"/>
+        </w:rPr>
+        <w:t>（旁白：旁白：你用一个更大的误会，覆盖了上一个误会。）</w:t>
+      </w:r>
+    </w:p>
+    <w:p>
+      <w:r>
+        <w:rPr>
+          <w:rFonts w:ascii="Microsoft YaHei" w:hAnsi="Microsoft YaHei" w:eastAsia="Microsoft YaHei"/>
+          <w:b w:val="0"/>
+          <w:i w:val="0"/>
+          <w:color w:val="8C1D18"/>
+          <w:sz w:val="19"/>
+        </w:rPr>
+        <w:t>误会：邻居认定你在约会；同事以为你被邻居催婚；你以为自己只是打了个排位。</w:t>
+      </w:r>
+    </w:p>
+    <w:p>
+      <w:pPr>
+        <w:spacing w:before="280"/>
+      </w:pPr>
+      <w:r>
+        <w:rPr>
+          <w:rFonts w:ascii="Microsoft YaHei" w:hAnsi="Microsoft YaHei" w:eastAsia="Microsoft YaHei"/>
+          <w:b/>
+          <w:i w:val="0"/>
+          <w:color w:val="1B1B1B"/>
+          <w:sz w:val="28"/>
+        </w:rPr>
+        <w:t>LC15 · 老同学来电，没有附项目书</w:t>
       </w:r>
     </w:p>
     <w:p>
@@ -15673,34 +16456,7 @@
           <w:color w:val="5A5A5A"/>
           <w:sz w:val="18"/>
         </w:rPr>
-        <w:t>回响：半块橡皮（来自 LC06）</w:t>
-      </w:r>
-    </w:p>
-    <w:p>
-      <w:pPr>
-        <w:spacing w:before="280"/>
-      </w:pPr>
-      <w:r>
-        <w:rPr>
-          <w:rFonts w:ascii="Microsoft YaHei" w:hAnsi="Microsoft YaHei" w:eastAsia="Microsoft YaHei"/>
-          <w:b/>
-          <w:i w:val="0"/>
-          <w:color w:val="1B1B1B"/>
-          <w:sz w:val="28"/>
-        </w:rPr>
-        <w:t>LC17 · 一碗面和两张离职申请</w:t>
-      </w:r>
-    </w:p>
-    <w:p>
-      <w:r>
-        <w:rPr>
-          <w:rFonts w:ascii="Microsoft YaHei" w:hAnsi="Microsoft YaHei" w:eastAsia="Microsoft YaHei"/>
-          <w:b w:val="0"/>
-          <w:i w:val="0"/>
-          <w:color w:val="5A5A5A"/>
-          <w:sz w:val="18"/>
-        </w:rPr>
-        <w:t>24–59 岁   ·   office   ·   adult</w:t>
+        <w:t>24–75 岁   ·   park   ·   adult</w:t>
       </w:r>
     </w:p>
     <w:p>
@@ -15725,7 +16481,7 @@
           <w:color w:val="1B1B1B"/>
           <w:sz w:val="21"/>
         </w:rPr>
-        <w:t>同事把电脑转向你，上面是还没发出的离职信。你的抽屉里也有一份。楼下面馆今天照常开门。旁白：两份辞呈，不包邮。</w:t>
+        <w:t>陌生号码打了两次。接通后，对方报出你小时候用过的外号，说他回来了，想找个地方坐坐。旁白：没有项目书，也没有 KPI。</w:t>
       </w:r>
     </w:p>
     <w:p>
@@ -15756,71 +16512,7 @@
           <w:color w:val="1B1B1B"/>
           <w:sz w:val="20"/>
         </w:rPr>
-        <w:t>同事：先别劝我。要不先吃饭？</w:t>
-      </w:r>
-    </w:p>
-    <w:p>
-      <w:pPr>
-        <w:spacing w:after="20"/>
-        <w:ind w:left="340"/>
-      </w:pPr>
-      <w:r>
-        <w:rPr>
-          <w:rFonts w:ascii="Microsoft YaHei" w:hAnsi="Microsoft YaHei" w:eastAsia="Microsoft YaHei"/>
-          <w:b w:val="0"/>
-          <w:i w:val="0"/>
-          <w:color w:val="1B1B1B"/>
-          <w:sz w:val="20"/>
-        </w:rPr>
-        <w:t>你：两份辞呈，两碗面。</w:t>
-      </w:r>
-    </w:p>
-    <w:p>
-      <w:pPr>
-        <w:spacing w:after="20"/>
-        <w:ind w:left="340"/>
-      </w:pPr>
-      <w:r>
-        <w:rPr>
-          <w:rFonts w:ascii="Microsoft YaHei" w:hAnsi="Microsoft YaHei" w:eastAsia="Microsoft YaHei"/>
-          <w:b w:val="0"/>
-          <w:i w:val="0"/>
-          <w:color w:val="1B1B1B"/>
-          <w:sz w:val="20"/>
-        </w:rPr>
-        <w:t>同事：你也没交？</w:t>
-      </w:r>
-    </w:p>
-    <w:p>
-      <w:pPr>
-        <w:spacing w:after="20"/>
-        <w:ind w:left="340"/>
-      </w:pPr>
-      <w:r>
-        <w:rPr>
-          <w:rFonts w:ascii="Microsoft YaHei" w:hAnsi="Microsoft YaHei" w:eastAsia="Microsoft YaHei"/>
-          <w:b w:val="0"/>
-          <w:i w:val="0"/>
-          <w:color w:val="1B1B1B"/>
-          <w:sz w:val="20"/>
-        </w:rPr>
-        <w:t>你：我还没想好措辞。</w:t>
-      </w:r>
-    </w:p>
-    <w:p>
-      <w:pPr>
-        <w:spacing w:after="20"/>
-        <w:ind w:left="340"/>
-      </w:pPr>
-      <w:r>
-        <w:rPr>
-          <w:rFonts w:ascii="Microsoft YaHei" w:hAnsi="Microsoft YaHei" w:eastAsia="Microsoft YaHei"/>
-          <w:b w:val="0"/>
-          <w:i w:val="0"/>
-          <w:color w:val="1B1B1B"/>
-          <w:sz w:val="20"/>
-        </w:rPr>
-        <w:t>同事：面先上，措辞后补。</w:t>
+        <w:t>老同学：不是推销，也没有项目，就是想见你。</w:t>
       </w:r>
     </w:p>
     <w:tbl>
@@ -15961,7 +16653,7 @@
                 <w:color w:val="1B1B1B"/>
                 <w:sz w:val="18"/>
               </w:rPr>
-              <w:t>两个人都在想走，却不一定想去同一个地方。</w:t>
+              <w:t>你记得他的声音，却不知道这些年该从哪里讲起。</w:t>
             </w:r>
           </w:p>
         </w:tc>
@@ -15979,7 +16671,7 @@
                 <w:color w:val="1B1B1B"/>
                 <w:sz w:val="18"/>
               </w:rPr>
-              <w:t>我想离开的是这份工作，还是一直没有休息的自己？</w:t>
+              <w:t>见面不一定要证明自己过得好。</w:t>
             </w:r>
           </w:p>
         </w:tc>
@@ -15997,7 +16689,7 @@
                 <w:color w:val="1B1B1B"/>
                 <w:sz w:val="18"/>
               </w:rPr>
-              <w:t>先吃，再把理由分开。</w:t>
+              <w:t>那先吃点什么？</w:t>
             </w:r>
           </w:p>
         </w:tc>
@@ -16015,7 +16707,7 @@
                 <w:color w:val="1B1B1B"/>
                 <w:sz w:val="18"/>
               </w:rPr>
-              <w:t>面碗见底后，至少有一个理由被说得更具体了。</w:t>
+              <w:t>电话结束，今天不必立刻补完失联的所有年份。</w:t>
             </w:r>
           </w:p>
         </w:tc>
@@ -16053,7 +16745,7 @@
                 <w:color w:val="1B1B1B"/>
                 <w:sz w:val="18"/>
               </w:rPr>
-              <w:t>两份辞呈暂未上市，先合资购买两碗面。</w:t>
+              <w:t>一个不带项目书的老同学来电，真实性需要用一碗面核验。</w:t>
             </w:r>
           </w:p>
         </w:tc>
@@ -16071,7 +16763,7 @@
                 <w:color w:val="1B1B1B"/>
                 <w:sz w:val="18"/>
               </w:rPr>
-              <w:t>不能用同事的勇气替自己交房租。</w:t>
+              <w:t>我终于可以不准备个人年报。他居然还记得那半块橡皮是哪一头。</w:t>
             </w:r>
           </w:p>
         </w:tc>
@@ -16089,7 +16781,7 @@
                 <w:color w:val="1B1B1B"/>
                 <w:sz w:val="18"/>
               </w:rPr>
-              <w:t>咱们别裸辞得整齐划一。</w:t>
+              <w:t>允许普通近况入场吗？</w:t>
             </w:r>
           </w:p>
         </w:tc>
@@ -16107,7 +16799,7 @@
                 <w:color w:val="1B1B1B"/>
                 <w:sz w:val="18"/>
               </w:rPr>
-              <w:t>面钱可以平摊，人生不能代签。</w:t>
+              <w:t>没有项目书，不代表没有难开口的话。</w:t>
             </w:r>
           </w:p>
         </w:tc>
@@ -16145,7 +16837,7 @@
                 <w:color w:val="1B1B1B"/>
                 <w:sz w:val="18"/>
               </w:rPr>
-              <w:t>脑内两扇门同时打开，门外却不是同一条路。</w:t>
+              <w:t>脑内旧课桌亮起一盏灯，落灰的座位等着两个人重新坐下。</w:t>
             </w:r>
           </w:p>
         </w:tc>
@@ -16163,7 +16855,7 @@
                 <w:color w:val="1B1B1B"/>
                 <w:sz w:val="18"/>
               </w:rPr>
-              <w:t>我可以陪他走到门口，不必替自己也按确认。</w:t>
+              <w:t>我们不必先找回当年的样子。</w:t>
             </w:r>
           </w:p>
         </w:tc>
@@ -16181,7 +16873,7 @@
                 <w:color w:val="1B1B1B"/>
                 <w:sz w:val="18"/>
               </w:rPr>
-              <w:t>先看各自的出口。</w:t>
+              <w:t>先把椅子拉出来。</w:t>
             </w:r>
           </w:p>
         </w:tc>
@@ -16199,7 +16891,7 @@
                 <w:color w:val="1B1B1B"/>
                 <w:sz w:val="18"/>
               </w:rPr>
-              <w:t>两扇门可以通向不同地方。</w:t>
+              <w:t>旧课桌不会变新，但可以再坐一会儿。</w:t>
             </w:r>
           </w:p>
         </w:tc>
@@ -16237,7 +16929,7 @@
                 <w:color w:val="1B1B1B"/>
                 <w:sz w:val="18"/>
               </w:rPr>
-              <w:t>想象中的职场副本弹出双人退出窗口，但生活存档并不共用。</w:t>
+              <w:t>想象中的童年服务器恢复一位旧用户，密码是那个过时的外号。</w:t>
             </w:r>
           </w:p>
         </w:tc>
@@ -16255,7 +16947,7 @@
                 <w:color w:val="1B1B1B"/>
                 <w:sz w:val="18"/>
               </w:rPr>
-              <w:t>别误点队长带全队退出。</w:t>
+              <w:t>别先同步资产，同步一下人。</w:t>
             </w:r>
           </w:p>
         </w:tc>
@@ -16273,7 +16965,7 @@
                 <w:color w:val="1B1B1B"/>
                 <w:sz w:val="18"/>
               </w:rPr>
-              <w:t>我们各自确认一次。</w:t>
+              <w:t>欢迎离线人口重连。</w:t>
             </w:r>
           </w:p>
         </w:tc>
@@ -16291,7 +16983,7 @@
                 <w:color w:val="1B1B1B"/>
                 <w:sz w:val="18"/>
               </w:rPr>
-              <w:t>副本不负责售后，你们先留下一张自己的地图。</w:t>
+              <w:t>服务器不考核升级，先确认彼此仍在线。</w:t>
             </w:r>
           </w:p>
         </w:tc>
@@ -16322,7 +17014,7 @@
           <w:color w:val="1B1B1B"/>
           <w:sz w:val="20"/>
         </w:rPr>
-        <w:t>先盘点钱、身体和下一步，再决定：</w:t>
+        <w:t>约一顿普通的饭，告诉他不必准备战绩：</w:t>
       </w:r>
       <w:r>
         <w:rPr>
@@ -16332,7 +17024,7 @@
           <w:color w:val="1B1B1B"/>
           <w:sz w:val="20"/>
         </w:rPr>
-        <w:t>你先盘点钱、身体和下一步。旁白：辞职可以冲动，盘点最好别。</w:t>
+        <w:t>你约了顿普通的饭。旁白：不查战绩的饭局，现在很稀有。</w:t>
       </w:r>
     </w:p>
     <w:p>
@@ -16347,7 +17039,7 @@
           <w:color w:val="1B1B1B"/>
           <w:sz w:val="20"/>
         </w:rPr>
-        <w:t>给自己一个离职期限，开始找下家：</w:t>
+        <w:t>现在不方便，说一个自己能做到的时间：</w:t>
       </w:r>
       <w:r>
         <w:rPr>
@@ -16357,7 +17049,7 @@
           <w:color w:val="1B1B1B"/>
           <w:sz w:val="20"/>
         </w:rPr>
-        <w:t>你给自己设了离职期限。旁白：期限不是保证，是给犹豫一个截止。</w:t>
+        <w:t>你给了个能做到的时间。旁白：改天不如“周三”。</w:t>
       </w:r>
     </w:p>
     <w:p>
@@ -16372,7 +17064,7 @@
           <w:color w:val="1B1B1B"/>
           <w:sz w:val="20"/>
         </w:rPr>
-        <w:t>先请休假，不在最累的时候作终局决定：</w:t>
+        <w:t>先问这些年过得怎样，暂不答应见面：</w:t>
       </w:r>
       <w:r>
         <w:rPr>
@@ -16382,7 +17074,19 @@
           <w:color w:val="1B1B1B"/>
           <w:sz w:val="20"/>
         </w:rPr>
-        <w:t>你先请了休假。旁白：最累的时候做的决定，通常只对了一半。</w:t>
+        <w:t>你先问这些年，没急着答应。旁白：失联的年份不用一次补完。</w:t>
+      </w:r>
+    </w:p>
+    <w:p>
+      <w:r>
+        <w:rPr>
+          <w:rFonts w:ascii="Microsoft YaHei" w:hAnsi="Microsoft YaHei" w:eastAsia="Microsoft YaHei"/>
+          <w:b w:val="0"/>
+          <w:i w:val="0"/>
+          <w:color w:val="5A5A5A"/>
+          <w:sz w:val="18"/>
+        </w:rPr>
+        <w:t>回响：半块橡皮（来自 LC06）</w:t>
       </w:r>
     </w:p>
     <w:p>
@@ -16397,7 +17101,7 @@
           <w:color w:val="1B1B1B"/>
           <w:sz w:val="28"/>
         </w:rPr>
-        <w:t>LC18 · 体检报告，比老板先叫你的名字</w:t>
+        <w:t>LC17 · 一碗面和两张离职申请</w:t>
       </w:r>
     </w:p>
     <w:p>
@@ -16409,7 +17113,7 @@
           <w:color w:val="5A5A5A"/>
           <w:sz w:val="18"/>
         </w:rPr>
-        <w:t>25–85 岁   ·   hospital   ·   midlife</w:t>
+        <w:t>24–59 岁   ·   office   ·   adult</w:t>
       </w:r>
     </w:p>
     <w:p>
@@ -16434,7 +17138,7 @@
           <w:color w:val="1B1B1B"/>
           <w:sz w:val="21"/>
         </w:rPr>
-        <w:t>体检报告里有一项需要复查。医生把那一行圈出来，说现在不能只凭这一项下结论。你刚准备好的忙字停在嘴边。旁白：体检报告不提供弹幕。</w:t>
+        <w:t>同事把电脑转向你，上面是还没发出的离职信。你的抽屉里也有一份。楼下面馆今天照常开门。旁白：两份辞呈，不包邮。</w:t>
       </w:r>
     </w:p>
     <w:p>
@@ -16465,7 +17169,7 @@
           <w:color w:val="1B1B1B"/>
           <w:sz w:val="20"/>
         </w:rPr>
-        <w:t>医生：先把检查补齐。</w:t>
+        <w:t>同事：先别劝我。要不先吃饭？</w:t>
       </w:r>
     </w:p>
     <w:p>
@@ -16478,10 +17182,26 @@
           <w:rFonts w:ascii="Microsoft YaHei" w:hAnsi="Microsoft YaHei" w:eastAsia="Microsoft YaHei"/>
           <w:b w:val="0"/>
           <w:i w:val="0"/>
+          <w:color w:val="8C1D18"/>
+          <w:sz w:val="19"/>
+        </w:rPr>
+        <w:t>★ 旁白插入(第 1 句后 · T1)：两份离职申请和一碗面同时上桌，今晚的餐桌比会议室诚实一百倍。</w:t>
+      </w:r>
+    </w:p>
+    <w:p>
+      <w:pPr>
+        <w:spacing w:after="20"/>
+        <w:ind w:left="340"/>
+      </w:pPr>
+      <w:r>
+        <w:rPr>
+          <w:rFonts w:ascii="Microsoft YaHei" w:hAnsi="Microsoft YaHei" w:eastAsia="Microsoft YaHei"/>
+          <w:b w:val="0"/>
+          <w:i w:val="0"/>
           <w:color w:val="1B1B1B"/>
           <w:sz w:val="20"/>
         </w:rPr>
-        <w:t>你：要是我今天不想补呢？</w:t>
+        <w:t>你：两份辞呈，两碗面。</w:t>
       </w:r>
     </w:p>
     <w:p>
@@ -16497,7 +17217,7 @@
           <w:color w:val="1B1B1B"/>
           <w:sz w:val="20"/>
         </w:rPr>
-        <w:t>医生：那也得先知道补什么。</w:t>
+        <w:t>同事：你也没交？</w:t>
       </w:r>
     </w:p>
     <w:p>
@@ -16513,7 +17233,7 @@
           <w:color w:val="1B1B1B"/>
           <w:sz w:val="20"/>
         </w:rPr>
-        <w:t>你：这句能写下来吗？</w:t>
+        <w:t>你：我还没想好措辞。</w:t>
       </w:r>
     </w:p>
     <w:p>
@@ -16529,7 +17249,7 @@
           <w:color w:val="1B1B1B"/>
           <w:sz w:val="20"/>
         </w:rPr>
-        <w:t>医生：可以，我给你写。</w:t>
+        <w:t>同事：面先上，措辞后补。</w:t>
       </w:r>
     </w:p>
     <w:tbl>
@@ -16670,7 +17390,7 @@
                 <w:color w:val="1B1B1B"/>
                 <w:sz w:val="18"/>
               </w:rPr>
-              <w:t>你听见需要复查，不等于已经得到一个结局。</w:t>
+              <w:t>两个人都在想走，却不一定想去同一个地方。</w:t>
             </w:r>
           </w:p>
         </w:tc>
@@ -16688,7 +17408,7 @@
                 <w:color w:val="1B1B1B"/>
                 <w:sz w:val="18"/>
               </w:rPr>
-              <w:t>我怕的是不知道，但可以先做一件明确的事。</w:t>
+              <w:t>我想离开的是这份工作，还是一直没有休息的自己？</w:t>
             </w:r>
           </w:p>
         </w:tc>
@@ -16706,7 +17426,7 @@
                 <w:color w:val="1B1B1B"/>
                 <w:sz w:val="18"/>
               </w:rPr>
-              <w:t>我想确认下一步。</w:t>
+              <w:t>先吃，再把理由分开。</w:t>
             </w:r>
           </w:p>
         </w:tc>
@@ -16724,7 +17444,7 @@
                 <w:color w:val="1B1B1B"/>
                 <w:sz w:val="18"/>
               </w:rPr>
-              <w:t>一张报告不是一个人的全部。</w:t>
+              <w:t>面碗见底后，至少有一个理由被说得更具体了。</w:t>
             </w:r>
           </w:p>
         </w:tc>
@@ -16762,7 +17482,7 @@
                 <w:color w:val="1B1B1B"/>
                 <w:sz w:val="18"/>
               </w:rPr>
-              <w:t>身体寄来一封需要回执的信，不能再归类为未读。</w:t>
+              <w:t>两份辞呈暂未上市，先合资购买两碗面。</w:t>
             </w:r>
           </w:p>
         </w:tc>
@@ -16780,7 +17500,7 @@
                 <w:color w:val="1B1B1B"/>
                 <w:sz w:val="18"/>
               </w:rPr>
-              <w:t>先别让搜索框给我写遗嘱。</w:t>
+              <w:t>不能用同事的勇气替自己交房租。</w:t>
             </w:r>
           </w:p>
         </w:tc>
@@ -16798,7 +17518,7 @@
                 <w:color w:val="1B1B1B"/>
                 <w:sz w:val="18"/>
               </w:rPr>
-              <w:t>我把复查约上。</w:t>
+              <w:t>咱们别裸辞得整齐划一。</w:t>
             </w:r>
           </w:p>
         </w:tc>
@@ -16816,7 +17536,7 @@
                 <w:color w:val="1B1B1B"/>
                 <w:sz w:val="18"/>
               </w:rPr>
-              <w:t>红字不会自己消失，脑补也不能替代复查。</w:t>
+              <w:t>面钱可以平摊，人生不能代签。</w:t>
             </w:r>
           </w:p>
         </w:tc>
@@ -16854,7 +17574,7 @@
                 <w:color w:val="1B1B1B"/>
                 <w:sz w:val="18"/>
               </w:rPr>
-              <w:t>脑内仪表盘亮起一盏灯，修理师说先读数，不要先拆整辆车。</w:t>
+              <w:t>脑内两扇门同时打开，门外却不是同一条路。</w:t>
             </w:r>
           </w:p>
         </w:tc>
@@ -16872,7 +17592,7 @@
                 <w:color w:val="1B1B1B"/>
                 <w:sz w:val="18"/>
               </w:rPr>
-              <w:t>警报很响，步骤可以很小。</w:t>
+              <w:t>我可以陪他走到门口，不必替自己也按确认。</w:t>
             </w:r>
           </w:p>
         </w:tc>
@@ -16890,7 +17610,7 @@
                 <w:color w:val="1B1B1B"/>
                 <w:sz w:val="18"/>
               </w:rPr>
-              <w:t>先告诉我检查哪儿。</w:t>
+              <w:t>先看各自的出口。</w:t>
             </w:r>
           </w:p>
         </w:tc>
@@ -16908,7 +17628,7 @@
                 <w:color w:val="1B1B1B"/>
                 <w:sz w:val="18"/>
               </w:rPr>
-              <w:t>灯亮着时，先沿着能走的步骤走。</w:t>
+              <w:t>两扇门可以通向不同地方。</w:t>
             </w:r>
           </w:p>
         </w:tc>
@@ -16946,7 +17666,7 @@
                 <w:color w:val="1B1B1B"/>
                 <w:sz w:val="18"/>
               </w:rPr>
-              <w:t>想象中的肉身空间站提交异常工单，系统禁止凭一个红字宣布宇宙关闭。</w:t>
+              <w:t>想象中的职场副本弹出双人退出窗口，但生活存档并不共用。</w:t>
             </w:r>
           </w:p>
         </w:tc>
@@ -16964,7 +17684,7 @@
                 <w:color w:val="1B1B1B"/>
                 <w:sz w:val="18"/>
               </w:rPr>
-              <w:t>我会害怕，但不用同时演完全部结局。</w:t>
+              <w:t>别误点队长带全队退出。</w:t>
             </w:r>
           </w:p>
         </w:tc>
@@ -16982,7 +17702,7 @@
                 <w:color w:val="1B1B1B"/>
                 <w:sz w:val="18"/>
               </w:rPr>
-              <w:t>请把下一步写成一行。</w:t>
+              <w:t>我们各自确认一次。</w:t>
             </w:r>
           </w:p>
         </w:tc>
@@ -17000,7 +17720,7 @@
                 <w:color w:val="1B1B1B"/>
                 <w:sz w:val="18"/>
               </w:rPr>
-              <w:t>空间站仍在运转，工单交给真正能处理的人。</w:t>
+              <w:t>副本不负责售后，你们先留下一张自己的地图。</w:t>
             </w:r>
           </w:p>
         </w:tc>
@@ -17031,7 +17751,7 @@
           <w:color w:val="1B1B1B"/>
           <w:sz w:val="20"/>
         </w:rPr>
-        <w:t>按建议预约复查，把时间留出来：</w:t>
+        <w:t>先盘点钱、身体和下一步，再决定：</w:t>
       </w:r>
       <w:r>
         <w:rPr>
@@ -17041,7 +17761,7 @@
           <w:color w:val="1B1B1B"/>
           <w:sz w:val="20"/>
         </w:rPr>
-        <w:t>你约了复查，把时间留出来。旁白：报告是纸条，不是判决书。</w:t>
+        <w:t>你先盘点钱、身体和下一步。旁白：辞职可以冲动，盘点最好别。</w:t>
       </w:r>
     </w:p>
     <w:p>
@@ -17056,7 +17776,7 @@
           <w:color w:val="1B1B1B"/>
           <w:sz w:val="20"/>
         </w:rPr>
-        <w:t>请可信的人陪着，一起把问题问清楚：</w:t>
+        <w:t>给自己一个离职期限，开始找下家：</w:t>
       </w:r>
       <w:r>
         <w:rPr>
@@ -17066,7 +17786,7 @@
           <w:color w:val="1B1B1B"/>
           <w:sz w:val="20"/>
         </w:rPr>
-        <w:t>你请人陪着一起问。旁白：一个人听医嘱，容易只听见坏的。</w:t>
+        <w:t>你给自己设了离职期限。旁白：期限不是保证，是给犹豫一个截止。</w:t>
       </w:r>
     </w:p>
     <w:p>
@@ -17081,7 +17801,7 @@
           <w:color w:val="1B1B1B"/>
           <w:sz w:val="20"/>
         </w:rPr>
-        <w:t>承认现在怕得听不进，请医生写明安排：</w:t>
+        <w:t>先请休假，不在最累的时候作终局决定：</w:t>
       </w:r>
       <w:r>
         <w:rPr>
@@ -17091,7 +17811,7 @@
           <w:color w:val="1B1B1B"/>
           <w:sz w:val="20"/>
         </w:rPr>
-        <w:t>你说听不进去，请医生写下来。旁白：承认听不进，也是一种配合。</w:t>
+        <w:t>你先请了休假。旁白：最累的时候做的决定，通常只对了一半。</w:t>
       </w:r>
     </w:p>
     <w:p>
@@ -17106,7 +17826,7 @@
           <w:color w:val="1B1B1B"/>
           <w:sz w:val="28"/>
         </w:rPr>
-        <w:t>LC32 · 健身房年卡，第一次去是办卡那天</w:t>
+        <w:t>LC18 · 体检报告，比老板先叫你的名字</w:t>
       </w:r>
     </w:p>
     <w:p>
@@ -17118,7 +17838,7 @@
           <w:color w:val="5A5A5A"/>
           <w:sz w:val="18"/>
         </w:rPr>
-        <w:t>26–33 岁   ·   home   ·   adult</w:t>
+        <w:t>25–85 岁   ·   hospital   ·   midlife</w:t>
       </w:r>
     </w:p>
     <w:p>
@@ -17143,7 +17863,7 @@
           <w:color w:val="1B1B1B"/>
           <w:sz w:val="21"/>
         </w:rPr>
-        <w:t>健身房年卡打折，销售说“你这种体型练三个月就能变”。你办了卡，第一次去是办卡那天。第二次，卡已经过期。手机里还留着教练的语音：哥，今天来吗？</w:t>
+        <w:t>体检报告里有一项需要复查。医生把那一行圈出来，说现在不能只凭这一项下结论。你刚准备好的忙字停在嘴边。旁白：体检报告不提供弹幕。</w:t>
       </w:r>
     </w:p>
     <w:p>
@@ -17174,7 +17894,7 @@
           <w:color w:val="1B1B1B"/>
           <w:sz w:val="20"/>
         </w:rPr>
-        <w:t>销售：办卡就是改变的开始。</w:t>
+        <w:t>医生：先把检查补齐。</w:t>
       </w:r>
     </w:p>
     <w:p>
@@ -17190,7 +17910,7 @@
           <w:color w:val="1B1B1B"/>
           <w:sz w:val="20"/>
         </w:rPr>
-        <w:t>你：那改变什么时候来？</w:t>
+        <w:t>你：今天不想补。</w:t>
       </w:r>
     </w:p>
     <w:p>
@@ -17203,10 +17923,26 @@
           <w:rFonts w:ascii="Microsoft YaHei" w:hAnsi="Microsoft YaHei" w:eastAsia="Microsoft YaHei"/>
           <w:b w:val="0"/>
           <w:i w:val="0"/>
+          <w:color w:val="8C1D18"/>
+          <w:sz w:val="19"/>
+        </w:rPr>
+        <w:t>★ 旁白插入(第 2 句后 · T1)：搜索框给不了诊断，只会批发恐慌。听劝，把它关上。</w:t>
+      </w:r>
+    </w:p>
+    <w:p>
+      <w:pPr>
+        <w:spacing w:after="20"/>
+        <w:ind w:left="340"/>
+      </w:pPr>
+      <w:r>
+        <w:rPr>
+          <w:rFonts w:ascii="Microsoft YaHei" w:hAnsi="Microsoft YaHei" w:eastAsia="Microsoft YaHei"/>
+          <w:b w:val="0"/>
+          <w:i w:val="0"/>
           <w:color w:val="1B1B1B"/>
           <w:sz w:val="20"/>
         </w:rPr>
-        <w:t>销售：刷卡之后。</w:t>
+        <w:t>医生：那也得知道补什么。</w:t>
       </w:r>
     </w:p>
     <w:p>
@@ -17222,7 +17958,7 @@
           <w:color w:val="1B1B1B"/>
           <w:sz w:val="20"/>
         </w:rPr>
-        <w:t>你：我已经刷了。</w:t>
+        <w:t>你：这句能写下来吗？</w:t>
       </w:r>
     </w:p>
     <w:p>
@@ -17235,10 +17971,58 @@
           <w:rFonts w:ascii="Microsoft YaHei" w:hAnsi="Microsoft YaHei" w:eastAsia="Microsoft YaHei"/>
           <w:b w:val="0"/>
           <w:i w:val="0"/>
+          <w:color w:val="8C1D18"/>
+          <w:sz w:val="19"/>
+        </w:rPr>
+        <w:t>★ 旁白插入(第 4 句后 · T3)：未知最怕被具名。听清楚了，它就小了一半。正经时刻，打住。</w:t>
+      </w:r>
+    </w:p>
+    <w:p>
+      <w:pPr>
+        <w:spacing w:after="20"/>
+        <w:ind w:left="340"/>
+      </w:pPr>
+      <w:r>
+        <w:rPr>
+          <w:rFonts w:ascii="Microsoft YaHei" w:hAnsi="Microsoft YaHei" w:eastAsia="Microsoft YaHei"/>
+          <w:b w:val="0"/>
+          <w:i w:val="0"/>
           <w:color w:val="1B1B1B"/>
           <w:sz w:val="20"/>
         </w:rPr>
-        <w:t>销售：那它已经在路上了。</w:t>
+        <w:t>医生：可以。</w:t>
+      </w:r>
+    </w:p>
+    <w:p>
+      <w:pPr>
+        <w:spacing w:after="20"/>
+        <w:ind w:left="340"/>
+      </w:pPr>
+      <w:r>
+        <w:rPr>
+          <w:rFonts w:ascii="Microsoft YaHei" w:hAnsi="Microsoft YaHei" w:eastAsia="Microsoft YaHei"/>
+          <w:b w:val="0"/>
+          <w:i w:val="0"/>
+          <w:color w:val="1B1B1B"/>
+          <w:sz w:val="20"/>
+        </w:rPr>
+        <w:t>你：写成我不用今天补。</w:t>
+      </w:r>
+    </w:p>
+    <w:p>
+      <w:pPr>
+        <w:spacing w:after="20"/>
+        <w:ind w:left="340"/>
+      </w:pPr>
+      <w:r>
+        <w:rPr>
+          <w:rFonts w:ascii="Microsoft YaHei" w:hAnsi="Microsoft YaHei" w:eastAsia="Microsoft YaHei"/>
+          <w:b w:val="0"/>
+          <w:i w:val="0"/>
+          <w:color w:val="1B1B1B"/>
+          <w:sz w:val="20"/>
+        </w:rPr>
+        <w:t>医生：写成你下周来。</w:t>
       </w:r>
     </w:p>
     <w:tbl>
@@ -17379,7 +18163,7 @@
                 <w:color w:val="1B1B1B"/>
                 <w:sz w:val="18"/>
               </w:rPr>
-              <w:t>你买下的不是课程，是一个更理想的自己。</w:t>
+              <w:t>你听见需要复查，不等于已经得到一个结局。</w:t>
             </w:r>
           </w:p>
         </w:tc>
@@ -17397,7 +18181,7 @@
                 <w:color w:val="1B1B1B"/>
                 <w:sz w:val="18"/>
               </w:rPr>
-              <w:t>我到底想练，还是想拥有“正在练”的身份？</w:t>
+              <w:t>我怕的是不知道，但可以先做一件明确的事。</w:t>
             </w:r>
           </w:p>
         </w:tc>
@@ -17415,7 +18199,7 @@
                 <w:color w:val="1B1B1B"/>
                 <w:sz w:val="18"/>
               </w:rPr>
-              <w:t>明天一定去。</w:t>
+              <w:t>我想确认下一步。</w:t>
             </w:r>
           </w:p>
         </w:tc>
@@ -17433,7 +18217,7 @@
                 <w:color w:val="1B1B1B"/>
                 <w:sz w:val="18"/>
               </w:rPr>
-              <w:t>明天来了，卡没来。</w:t>
+              <w:t>一张报告不是一个人的全部。</w:t>
             </w:r>
           </w:p>
         </w:tc>
@@ -17471,7 +18255,7 @@
                 <w:color w:val="1B1B1B"/>
                 <w:sz w:val="18"/>
               </w:rPr>
-              <w:t>年卡进入冷静期，钱包比肌肉先有反应。</w:t>
+              <w:t>身体寄来一封需要回执的信，不能再归类为未读。</w:t>
             </w:r>
           </w:p>
         </w:tc>
@@ -17489,7 +18273,7 @@
                 <w:color w:val="1B1B1B"/>
                 <w:sz w:val="18"/>
               </w:rPr>
-              <w:t>办卡那天，我的运动量是签字。</w:t>
+              <w:t>先别让搜索框给我写遗嘱。</w:t>
             </w:r>
           </w:p>
         </w:tc>
@@ -17507,7 +18291,7 @@
                 <w:color w:val="1B1B1B"/>
                 <w:sz w:val="18"/>
               </w:rPr>
-              <w:t>能退吗？</w:t>
+              <w:t>我把复查约上。</w:t>
             </w:r>
           </w:p>
         </w:tc>
@@ -17525,7 +18309,7 @@
                 <w:color w:val="1B1B1B"/>
                 <w:sz w:val="18"/>
               </w:rPr>
-              <w:t>合同写着：概不退款，但可转让给未来的你。</w:t>
+              <w:t>红字不会自己消失，脑补也不能替代复查。</w:t>
             </w:r>
           </w:p>
         </w:tc>
@@ -17563,7 +18347,7 @@
                 <w:color w:val="1B1B1B"/>
                 <w:sz w:val="18"/>
               </w:rPr>
-              <w:t>脑内健身房灯火通明，只有跑步机在等你。</w:t>
+              <w:t>脑内仪表盘亮起一盏灯，修理师说先读数，不要先拆整辆车。</w:t>
             </w:r>
           </w:p>
         </w:tc>
@@ -17581,7 +18365,7 @@
                 <w:color w:val="1B1B1B"/>
                 <w:sz w:val="18"/>
               </w:rPr>
-              <w:t>跑步机不需要我，它本来就会转。</w:t>
+              <w:t>警报很响，步骤可以很小。</w:t>
             </w:r>
           </w:p>
         </w:tc>
@@ -17599,7 +18383,7 @@
                 <w:color w:val="1B1B1B"/>
                 <w:sz w:val="18"/>
               </w:rPr>
-              <w:t>再办一张？</w:t>
+              <w:t>先告诉我检查哪儿。</w:t>
             </w:r>
           </w:p>
         </w:tc>
@@ -17617,7 +18401,7 @@
                 <w:color w:val="1B1B1B"/>
                 <w:sz w:val="18"/>
               </w:rPr>
-              <w:t>跑步机转了三年，你没上过。</w:t>
+              <w:t>灯亮着时，先沿着能走的步骤走。</w:t>
             </w:r>
           </w:p>
         </w:tc>
@@ -17655,7 +18439,7 @@
                 <w:color w:val="1B1B1B"/>
                 <w:sz w:val="18"/>
               </w:rPr>
-              <w:t>想象中的自律之神收到一份年卡供奉，回赠一张收据。</w:t>
+              <w:t>想象中的肉身空间站提交异常工单，系统禁止凭一个红字宣布宇宙关闭。</w:t>
             </w:r>
           </w:p>
         </w:tc>
@@ -17673,7 +18457,7 @@
                 <w:color w:val="1B1B1B"/>
                 <w:sz w:val="18"/>
               </w:rPr>
-              <w:t>神明说：心诚则灵，卡不灵。</w:t>
+              <w:t>我会害怕，但不用同时演完全部结局。</w:t>
             </w:r>
           </w:p>
         </w:tc>
@@ -17691,7 +18475,7 @@
                 <w:color w:val="1B1B1B"/>
                 <w:sz w:val="18"/>
               </w:rPr>
-              <w:t>能开发票吗？</w:t>
+              <w:t>请把下一步写成一行。</w:t>
             </w:r>
           </w:p>
         </w:tc>
@@ -17709,7 +18493,7 @@
                 <w:color w:val="1B1B1B"/>
                 <w:sz w:val="18"/>
               </w:rPr>
-              <w:t>神把收据折好，塞进了你的抽屉。</w:t>
+              <w:t>空间站仍在运转，工单交给真正能处理的人。</w:t>
             </w:r>
           </w:p>
         </w:tc>
@@ -17740,7 +18524,7 @@
           <w:color w:val="1B1B1B"/>
           <w:sz w:val="20"/>
         </w:rPr>
-        <w:t>转卡给朋友：</w:t>
+        <w:t>按建议预约复查，把时间留出来：</w:t>
       </w:r>
       <w:r>
         <w:rPr>
@@ -17750,7 +18534,7 @@
           <w:color w:val="1B1B1B"/>
           <w:sz w:val="20"/>
         </w:rPr>
-        <w:t>卡转出去了。旁白：你完成了本作最高效的一次健身。</w:t>
+        <w:t>你约了复查，把时间留出来。旁白：报告是纸条，不是判决书。</w:t>
       </w:r>
     </w:p>
     <w:p>
@@ -17765,7 +18549,7 @@
           <w:color w:val="1B1B1B"/>
           <w:sz w:val="20"/>
         </w:rPr>
-        <w:t>硬着头皮去一次：</w:t>
+        <w:t>请可信的人陪着，一起把问题问清楚：</w:t>
       </w:r>
       <w:r>
         <w:rPr>
@@ -17775,7 +18559,7 @@
           <w:color w:val="1B1B1B"/>
           <w:sz w:val="20"/>
         </w:rPr>
-        <w:t>你去了一次。旁白：二十分钟里有十分钟在找角度，也算运动。</w:t>
+        <w:t>你请人陪着一起问。旁白：一个人听医嘱，容易只听见坏的。</w:t>
       </w:r>
     </w:p>
     <w:p>
@@ -17790,7 +18574,7 @@
           <w:color w:val="1B1B1B"/>
           <w:sz w:val="20"/>
         </w:rPr>
-        <w:t>把卡裱起来，当自律纪念：</w:t>
+        <w:t>承认现在怕得听不进，请医生写明安排：</w:t>
       </w:r>
       <w:r>
         <w:rPr>
@@ -17800,8 +18584,113 @@
           <w:color w:val="1B1B1B"/>
           <w:sz w:val="20"/>
         </w:rPr>
-        <w:t>你把卡裱了。旁白：本作第一个给年卡办葬礼的人，仪式感满分。</w:t>
-      </w:r>
+        <w:t>你说听不进去，请医生写下来。旁白：承认听不进，也是一种配合。</w:t>
+      </w:r>
+    </w:p>
+    <w:p>
+      <w:pPr>
+        <w:spacing w:before="280"/>
+      </w:pPr>
+      <w:r>
+        <w:rPr>
+          <w:rFonts w:ascii="Microsoft YaHei" w:hAnsi="Microsoft YaHei" w:eastAsia="Microsoft YaHei"/>
+          <w:b/>
+          <w:i w:val="0"/>
+          <w:color w:val="1B1B1B"/>
+          <w:sz w:val="28"/>
+        </w:rPr>
+        <w:t>LC32 · 健身房年卡，第一次去是办卡那天</w:t>
+      </w:r>
+    </w:p>
+    <w:p>
+      <w:r>
+        <w:rPr>
+          <w:rFonts w:ascii="Microsoft YaHei" w:hAnsi="Microsoft YaHei" w:eastAsia="Microsoft YaHei"/>
+          <w:b w:val="0"/>
+          <w:i w:val="0"/>
+          <w:color w:val="5A5A5A"/>
+          <w:sz w:val="18"/>
+        </w:rPr>
+        <w:t>26–33 岁   ·   home   ·   adult</w:t>
+      </w:r>
+    </w:p>
+    <w:p>
+      <w:pPr>
+        <w:spacing w:after="60"/>
+      </w:pPr>
+      <w:r>
+        <w:rPr>
+          <w:rFonts w:ascii="Microsoft YaHei" w:hAnsi="Microsoft YaHei" w:eastAsia="Microsoft YaHei"/>
+          <w:b/>
+          <w:i w:val="0"/>
+          <w:color w:val="8C1D18"/>
+          <w:sz w:val="18"/>
+        </w:rPr>
+        <w:t xml:space="preserve">开场旁白  </w:t>
+      </w:r>
+      <w:r>
+        <w:rPr>
+          <w:rFonts w:ascii="Microsoft YaHei" w:hAnsi="Microsoft YaHei" w:eastAsia="Microsoft YaHei"/>
+          <w:b w:val="0"/>
+          <w:i w:val="0"/>
+          <w:color w:val="1B1B1B"/>
+          <w:sz w:val="21"/>
+        </w:rPr>
+        <w:t>健身房年卡打折，销售说“你这种体型练三个月就能变”。你办了卡，第一次去是办卡那天。第二次，卡已经过期。手机里还留着教练的语音：哥，今天来吗？</w:t>
+      </w:r>
+    </w:p>
+    <w:p>
+      <w:pPr>
+        <w:spacing w:after="40"/>
+      </w:pPr>
+      <w:r>
+        <w:rPr>
+          <w:rFonts w:ascii="Microsoft YaHei" w:hAnsi="Microsoft YaHei" w:eastAsia="Microsoft YaHei"/>
+          <w:b/>
+          <w:i w:val="0"/>
+          <w:color w:val="8C1D18"/>
+          <w:sz w:val="18"/>
+        </w:rPr>
+        <w:t>人物对白</w:t>
+      </w:r>
+    </w:p>
+    <w:p>
+      <w:pPr>
+        <w:spacing w:after="20"/>
+        <w:ind w:left="340"/>
+      </w:pPr>
+      <w:r>
+        <w:rPr>
+          <w:rFonts w:ascii="Microsoft YaHei" w:hAnsi="Microsoft YaHei" w:eastAsia="Microsoft YaHei"/>
+          <w:b w:val="0"/>
+          <w:i w:val="0"/>
+          <w:color w:val="1B1B1B"/>
+          <w:sz w:val="20"/>
+        </w:rPr>
+        <w:t>销售：办卡就是改变的开始。</w:t>
+      </w:r>
+    </w:p>
+    <w:p>
+      <w:pPr>
+        <w:spacing w:after="20"/>
+        <w:ind w:left="340"/>
+      </w:pPr>
+      <w:r>
+        <w:rPr>
+          <w:rFonts w:ascii="Microsoft YaHei" w:hAnsi="Microsoft YaHei" w:eastAsia="Microsoft YaHei"/>
+          <w:b w:val="0"/>
+          <w:i w:val="0"/>
+          <w:color w:val="1B1B1B"/>
+          <w:sz w:val="20"/>
+        </w:rPr>
+        <w:t>你：改变什么时候到？</w:t>
+      </w:r>
+    </w:p>
+    <w:p>
+      <w:pPr>
+        <w:spacing w:after="20"/>
+        <w:ind w:left="340"/>
+      </w:pPr>
       <w:r>
         <w:rPr>
           <w:rFonts w:ascii="Microsoft YaHei" w:hAnsi="Microsoft YaHei" w:eastAsia="Microsoft YaHei"/>
@@ -17810,74 +18699,7 @@
           <w:color w:val="8C1D18"/>
           <w:sz w:val="19"/>
         </w:rPr>
-        <w:t>（旁白：旁白：别人裱奖状，你裱年卡，还是没过期的那种。）</w:t>
-      </w:r>
-    </w:p>
-    <w:p>
-      <w:pPr>
-        <w:spacing w:before="280"/>
-      </w:pPr>
-      <w:r>
-        <w:rPr>
-          <w:rFonts w:ascii="Microsoft YaHei" w:hAnsi="Microsoft YaHei" w:eastAsia="Microsoft YaHei"/>
-          <w:b/>
-          <w:i w:val="0"/>
-          <w:color w:val="1B1B1B"/>
-          <w:sz w:val="28"/>
-        </w:rPr>
-        <w:t>LC33 · 相册自动生成《去年今日》，那天你在加班</w:t>
-      </w:r>
-    </w:p>
-    <w:p>
-      <w:r>
-        <w:rPr>
-          <w:rFonts w:ascii="Microsoft YaHei" w:hAnsi="Microsoft YaHei" w:eastAsia="Microsoft YaHei"/>
-          <w:b w:val="0"/>
-          <w:i w:val="0"/>
-          <w:color w:val="5A5A5A"/>
-          <w:sz w:val="18"/>
-        </w:rPr>
-        <w:t>27–35 岁   ·   office   ·   adult</w:t>
-      </w:r>
-    </w:p>
-    <w:p>
-      <w:pPr>
-        <w:spacing w:after="60"/>
-      </w:pPr>
-      <w:r>
-        <w:rPr>
-          <w:rFonts w:ascii="Microsoft YaHei" w:hAnsi="Microsoft YaHei" w:eastAsia="Microsoft YaHei"/>
-          <w:b/>
-          <w:i w:val="0"/>
-          <w:color w:val="8C1D18"/>
-          <w:sz w:val="18"/>
-        </w:rPr>
-        <w:t xml:space="preserve">开场旁白  </w:t>
-      </w:r>
-      <w:r>
-        <w:rPr>
-          <w:rFonts w:ascii="Microsoft YaHei" w:hAnsi="Microsoft YaHei" w:eastAsia="Microsoft YaHei"/>
-          <w:b w:val="0"/>
-          <w:i w:val="0"/>
-          <w:color w:val="1B1B1B"/>
-          <w:sz w:val="21"/>
-        </w:rPr>
-        <w:t>手机弹出《去年今日》：照片里是你、蛋糕和一群笑着的人。你放大看了三秒，才想起那天你在公司，蛋糕是同事的离职蛋糕，笑容是加班到十点的那种。系统问：要生成回忆视频吗？</w:t>
-      </w:r>
-    </w:p>
-    <w:p>
-      <w:pPr>
-        <w:spacing w:after="40"/>
-      </w:pPr>
-      <w:r>
-        <w:rPr>
-          <w:rFonts w:ascii="Microsoft YaHei" w:hAnsi="Microsoft YaHei" w:eastAsia="Microsoft YaHei"/>
-          <w:b/>
-          <w:i w:val="0"/>
-          <w:color w:val="8C1D18"/>
-          <w:sz w:val="18"/>
-        </w:rPr>
-        <w:t>人物对白</w:t>
+        <w:t>★ 旁白插入(第 2 句后 · T1)：钱包的反应比肌肉快，这是生理常识。</w:t>
       </w:r>
     </w:p>
     <w:p>
@@ -17893,7 +18715,87 @@
           <w:color w:val="1B1B1B"/>
           <w:sz w:val="20"/>
         </w:rPr>
-        <w:t>系统：已为你选好 12 张照片，配乐《最好的时光》。</w:t>
+        <w:t>销售：刷卡之后。</w:t>
+      </w:r>
+    </w:p>
+    <w:p>
+      <w:pPr>
+        <w:spacing w:after="20"/>
+        <w:ind w:left="340"/>
+      </w:pPr>
+      <w:r>
+        <w:rPr>
+          <w:rFonts w:ascii="Microsoft YaHei" w:hAnsi="Microsoft YaHei" w:eastAsia="Microsoft YaHei"/>
+          <w:b w:val="0"/>
+          <w:i w:val="0"/>
+          <w:color w:val="1B1B1B"/>
+          <w:sz w:val="20"/>
+        </w:rPr>
+        <w:t>你：我已经刷了。</w:t>
+      </w:r>
+    </w:p>
+    <w:p>
+      <w:pPr>
+        <w:spacing w:after="20"/>
+        <w:ind w:left="340"/>
+      </w:pPr>
+      <w:r>
+        <w:rPr>
+          <w:rFonts w:ascii="Microsoft YaHei" w:hAnsi="Microsoft YaHei" w:eastAsia="Microsoft YaHei"/>
+          <w:b w:val="0"/>
+          <w:i w:val="0"/>
+          <w:color w:val="1B1B1B"/>
+          <w:sz w:val="20"/>
+        </w:rPr>
+        <w:t>销售：那在路上。</w:t>
+      </w:r>
+    </w:p>
+    <w:p>
+      <w:pPr>
+        <w:spacing w:after="20"/>
+        <w:ind w:left="340"/>
+      </w:pPr>
+      <w:r>
+        <w:rPr>
+          <w:rFonts w:ascii="Microsoft YaHei" w:hAnsi="Microsoft YaHei" w:eastAsia="Microsoft YaHei"/>
+          <w:b w:val="0"/>
+          <w:i w:val="0"/>
+          <w:color w:val="1B1B1B"/>
+          <w:sz w:val="20"/>
+        </w:rPr>
+        <w:t>你：能查物流吗？</w:t>
+      </w:r>
+    </w:p>
+    <w:p>
+      <w:pPr>
+        <w:spacing w:after="20"/>
+        <w:ind w:left="340"/>
+      </w:pPr>
+      <w:r>
+        <w:rPr>
+          <w:rFonts w:ascii="Microsoft YaHei" w:hAnsi="Microsoft YaHei" w:eastAsia="Microsoft YaHei"/>
+          <w:b w:val="0"/>
+          <w:i w:val="0"/>
+          <w:color w:val="8C1D18"/>
+          <w:sz w:val="19"/>
+        </w:rPr>
+        <w:t>★ 旁白插入(第 6 句后 · T3)：自律之神收下供奉，回赠一张收据。</w:t>
+      </w:r>
+    </w:p>
+    <w:p>
+      <w:pPr>
+        <w:spacing w:after="20"/>
+        <w:ind w:left="340"/>
+      </w:pPr>
+      <w:r>
+        <w:rPr>
+          <w:rFonts w:ascii="Microsoft YaHei" w:hAnsi="Microsoft YaHei" w:eastAsia="Microsoft YaHei"/>
+          <w:b w:val="0"/>
+          <w:i w:val="0"/>
+          <w:color w:val="1B1B1B"/>
+          <w:sz w:val="20"/>
+        </w:rPr>
+        <w:t>销售：不能，但能续卡。</w:t>
       </w:r>
     </w:p>
     <w:tbl>
@@ -18034,7 +18936,7 @@
                 <w:color w:val="1B1B1B"/>
                 <w:sz w:val="18"/>
               </w:rPr>
-              <w:t>算法比你更记得你过过什么日子。</w:t>
+              <w:t>你买下的不是课程，是一个更理想的自己。</w:t>
             </w:r>
           </w:p>
         </w:tc>
@@ -18052,7 +18954,7 @@
                 <w:color w:val="1B1B1B"/>
                 <w:sz w:val="18"/>
               </w:rPr>
-              <w:t>它挑的十二张，有八张不是我拍的。</w:t>
+              <w:t>我到底想练，还是想拥有“正在练”的身份？</w:t>
             </w:r>
           </w:p>
         </w:tc>
@@ -18070,7 +18972,7 @@
                 <w:color w:val="1B1B1B"/>
                 <w:sz w:val="18"/>
               </w:rPr>
-              <w:t>生成吧。</w:t>
+              <w:t>明天一定去。</w:t>
             </w:r>
           </w:p>
         </w:tc>
@@ -18088,7 +18990,7 @@
                 <w:color w:val="1B1B1B"/>
                 <w:sz w:val="18"/>
               </w:rPr>
-              <w:t>视频做完，你看了两遍。</w:t>
+              <w:t>明天来了，卡没来。</w:t>
             </w:r>
           </w:p>
         </w:tc>
@@ -18126,7 +19028,7 @@
                 <w:color w:val="1B1B1B"/>
                 <w:sz w:val="18"/>
               </w:rPr>
-              <w:t>回忆自动打包，配乐不用你选，情绪也已预备。</w:t>
+              <w:t>年卡进入冷静期，钱包比肌肉先有反应。</w:t>
             </w:r>
           </w:p>
         </w:tc>
@@ -18144,7 +19046,7 @@
                 <w:color w:val="1B1B1B"/>
                 <w:sz w:val="18"/>
               </w:rPr>
-              <w:t>它把我加班那天，剪成了黄金时代。</w:t>
+              <w:t>办卡那天，我的运动量是签字。</w:t>
             </w:r>
           </w:p>
         </w:tc>
@@ -18162,7 +19064,7 @@
                 <w:color w:val="1B1B1B"/>
                 <w:sz w:val="18"/>
               </w:rPr>
-              <w:t>能换首歌吗？</w:t>
+              <w:t>能退吗？</w:t>
             </w:r>
           </w:p>
         </w:tc>
@@ -18180,7 +19082,7 @@
                 <w:color w:val="1B1B1B"/>
                 <w:sz w:val="18"/>
               </w:rPr>
-              <w:t>系统说：此模板已获百万用户好评。</w:t>
+              <w:t>合同写着：概不退款，但可转让给未来的你。</w:t>
             </w:r>
           </w:p>
         </w:tc>
@@ -18218,7 +19120,7 @@
                 <w:color w:val="1B1B1B"/>
                 <w:sz w:val="18"/>
               </w:rPr>
-              <w:t>脑内相册是一间仓库，货架上摆着被算法挑过的自己。</w:t>
+              <w:t>脑内健身房灯火通明，只有跑步机在等你。</w:t>
             </w:r>
           </w:p>
         </w:tc>
@@ -18236,7 +19138,7 @@
                 <w:color w:val="1B1B1B"/>
                 <w:sz w:val="18"/>
               </w:rPr>
-              <w:t>我记得的那几张，它一张都没选。</w:t>
+              <w:t>跑步机不需要我，它本来就会转。</w:t>
             </w:r>
           </w:p>
         </w:tc>
@@ -18254,7 +19156,7 @@
                 <w:color w:val="1B1B1B"/>
                 <w:sz w:val="18"/>
               </w:rPr>
-              <w:t>我自己挑。</w:t>
+              <w:t>再办一张？</w:t>
             </w:r>
           </w:p>
         </w:tc>
@@ -18272,7 +19174,7 @@
                 <w:color w:val="1B1B1B"/>
                 <w:sz w:val="18"/>
               </w:rPr>
-              <w:t>你挑了半天，只挑出一张。</w:t>
+              <w:t>跑步机转了三年，你没上过。</w:t>
             </w:r>
           </w:p>
         </w:tc>
@@ -18310,7 +19212,7 @@
                 <w:color w:val="1B1B1B"/>
                 <w:sz w:val="18"/>
               </w:rPr>
-              <w:t>想象中的记忆管理局给每年发一份年度报告，配图由它决定。</w:t>
+              <w:t>想象中的自律之神收到一份年卡供奉，回赠一张收据。</w:t>
             </w:r>
           </w:p>
         </w:tc>
@@ -18328,7 +19230,7 @@
                 <w:color w:val="1B1B1B"/>
                 <w:sz w:val="18"/>
               </w:rPr>
-              <w:t>报告里没有加班，只有蛋糕。</w:t>
+              <w:t>神明说：心诚则灵，卡不灵。</w:t>
             </w:r>
           </w:p>
         </w:tc>
@@ -18346,7 +19248,7 @@
                 <w:color w:val="1B1B1B"/>
                 <w:sz w:val="18"/>
               </w:rPr>
-              <w:t>能申诉吗？</w:t>
+              <w:t>能开发票吗？</w:t>
             </w:r>
           </w:p>
         </w:tc>
@@ -18364,7 +19266,7 @@
                 <w:color w:val="1B1B1B"/>
                 <w:sz w:val="18"/>
               </w:rPr>
-              <w:t>申诉窗口排队的人，都拿着蛋糕照片。</w:t>
+              <w:t>神把收据折好，塞进了你的抽屉。</w:t>
             </w:r>
           </w:p>
         </w:tc>
@@ -18395,7 +19297,7 @@
           <w:color w:val="1B1B1B"/>
           <w:sz w:val="20"/>
         </w:rPr>
-        <w:t>生成，但不发：</w:t>
+        <w:t>转卡给朋友：</w:t>
       </w:r>
       <w:r>
         <w:rPr>
@@ -18405,7 +19307,7 @@
           <w:color w:val="1B1B1B"/>
           <w:sz w:val="20"/>
         </w:rPr>
-        <w:t>你生成了。旁白：有些回忆不需要观众，只需要不被删掉。</w:t>
+        <w:t>卡转出去了。旁白：你完成了本作最高效的一次健身。</w:t>
       </w:r>
     </w:p>
     <w:p>
@@ -18420,7 +19322,7 @@
           <w:color w:val="1B1B1B"/>
           <w:sz w:val="20"/>
         </w:rPr>
-        <w:t>重新挑十二张：</w:t>
+        <w:t>硬着头皮去一次：</w:t>
       </w:r>
       <w:r>
         <w:rPr>
@@ -18430,7 +19332,7 @@
           <w:color w:val="1B1B1B"/>
           <w:sz w:val="20"/>
         </w:rPr>
-        <w:t>你挑了十二张糊的。旁白：系统建议重选，你建议它闭嘴。</w:t>
+        <w:t>你去了一次。旁白：二十分钟里有十分钟在找角度，也算运动。</w:t>
       </w:r>
     </w:p>
     <w:p>
@@ -18445,7 +19347,7 @@
           <w:color w:val="1B1B1B"/>
           <w:sz w:val="20"/>
         </w:rPr>
-        <w:t>关掉提醒，卸载相册：</w:t>
+        <w:t>把卡裱起来，当自律纪念：</w:t>
       </w:r>
       <w:r>
         <w:rPr>
@@ -18455,7 +19357,7 @@
           <w:color w:val="1B1B1B"/>
           <w:sz w:val="20"/>
         </w:rPr>
-        <w:t>你卸载了。旁白：算法在云端给你留了个备份，还起了个名字叫“珍贵的你”。</w:t>
+        <w:t>你把卡裱了。旁白：本作第一个给年卡办葬礼的人，仪式感满分。</w:t>
       </w:r>
       <w:r>
         <w:rPr>
@@ -18465,7 +19367,19 @@
           <w:color w:val="8C1D18"/>
           <w:sz w:val="19"/>
         </w:rPr>
-        <w:t>（旁白：旁白：你卸载了相册，它把你的回忆备份到了更远的地方。）</w:t>
+        <w:t>（旁白：旁白：别人裱奖状，你裱年卡，还是没过期的那种。）</w:t>
+      </w:r>
+    </w:p>
+    <w:p>
+      <w:r>
+        <w:rPr>
+          <w:rFonts w:ascii="Microsoft YaHei" w:hAnsi="Microsoft YaHei" w:eastAsia="Microsoft YaHei"/>
+          <w:b w:val="0"/>
+          <w:i w:val="0"/>
+          <w:color w:val="8C1D18"/>
+          <w:sz w:val="19"/>
+        </w:rPr>
+        <w:t>误会：销售以为你会来，你以为自己会来。</w:t>
       </w:r>
     </w:p>
     <w:p>
@@ -18480,7 +19394,7 @@
           <w:color w:val="1B1B1B"/>
           <w:sz w:val="28"/>
         </w:rPr>
-        <w:t>LC31 · 同学群里有人 @全体，说要办十周年聚会</w:t>
+        <w:t>LC33 · 相册自动生成《去年今日》，那天你在加班</w:t>
       </w:r>
     </w:p>
     <w:p>
@@ -18492,7 +19406,7 @@
           <w:color w:val="5A5A5A"/>
           <w:sz w:val="18"/>
         </w:rPr>
-        <w:t>28–34 岁   ·   park   ·   adult</w:t>
+        <w:t>27–35 岁   ·   office   ·   adult</w:t>
       </w:r>
     </w:p>
     <w:p>
@@ -18517,7 +19431,7 @@
           <w:color w:val="1B1B1B"/>
           <w:sz w:val="21"/>
         </w:rPr>
-        <w:t>同学群突然跳出 @全体：十周年聚会，AA，地点定在当年校门口那家店。群里瞬间刷出三十条“必须到”，然后安静了。你翻了翻日历，那天刚好没事，也刚好不太想去。</w:t>
+        <w:t>手机弹出《去年今日》：照片里是你、蛋糕和一群笑着的人。你放大看了三秒，才想起那天你在公司，蛋糕是同事的离职蛋糕，笑容是加班到十点的那种。系统问：要生成回忆视频吗？</w:t>
       </w:r>
     </w:p>
     <w:p>
@@ -18548,71 +19462,7 @@
           <w:color w:val="1B1B1B"/>
           <w:sz w:val="20"/>
         </w:rPr>
-        <w:t>班长：不来也行，先把钱交了。</w:t>
-      </w:r>
-    </w:p>
-    <w:p>
-      <w:pPr>
-        <w:spacing w:after="20"/>
-        <w:ind w:left="340"/>
-      </w:pPr>
-      <w:r>
-        <w:rPr>
-          <w:rFonts w:ascii="Microsoft YaHei" w:hAnsi="Microsoft YaHei" w:eastAsia="Microsoft YaHei"/>
-          <w:b w:val="0"/>
-          <w:i w:val="0"/>
-          <w:color w:val="1B1B1B"/>
-          <w:sz w:val="20"/>
-        </w:rPr>
-        <w:t>你：钱交了人不到，算参加吗？</w:t>
-      </w:r>
-    </w:p>
-    <w:p>
-      <w:pPr>
-        <w:spacing w:after="20"/>
-        <w:ind w:left="340"/>
-      </w:pPr>
-      <w:r>
-        <w:rPr>
-          <w:rFonts w:ascii="Microsoft YaHei" w:hAnsi="Microsoft YaHei" w:eastAsia="Microsoft YaHei"/>
-          <w:b w:val="0"/>
-          <w:i w:val="0"/>
-          <w:color w:val="1B1B1B"/>
-          <w:sz w:val="20"/>
-        </w:rPr>
-        <w:t>班长：算赞助。</w:t>
-      </w:r>
-    </w:p>
-    <w:p>
-      <w:pPr>
-        <w:spacing w:after="20"/>
-        <w:ind w:left="340"/>
-      </w:pPr>
-      <w:r>
-        <w:rPr>
-          <w:rFonts w:ascii="Microsoft YaHei" w:hAnsi="Microsoft YaHei" w:eastAsia="Microsoft YaHei"/>
-          <w:b w:val="0"/>
-          <w:i w:val="0"/>
-          <w:color w:val="1B1B1B"/>
-          <w:sz w:val="20"/>
-        </w:rPr>
-        <w:t>你：那我赞助多少？</w:t>
-      </w:r>
-    </w:p>
-    <w:p>
-      <w:pPr>
-        <w:spacing w:after="20"/>
-        <w:ind w:left="340"/>
-      </w:pPr>
-      <w:r>
-        <w:rPr>
-          <w:rFonts w:ascii="Microsoft YaHei" w:hAnsi="Microsoft YaHei" w:eastAsia="Microsoft YaHei"/>
-          <w:b w:val="0"/>
-          <w:i w:val="0"/>
-          <w:color w:val="1B1B1B"/>
-          <w:sz w:val="20"/>
-        </w:rPr>
-        <w:t>班长：看你想被记多久。</w:t>
+        <w:t>系统：已为你选好 12 张照片，配乐《最好的时光》。</w:t>
       </w:r>
     </w:p>
     <w:tbl>
@@ -18753,7 +19603,7 @@
                 <w:color w:val="1B1B1B"/>
                 <w:sz w:val="18"/>
               </w:rPr>
-              <w:t>你盯着“必须到”三个字，想起当年也这么喊过。</w:t>
+              <w:t>算法比你更记得你过过什么日子。</w:t>
             </w:r>
           </w:p>
         </w:tc>
@@ -18771,7 +19621,7 @@
                 <w:color w:val="1B1B1B"/>
                 <w:sz w:val="18"/>
               </w:rPr>
-              <w:t>我到底是想见人，还是怕被写进“没来名单”？</w:t>
+              <w:t>它挑的十二张，有八张不是我拍的。</w:t>
             </w:r>
           </w:p>
         </w:tc>
@@ -18789,7 +19639,7 @@
                 <w:color w:val="1B1B1B"/>
                 <w:sz w:val="18"/>
               </w:rPr>
-              <w:t>那天我有空吗？</w:t>
+              <w:t>生成吧。</w:t>
             </w:r>
           </w:p>
         </w:tc>
@@ -18807,7 +19657,7 @@
                 <w:color w:val="1B1B1B"/>
                 <w:sz w:val="18"/>
               </w:rPr>
-              <w:t>你最后看了一眼群公告，没点接龙。</w:t>
+              <w:t>视频做完，你看了两遍。</w:t>
             </w:r>
           </w:p>
         </w:tc>
@@ -18845,7 +19695,7 @@
                 <w:color w:val="1B1B1B"/>
                 <w:sz w:val="18"/>
               </w:rPr>
-              <w:t>十周年聚会项目进入报名阶段，热情与 AA 制同步在线。</w:t>
+              <w:t>回忆自动打包，配乐不用你选，情绪也已预备。</w:t>
             </w:r>
           </w:p>
         </w:tc>
@@ -18863,7 +19713,7 @@
                 <w:color w:val="1B1B1B"/>
                 <w:sz w:val="18"/>
               </w:rPr>
-              <w:t>群里的“必须到”一般活不过三天。</w:t>
+              <w:t>它把我加班那天，剪成了黄金时代。</w:t>
             </w:r>
           </w:p>
         </w:tc>
@@ -18881,7 +19731,7 @@
                 <w:color w:val="1B1B1B"/>
                 <w:sz w:val="18"/>
               </w:rPr>
-              <w:t>先交钱还是先交人？</w:t>
+              <w:t>能换首歌吗？</w:t>
             </w:r>
           </w:p>
         </w:tc>
@@ -18899,7 +19749,7 @@
                 <w:color w:val="1B1B1B"/>
                 <w:sz w:val="18"/>
               </w:rPr>
-              <w:t>接龙停在第十七位，像当年值日表。</w:t>
+              <w:t>系统说：此模板已获百万用户好评。</w:t>
             </w:r>
           </w:p>
         </w:tc>
@@ -18937,7 +19787,7 @@
                 <w:color w:val="1B1B1B"/>
                 <w:sz w:val="18"/>
               </w:rPr>
-              <w:t>脑内同学会是一间巨大的教室，所有人的座位都还在原来的位置。</w:t>
+              <w:t>脑内相册是一间仓库，货架上摆着被算法挑过的自己。</w:t>
             </w:r>
           </w:p>
         </w:tc>
@@ -18955,7 +19805,7 @@
                 <w:color w:val="1B1B1B"/>
                 <w:sz w:val="18"/>
               </w:rPr>
-              <w:t>我怕的不是变老，是被问现在做什么。</w:t>
+              <w:t>我记得的那几张，它一张都没选。</w:t>
             </w:r>
           </w:p>
         </w:tc>
@@ -18973,7 +19823,7 @@
                 <w:color w:val="1B1B1B"/>
                 <w:sz w:val="18"/>
               </w:rPr>
-              <w:t>先坐后排。</w:t>
+              <w:t>我自己挑。</w:t>
             </w:r>
           </w:p>
         </w:tc>
@@ -18991,7 +19841,7 @@
                 <w:color w:val="1B1B1B"/>
                 <w:sz w:val="18"/>
               </w:rPr>
-              <w:t>教室没变，座位牌换成了职位。</w:t>
+              <w:t>你挑了半天，只挑出一张。</w:t>
             </w:r>
           </w:p>
         </w:tc>
@@ -19029,7 +19879,7 @@
                 <w:color w:val="1B1B1B"/>
                 <w:sz w:val="18"/>
               </w:rPr>
-              <w:t>想象中的时间管理局要求你提交十年总结，格式不限。</w:t>
+              <w:t>想象中的记忆管理局给每年发一份年度报告，配图由它决定。</w:t>
             </w:r>
           </w:p>
         </w:tc>
@@ -19047,7 +19897,7 @@
                 <w:color w:val="1B1B1B"/>
                 <w:sz w:val="18"/>
               </w:rPr>
-              <w:t>我的十年总结只有一行：还在。</w:t>
+              <w:t>报告里没有加班，只有蛋糕。</w:t>
             </w:r>
           </w:p>
         </w:tc>
@@ -19065,7 +19915,7 @@
                 <w:color w:val="1B1B1B"/>
                 <w:sz w:val="18"/>
               </w:rPr>
-              <w:t>能交白卷吗？</w:t>
+              <w:t>能申诉吗？</w:t>
             </w:r>
           </w:p>
         </w:tc>
@@ -19083,7 +19933,7 @@
                 <w:color w:val="1B1B1B"/>
                 <w:sz w:val="18"/>
               </w:rPr>
-              <w:t>管理局收下了白卷，盖了个章。</w:t>
+              <w:t>申诉窗口排队的人，都拿着蛋糕照片。</w:t>
             </w:r>
           </w:p>
         </w:tc>
@@ -19114,7 +19964,7 @@
           <w:color w:val="1B1B1B"/>
           <w:sz w:val="20"/>
         </w:rPr>
-        <w:t>去，但只待一小时：</w:t>
+        <w:t>生成，但不发：</w:t>
       </w:r>
       <w:r>
         <w:rPr>
@@ -19124,7 +19974,7 @@
           <w:color w:val="1B1B1B"/>
           <w:sz w:val="20"/>
         </w:rPr>
-        <w:t>一小时到点，你起身。旁白：本场聚会你完成了主要剧情，支线留给别人。</w:t>
+        <w:t>你生成了。旁白：有些回忆不需要观众，只需要不被删掉。</w:t>
       </w:r>
     </w:p>
     <w:p>
@@ -19139,7 +19989,7 @@
           <w:color w:val="1B1B1B"/>
           <w:sz w:val="20"/>
         </w:rPr>
-        <w:t>交钱不去：</w:t>
+        <w:t>重新挑十二张：</w:t>
       </w:r>
       <w:r>
         <w:rPr>
@@ -19149,7 +19999,7 @@
           <w:color w:val="1B1B1B"/>
           <w:sz w:val="20"/>
         </w:rPr>
-        <w:t>你交了钱。旁白：这可能是本作最省力的一次社交。</w:t>
+        <w:t>你挑了十二张糊的。旁白：系统建议重选，你建议它闭嘴。</w:t>
       </w:r>
     </w:p>
     <w:p>
@@ -19164,7 +20014,7 @@
           <w:color w:val="1B1B1B"/>
           <w:sz w:val="20"/>
         </w:rPr>
-        <w:t>提议改期，改成小范围：</w:t>
+        <w:t>关掉提醒，卸载相册：</w:t>
       </w:r>
       <w:r>
         <w:rPr>
@@ -19174,7 +20024,7 @@
           <w:color w:val="1B1B1B"/>
           <w:sz w:val="20"/>
         </w:rPr>
-        <w:t>班长让你拉群。旁白：你把三十人的局裁成四个，还顺手接了班长的活。</w:t>
+        <w:t>你卸载了。旁白：算法在云端给你留了个备份，还起了个名字叫“珍贵的你”。</w:t>
       </w:r>
       <w:r>
         <w:rPr>
@@ -19184,24 +20034,19 @@
           <w:color w:val="8C1D18"/>
           <w:sz w:val="19"/>
         </w:rPr>
-        <w:t>（旁白：旁白：全班三十人，你裁到四个，还抢了班长的活。）</w:t>
-      </w:r>
-    </w:p>
-    <w:p>
-      <w:r>
-        <w:br w:type="page"/>
-      </w:r>
-    </w:p>
-    <w:p>
-      <w:r>
-        <w:rPr>
-          <w:rFonts w:ascii="Microsoft YaHei" w:hAnsi="Microsoft YaHei" w:eastAsia="Microsoft YaHei"/>
-          <w:b/>
-          <w:i w:val="0"/>
-          <w:color w:val="1B1B1B"/>
-          <w:sz w:val="36"/>
-        </w:rPr>
-        <w:t>30 岁以后 · 长椅与相册</w:t>
+        <w:t>（旁白：旁白：你卸载了相册，它把你的回忆备份到了更远的地方。）</w:t>
+      </w:r>
+    </w:p>
+    <w:p>
+      <w:r>
+        <w:rPr>
+          <w:rFonts w:ascii="Microsoft YaHei" w:hAnsi="Microsoft YaHei" w:eastAsia="Microsoft YaHei"/>
+          <w:b w:val="0"/>
+          <w:i w:val="0"/>
+          <w:color w:val="8C1D18"/>
+          <w:sz w:val="19"/>
+        </w:rPr>
+        <w:t>误会：算法以为那天是黄金时代，你记得的只有加班。</w:t>
       </w:r>
     </w:p>
     <w:p>
@@ -19216,7 +20061,7 @@
           <w:color w:val="1B1B1B"/>
           <w:sz w:val="28"/>
         </w:rPr>
-        <w:t>LC19 · 他们也开始报喜不报忧</w:t>
+        <w:t>LC31 · 同学群里有人 @全体，说要办十周年聚会</w:t>
       </w:r>
     </w:p>
     <w:p>
@@ -19228,7 +20073,7 @@
           <w:color w:val="5A5A5A"/>
           <w:sz w:val="18"/>
         </w:rPr>
-        <w:t>30–80 岁   ·   home   ·   midlife</w:t>
+        <w:t>28–34 岁   ·   park   ·   adult</w:t>
       </w:r>
     </w:p>
     <w:p>
@@ -19253,7 +20098,7 @@
           <w:color w:val="1B1B1B"/>
           <w:sz w:val="21"/>
         </w:rPr>
-        <w:t>视频里妈妈说一切都好，镜头却扫过一张医院缴费单。爸爸伸手想把它挪开，动作比以前慢一点。</w:t>
+        <w:t>同学群突然跳出 @全体：十周年聚会，AA，地点定在当年校门口那家店。群里瞬间刷出三十条“必须到”，然后安静了。你翻了翻日历，那天刚好没事，也刚好不太想去。</w:t>
       </w:r>
     </w:p>
     <w:p>
@@ -19284,7 +20129,7 @@
           <w:color w:val="1B1B1B"/>
           <w:sz w:val="20"/>
         </w:rPr>
-        <w:t>妈妈：小检查，别特意回来。</w:t>
+        <w:t>班长：不来也行，先交钱。</w:t>
       </w:r>
     </w:p>
     <w:p>
@@ -19300,7 +20145,7 @@
           <w:color w:val="1B1B1B"/>
           <w:sz w:val="20"/>
         </w:rPr>
-        <w:t>你：那缴费单怎么在镜头里？</w:t>
+        <w:t>你：人不到也交？</w:t>
       </w:r>
     </w:p>
     <w:p>
@@ -19313,10 +20158,26 @@
           <w:rFonts w:ascii="Microsoft YaHei" w:hAnsi="Microsoft YaHei" w:eastAsia="Microsoft YaHei"/>
           <w:b w:val="0"/>
           <w:i w:val="0"/>
+          <w:color w:val="8C1D18"/>
+          <w:sz w:val="19"/>
+        </w:rPr>
+        <w:t>★ 旁白插入(第 2 句后 · T1)：接龙第十七位，和当年值日表上的名字差不多。</w:t>
+      </w:r>
+    </w:p>
+    <w:p>
+      <w:pPr>
+        <w:spacing w:after="20"/>
+        <w:ind w:left="340"/>
+      </w:pPr>
+      <w:r>
+        <w:rPr>
+          <w:rFonts w:ascii="Microsoft YaHei" w:hAnsi="Microsoft YaHei" w:eastAsia="Microsoft YaHei"/>
+          <w:b w:val="0"/>
+          <w:i w:val="0"/>
           <w:color w:val="1B1B1B"/>
           <w:sz w:val="20"/>
         </w:rPr>
-        <w:t>妈妈：它自己跑进来的。</w:t>
+        <w:t>班长：算赞助。</w:t>
       </w:r>
     </w:p>
     <w:p>
@@ -19332,7 +20193,7 @@
           <w:color w:val="1B1B1B"/>
           <w:sz w:val="20"/>
         </w:rPr>
-        <w:t>你：妈。</w:t>
+        <w:t>你：赞助能免税吗？</w:t>
       </w:r>
     </w:p>
     <w:p>
@@ -19345,10 +20206,58 @@
           <w:rFonts w:ascii="Microsoft YaHei" w:hAnsi="Microsoft YaHei" w:eastAsia="Microsoft YaHei"/>
           <w:b w:val="0"/>
           <w:i w:val="0"/>
+          <w:color w:val="8C1D18"/>
+          <w:sz w:val="19"/>
+        </w:rPr>
+        <w:t>★ 旁白插入(第 4 句后 · T3)：时间管理局收下了白卷。它也没写总结。</w:t>
+      </w:r>
+    </w:p>
+    <w:p>
+      <w:pPr>
+        <w:spacing w:after="20"/>
+        <w:ind w:left="340"/>
+      </w:pPr>
+      <w:r>
+        <w:rPr>
+          <w:rFonts w:ascii="Microsoft YaHei" w:hAnsi="Microsoft YaHei" w:eastAsia="Microsoft YaHei"/>
+          <w:b w:val="0"/>
+          <w:i w:val="0"/>
           <w:color w:val="1B1B1B"/>
           <w:sz w:val="20"/>
         </w:rPr>
-        <w:t>妈妈：好，我说，是复查。</w:t>
+        <w:t>班长：不能，但能在群里被点名。</w:t>
+      </w:r>
+    </w:p>
+    <w:p>
+      <w:pPr>
+        <w:spacing w:after="20"/>
+        <w:ind w:left="340"/>
+      </w:pPr>
+      <w:r>
+        <w:rPr>
+          <w:rFonts w:ascii="Microsoft YaHei" w:hAnsi="Microsoft YaHei" w:eastAsia="Microsoft YaHei"/>
+          <w:b w:val="0"/>
+          <w:i w:val="0"/>
+          <w:color w:val="1B1B1B"/>
+          <w:sz w:val="20"/>
+        </w:rPr>
+        <w:t>你：那我还是去。</w:t>
+      </w:r>
+    </w:p>
+    <w:p>
+      <w:pPr>
+        <w:spacing w:after="20"/>
+        <w:ind w:left="340"/>
+      </w:pPr>
+      <w:r>
+        <w:rPr>
+          <w:rFonts w:ascii="Microsoft YaHei" w:hAnsi="Microsoft YaHei" w:eastAsia="Microsoft YaHei"/>
+          <w:b w:val="0"/>
+          <w:i w:val="0"/>
+          <w:color w:val="1B1B1B"/>
+          <w:sz w:val="20"/>
+        </w:rPr>
+        <w:t>班长：早说。</w:t>
       </w:r>
     </w:p>
     <w:tbl>
@@ -19489,7 +20398,7 @@
                 <w:color w:val="1B1B1B"/>
                 <w:sz w:val="18"/>
               </w:rPr>
-              <w:t>你第一次熟悉了他们用来让你放心的那种语气。</w:t>
+              <w:t>你盯着“必须到”三个字，想起当年也这么喊过。</w:t>
             </w:r>
           </w:p>
         </w:tc>
@@ -19507,7 +20416,7 @@
                 <w:color w:val="1B1B1B"/>
                 <w:sz w:val="18"/>
               </w:rPr>
-              <w:t>我也常这么说。要不要这次先不配合？</w:t>
+              <w:t>我到底是想见人，还是怕被写进“没来名单”？</w:t>
             </w:r>
           </w:p>
         </w:tc>
@@ -19525,7 +20434,7 @@
                 <w:color w:val="1B1B1B"/>
                 <w:sz w:val="18"/>
               </w:rPr>
-              <w:t>具体查了什么，跟我说说。</w:t>
+              <w:t>那天我有空吗？</w:t>
             </w:r>
           </w:p>
         </w:tc>
@@ -19543,7 +20452,7 @@
                 <w:color w:val="1B1B1B"/>
                 <w:sz w:val="18"/>
               </w:rPr>
-              <w:t>关心不一定是马上赶到，也可以是认真听完和落实一件事。</w:t>
+              <w:t>你最后看了一眼群公告，没点接龙。</w:t>
             </w:r>
           </w:p>
         </w:tc>
@@ -19581,7 +20490,7 @@
                 <w:color w:val="1B1B1B"/>
                 <w:sz w:val="18"/>
               </w:rPr>
-              <w:t>全家报喜不报忧业务疑似出现双向竞争。已经进入“都挺好”联播模式。</w:t>
+              <w:t>十周年聚会项目进入报名阶段，热情与 AA 制同步在线。</w:t>
             </w:r>
           </w:p>
         </w:tc>
@@ -19599,7 +20508,7 @@
                 <w:color w:val="1B1B1B"/>
                 <w:sz w:val="18"/>
               </w:rPr>
-              <w:t>大家都想当客服，没有人愿意报故障。</w:t>
+              <w:t>群里的“必须到”一般活不过三天。</w:t>
             </w:r>
           </w:p>
         </w:tc>
@@ -19617,7 +20526,7 @@
                 <w:color w:val="1B1B1B"/>
                 <w:sz w:val="18"/>
               </w:rPr>
-              <w:t>先暂停一下全都挺好。</w:t>
+              <w:t>先交钱还是先交人？</w:t>
             </w:r>
           </w:p>
         </w:tc>
@@ -19635,7 +20544,7 @@
                 <w:color w:val="1B1B1B"/>
                 <w:sz w:val="18"/>
               </w:rPr>
-              <w:t>客服下线一会儿，家人还在。</w:t>
+              <w:t>接龙停在第十七位，像当年值日表。</w:t>
             </w:r>
           </w:p>
         </w:tc>
@@ -19673,7 +20582,7 @@
                 <w:color w:val="1B1B1B"/>
                 <w:sz w:val="18"/>
               </w:rPr>
-              <w:t>脑内两盏灯隔着很远互相照，谁都把坏掉的灯罩转向墙。妈妈在镜头那边比了个兔子手影，跟停电那晚一模一样。</w:t>
+              <w:t>脑内同学会是一间巨大的教室，所有人的座位都还在原来的位置。</w:t>
             </w:r>
           </w:p>
         </w:tc>
@@ -19691,7 +20600,7 @@
                 <w:color w:val="1B1B1B"/>
                 <w:sz w:val="18"/>
               </w:rPr>
-              <w:t>我不用拆穿他们，只想靠近一点。</w:t>
+              <w:t>我怕的不是变老，是被问现在做什么。</w:t>
             </w:r>
           </w:p>
         </w:tc>
@@ -19709,7 +20618,7 @@
                 <w:color w:val="1B1B1B"/>
                 <w:sz w:val="18"/>
               </w:rPr>
-              <w:t>把灯转过来给我看看。</w:t>
+              <w:t>先坐后排。</w:t>
             </w:r>
           </w:p>
         </w:tc>
@@ -19727,7 +20636,7 @@
                 <w:color w:val="1B1B1B"/>
                 <w:sz w:val="18"/>
               </w:rPr>
-              <w:t>灯罩转过来，未必更亮，却更看得清。</w:t>
+              <w:t>教室没变，座位牌换成了职位。</w:t>
             </w:r>
           </w:p>
         </w:tc>
@@ -19765,7 +20674,7 @@
                 <w:color w:val="1B1B1B"/>
                 <w:sz w:val="18"/>
               </w:rPr>
-              <w:t>想象中的家庭通讯站只发送绿灯，连黄色都怕占带宽。</w:t>
+              <w:t>想象中的时间管理局要求你提交十年总结，格式不限。</w:t>
             </w:r>
           </w:p>
         </w:tc>
@@ -19783,7 +20692,7 @@
                 <w:color w:val="1B1B1B"/>
                 <w:sz w:val="18"/>
               </w:rPr>
-              <w:t>别把担心当成违规数据。</w:t>
+              <w:t>我的十年总结只有一行：还在。</w:t>
             </w:r>
           </w:p>
         </w:tc>
@@ -19801,7 +20710,7 @@
                 <w:color w:val="1B1B1B"/>
                 <w:sz w:val="18"/>
               </w:rPr>
-              <w:t>允许传输真实状态。</w:t>
+              <w:t>能交白卷吗？</w:t>
             </w:r>
           </w:p>
         </w:tc>
@@ -19819,7 +20728,7 @@
                 <w:color w:val="1B1B1B"/>
                 <w:sz w:val="18"/>
               </w:rPr>
-              <w:t>通讯站不用永远满格，真实信号已经很重要。</w:t>
+              <w:t>管理局收下了白卷，盖了个章。</w:t>
             </w:r>
           </w:p>
         </w:tc>
@@ -19850,7 +20759,7 @@
           <w:color w:val="1B1B1B"/>
           <w:sz w:val="20"/>
         </w:rPr>
-        <w:t>约时间一起了解情况，分一件自己能做的事：</w:t>
+        <w:t>去，但只待一小时：</w:t>
       </w:r>
       <w:r>
         <w:rPr>
@@ -19860,7 +20769,7 @@
           <w:color w:val="1B1B1B"/>
           <w:sz w:val="20"/>
         </w:rPr>
-        <w:t>你想一起了解情况，分担一件做得到的事。</w:t>
+        <w:t>一小时到点，你起身。旁白：本场聚会你完成了主要剧情，支线留给别人。</w:t>
       </w:r>
     </w:p>
     <w:p>
@@ -19875,7 +20784,7 @@
           <w:color w:val="1B1B1B"/>
           <w:sz w:val="20"/>
         </w:rPr>
-        <w:t>承认自己也有难处，一起商量可行安排：</w:t>
+        <w:t>交钱不去：</w:t>
       </w:r>
       <w:r>
         <w:rPr>
@@ -19885,7 +20794,7 @@
           <w:color w:val="1B1B1B"/>
           <w:sz w:val="20"/>
         </w:rPr>
-        <w:t>你也说了自己的难处，接下来一起商量。</w:t>
+        <w:t>你交了钱。旁白：这可能是本作最省力的一次社交。</w:t>
       </w:r>
     </w:p>
     <w:p>
@@ -19900,7 +20809,7 @@
           <w:color w:val="1B1B1B"/>
           <w:sz w:val="20"/>
         </w:rPr>
-        <w:t>今天先不追问，明确告诉他们需要时能找你：</w:t>
+        <w:t>提议改期，改成小范围：</w:t>
       </w:r>
       <w:r>
         <w:rPr>
@@ -19910,7 +20819,61 @@
           <w:color w:val="1B1B1B"/>
           <w:sz w:val="20"/>
         </w:rPr>
-        <w:t>你今天没有追问，也让他们知道需要时可以找你。</w:t>
+        <w:t>班长让你拉群。旁白：你把三十人的局裁成四个，还顺手接了班长的活。</w:t>
+      </w:r>
+      <w:r>
+        <w:rPr>
+          <w:rFonts w:ascii="Microsoft YaHei" w:hAnsi="Microsoft YaHei" w:eastAsia="Microsoft YaHei"/>
+          <w:b w:val="0"/>
+          <w:i w:val="0"/>
+          <w:color w:val="8C1D18"/>
+          <w:sz w:val="19"/>
+        </w:rPr>
+        <w:t>（旁白：旁白：全班三十人，你裁到四个，还抢了班长的活。）</w:t>
+      </w:r>
+    </w:p>
+    <w:p>
+      <w:r>
+        <w:rPr>
+          <w:rFonts w:ascii="Microsoft YaHei" w:hAnsi="Microsoft YaHei" w:eastAsia="Microsoft YaHei"/>
+          <w:b w:val="0"/>
+          <w:i w:val="0"/>
+          <w:color w:val="8C1D18"/>
+          <w:sz w:val="19"/>
+        </w:rPr>
+        <w:t>误会：班长以为你嫌人多，其实你只是不想被问工资。</w:t>
+      </w:r>
+    </w:p>
+    <w:p>
+      <w:r>
+        <w:br w:type="page"/>
+      </w:r>
+    </w:p>
+    <w:p>
+      <w:r>
+        <w:rPr>
+          <w:rFonts w:ascii="Microsoft YaHei" w:hAnsi="Microsoft YaHei" w:eastAsia="Microsoft YaHei"/>
+          <w:b/>
+          <w:i w:val="0"/>
+          <w:color w:val="1B1B1B"/>
+          <w:sz w:val="36"/>
+        </w:rPr>
+        <w:t>30 岁以后 · 长椅与相册</w:t>
+      </w:r>
+    </w:p>
+    <w:p>
+      <w:pPr>
+        <w:spacing w:before="280"/>
+      </w:pPr>
+      <w:r>
+        <w:rPr>
+          <w:rFonts w:ascii="Microsoft YaHei" w:hAnsi="Microsoft YaHei" w:eastAsia="Microsoft YaHei"/>
+          <w:b/>
+          <w:i w:val="0"/>
+          <w:color w:val="1B1B1B"/>
+          <w:sz w:val="28"/>
+        </w:rPr>
+        <w:t>LC19 · 他们也开始报喜不报忧</w:t>
       </w:r>
     </w:p>
     <w:p>
@@ -19922,34 +20885,7 @@
           <w:color w:val="5A5A5A"/>
           <w:sz w:val="18"/>
         </w:rPr>
-        <w:t>回响：手影兔子（来自 LC03）</w:t>
-      </w:r>
-    </w:p>
-    <w:p>
-      <w:pPr>
-        <w:spacing w:before="280"/>
-      </w:pPr>
-      <w:r>
-        <w:rPr>
-          <w:rFonts w:ascii="Microsoft YaHei" w:hAnsi="Microsoft YaHei" w:eastAsia="Microsoft YaHei"/>
-          <w:b/>
-          <w:i w:val="0"/>
-          <w:color w:val="1B1B1B"/>
-          <w:sz w:val="28"/>
-        </w:rPr>
-        <w:t>LC20 · 排练室钥匙，过期的是哪一个人</w:t>
-      </w:r>
-    </w:p>
-    <w:p>
-      <w:r>
-        <w:rPr>
-          <w:rFonts w:ascii="Microsoft YaHei" w:hAnsi="Microsoft YaHei" w:eastAsia="Microsoft YaHei"/>
-          <w:b w:val="0"/>
-          <w:i w:val="0"/>
-          <w:color w:val="5A5A5A"/>
-          <w:sz w:val="18"/>
-        </w:rPr>
-        <w:t>30–90 岁   ·   classroom   ·   midlife</w:t>
+        <w:t>30–80 岁   ·   home   ·   midlife</w:t>
       </w:r>
     </w:p>
     <w:p>
@@ -19974,7 +20910,7 @@
           <w:color w:val="1B1B1B"/>
           <w:sz w:val="21"/>
         </w:rPr>
-        <w:t>收拾东西时，一把旧钥匙从缝里落出来。你想起以前借过的排练室。现在的管理员说锁早换了，但周末还有空房。</w:t>
+        <w:t>视频里妈妈说一切都好，镜头却扫过一张医院缴费单。爸爸伸手想把它挪开，动作比以前慢一点。</w:t>
       </w:r>
     </w:p>
     <w:p>
@@ -20005,7 +20941,7 @@
           <w:color w:val="1B1B1B"/>
           <w:sz w:val="20"/>
         </w:rPr>
-        <w:t>管理员：钥匙进不去了，人可以来问。</w:t>
+        <w:t>妈妈：小检查，别回来。</w:t>
       </w:r>
     </w:p>
     <w:p>
@@ -20021,7 +20957,7 @@
           <w:color w:val="1B1B1B"/>
           <w:sz w:val="20"/>
         </w:rPr>
-        <w:t>你：周末还有空房吗？</w:t>
+        <w:t>你：缴费单怎么在镜头里？</w:t>
       </w:r>
     </w:p>
     <w:p>
@@ -20034,10 +20970,26 @@
           <w:rFonts w:ascii="Microsoft YaHei" w:hAnsi="Microsoft YaHei" w:eastAsia="Microsoft YaHei"/>
           <w:b w:val="0"/>
           <w:i w:val="0"/>
+          <w:color w:val="8C1D18"/>
+          <w:sz w:val="19"/>
+        </w:rPr>
+        <w:t>★ 旁白插入(第 2 句后 · T1)：这通电话信号很好，画面请自行补帧。</w:t>
+      </w:r>
+    </w:p>
+    <w:p>
+      <w:pPr>
+        <w:spacing w:after="20"/>
+        <w:ind w:left="340"/>
+      </w:pPr>
+      <w:r>
+        <w:rPr>
+          <w:rFonts w:ascii="Microsoft YaHei" w:hAnsi="Microsoft YaHei" w:eastAsia="Microsoft YaHei"/>
+          <w:b w:val="0"/>
+          <w:i w:val="0"/>
           <w:color w:val="1B1B1B"/>
           <w:sz w:val="20"/>
         </w:rPr>
-        <w:t>管理员：有，就是没观众。</w:t>
+        <w:t>妈妈：它自己跑进来的。</w:t>
       </w:r>
     </w:p>
     <w:p>
@@ -20053,7 +21005,7 @@
           <w:color w:val="1B1B1B"/>
           <w:sz w:val="20"/>
         </w:rPr>
-        <w:t>你：那正好。</w:t>
+        <w:t>你：妈。</w:t>
       </w:r>
     </w:p>
     <w:p>
@@ -20069,7 +21021,55 @@
           <w:color w:val="1B1B1B"/>
           <w:sz w:val="20"/>
         </w:rPr>
-        <w:t>管理员：你这句我记一下。</w:t>
+        <w:t>妈妈：好，是复查。</w:t>
+      </w:r>
+    </w:p>
+    <w:p>
+      <w:pPr>
+        <w:spacing w:after="20"/>
+        <w:ind w:left="340"/>
+      </w:pPr>
+      <w:r>
+        <w:rPr>
+          <w:rFonts w:ascii="Microsoft YaHei" w:hAnsi="Microsoft YaHei" w:eastAsia="Microsoft YaHei"/>
+          <w:b w:val="0"/>
+          <w:i w:val="0"/>
+          <w:color w:val="1B1B1B"/>
+          <w:sz w:val="20"/>
+        </w:rPr>
+        <w:t>你：什么时候？</w:t>
+      </w:r>
+    </w:p>
+    <w:p>
+      <w:pPr>
+        <w:spacing w:after="20"/>
+        <w:ind w:left="340"/>
+      </w:pPr>
+      <w:r>
+        <w:rPr>
+          <w:rFonts w:ascii="Microsoft YaHei" w:hAnsi="Microsoft YaHei" w:eastAsia="Microsoft YaHei"/>
+          <w:b w:val="0"/>
+          <w:i w:val="0"/>
+          <w:color w:val="1B1B1B"/>
+          <w:sz w:val="20"/>
+        </w:rPr>
+        <w:t>妈妈：你先忙你的。</w:t>
+      </w:r>
+    </w:p>
+    <w:p>
+      <w:pPr>
+        <w:spacing w:after="20"/>
+        <w:ind w:left="340"/>
+      </w:pPr>
+      <w:r>
+        <w:rPr>
+          <w:rFonts w:ascii="Microsoft YaHei" w:hAnsi="Microsoft YaHei" w:eastAsia="Microsoft YaHei"/>
+          <w:b w:val="0"/>
+          <w:i w:val="0"/>
+          <w:color w:val="1B1B1B"/>
+          <w:sz w:val="20"/>
+        </w:rPr>
+        <w:t>你：妈。</w:t>
       </w:r>
     </w:p>
     <w:tbl>
@@ -20210,7 +21210,7 @@
                 <w:color w:val="1B1B1B"/>
                 <w:sz w:val="18"/>
               </w:rPr>
-              <w:t>你放下过一件喜欢的事，不代表必须等一个从前的自己来捡。你下意识先敲了四拍，跟当年上台前一样。</w:t>
+              <w:t>你第一次熟悉了他们用来让你放心的那种语气。</w:t>
             </w:r>
           </w:p>
         </w:tc>
@@ -20228,7 +21228,7 @@
                 <w:color w:val="1B1B1B"/>
                 <w:sz w:val="18"/>
               </w:rPr>
-              <w:t>我还喜欢吗？可以先试一次，不必立誓。</w:t>
+              <w:t>我也常这么说。要不要这次先不配合？</w:t>
             </w:r>
           </w:p>
         </w:tc>
@@ -20246,7 +21246,7 @@
                 <w:color w:val="1B1B1B"/>
                 <w:sz w:val="18"/>
               </w:rPr>
-              <w:t>周末我能来看看吗？</w:t>
+              <w:t>具体查了什么，跟我说说。</w:t>
             </w:r>
           </w:p>
         </w:tc>
@@ -20264,7 +21264,7 @@
                 <w:color w:val="1B1B1B"/>
                 <w:sz w:val="18"/>
               </w:rPr>
-              <w:t>钥匙仍开不了旧锁，今天却不只剩下旧锁。</w:t>
+              <w:t>关心不一定是马上赶到，也可以是认真听完和落实一件事。</w:t>
             </w:r>
           </w:p>
         </w:tc>
@@ -20302,7 +21302,7 @@
                 <w:color w:val="1B1B1B"/>
                 <w:sz w:val="18"/>
               </w:rPr>
-              <w:t>钥匙已停服，爱好似乎仍支持重新注册。报名表上还多了一栏：黄胖蛙，志愿是坐着。</w:t>
+              <w:t>全家报喜不报忧业务疑似出现双向竞争。已经进入“都挺好”联播模式。</w:t>
             </w:r>
           </w:p>
         </w:tc>
@@ -20320,7 +21320,7 @@
                 <w:color w:val="1B1B1B"/>
                 <w:sz w:val="18"/>
               </w:rPr>
-              <w:t>没练成大师，难道还不许当个参与者？</w:t>
+              <w:t>大家都想当客服，没有人愿意报故障。</w:t>
             </w:r>
           </w:p>
         </w:tc>
@@ -20338,7 +21338,7 @@
                 <w:color w:val="1B1B1B"/>
                 <w:sz w:val="18"/>
               </w:rPr>
-              <w:t>有没有普通人时段？</w:t>
+              <w:t>先暂停一下全都挺好。</w:t>
             </w:r>
           </w:p>
         </w:tc>
@@ -20356,7 +21356,7 @@
                 <w:color w:val="1B1B1B"/>
                 <w:sz w:val="18"/>
               </w:rPr>
-              <w:t>新手期可以续费，不必续给别人看。</w:t>
+              <w:t>客服下线一会儿，家人还在。</w:t>
             </w:r>
           </w:p>
         </w:tc>
@@ -20394,7 +21394,7 @@
                 <w:color w:val="1B1B1B"/>
                 <w:sz w:val="18"/>
               </w:rPr>
-              <w:t>脑内旧舞台落了一层灰，门却换到了你没注意的另一边。</w:t>
+              <w:t>脑内两盏灯隔着很远互相照，谁都把坏掉的灯罩转向墙。妈妈在镜头那边比了个兔子手影，跟停电那晚一模一样。</w:t>
             </w:r>
           </w:p>
         </w:tc>
@@ -20412,7 +21412,7 @@
                 <w:color w:val="1B1B1B"/>
                 <w:sz w:val="18"/>
               </w:rPr>
-              <w:t>原来回来不一定要走原门。</w:t>
+              <w:t>我不用拆穿他们，只想靠近一点。</w:t>
             </w:r>
           </w:p>
         </w:tc>
@@ -20430,7 +21430,7 @@
                 <w:color w:val="1B1B1B"/>
                 <w:sz w:val="18"/>
               </w:rPr>
-              <w:t>我先借一束光。</w:t>
+              <w:t>把灯转过来给我看看。</w:t>
             </w:r>
           </w:p>
         </w:tc>
@@ -20448,7 +21448,7 @@
                 <w:color w:val="1B1B1B"/>
                 <w:sz w:val="18"/>
               </w:rPr>
-              <w:t>灰不必一次扫完，人先站进来。</w:t>
+              <w:t>灯罩转过来，未必更亮，却更看得清。</w:t>
             </w:r>
           </w:p>
         </w:tc>
@@ -20486,7 +21486,7 @@
                 <w:color w:val="1B1B1B"/>
                 <w:sz w:val="18"/>
               </w:rPr>
-              <w:t>想象中的旧版本插件无法运行，管理员建议直接把本人带来。</w:t>
+              <w:t>想象中的家庭通讯站只发送绿灯，连黄色都怕占带宽。</w:t>
             </w:r>
           </w:p>
         </w:tc>
@@ -20504,7 +21504,7 @@
                 <w:color w:val="1B1B1B"/>
                 <w:sz w:val="18"/>
               </w:rPr>
-              <w:t>热爱不是过期会员，不能只看付款记录。</w:t>
+              <w:t>别把担心当成违规数据。</w:t>
             </w:r>
           </w:p>
         </w:tc>
@@ -20522,7 +21522,7 @@
                 <w:color w:val="1B1B1B"/>
                 <w:sz w:val="18"/>
               </w:rPr>
-              <w:t>申请以当前版本重新加载。</w:t>
+              <w:t>允许传输真实状态。</w:t>
             </w:r>
           </w:p>
         </w:tc>
@@ -20540,7 +21540,7 @@
                 <w:color w:val="1B1B1B"/>
                 <w:sz w:val="18"/>
               </w:rPr>
-              <w:t>旧存档不用覆盖，新的这一页可以从很小开始。</w:t>
+              <w:t>通讯站不用永远满格，真实信号已经很重要。</w:t>
             </w:r>
           </w:p>
         </w:tc>
@@ -20571,7 +21571,7 @@
           <w:color w:val="1B1B1B"/>
           <w:sz w:val="20"/>
         </w:rPr>
-        <w:t>约一次短练习，只要求自己到场：</w:t>
+        <w:t>约时间一起了解情况，分一件自己能做的事：</w:t>
       </w:r>
       <w:r>
         <w:rPr>
@@ -20581,7 +21581,7 @@
           <w:color w:val="1B1B1B"/>
           <w:sz w:val="20"/>
         </w:rPr>
-        <w:t>你想再试一次，从现在能做到的部分开始。</w:t>
+        <w:t>你想一起了解情况，分担一件做得到的事。</w:t>
       </w:r>
     </w:p>
     <w:p>
@@ -20596,7 +21596,7 @@
           <w:color w:val="1B1B1B"/>
           <w:sz w:val="20"/>
         </w:rPr>
-        <w:t>不演奏，先帮这次活动做一点幕后：</w:t>
+        <w:t>承认自己也有难处，一起商量可行安排：</w:t>
       </w:r>
       <w:r>
         <w:rPr>
@@ -20606,7 +21606,7 @@
           <w:color w:val="1B1B1B"/>
           <w:sz w:val="20"/>
         </w:rPr>
-        <w:t>你给旧爱好换了一种参与方式。</w:t>
+        <w:t>你也说了自己的难处，接下来一起商量。</w:t>
       </w:r>
     </w:p>
     <w:p>
@@ -20621,7 +21621,7 @@
           <w:color w:val="1B1B1B"/>
           <w:sz w:val="20"/>
         </w:rPr>
-        <w:t>把钥匙收好，承认现在想要别的生活：</w:t>
+        <w:t>今天先不追问，明确告诉他们需要时能找你：</w:t>
       </w:r>
       <w:r>
         <w:rPr>
@@ -20631,7 +21631,7 @@
           <w:color w:val="1B1B1B"/>
           <w:sz w:val="20"/>
         </w:rPr>
-        <w:t>你选择往别的方向走，不必把以前的喜欢一起否定。</w:t>
+        <w:t>你今天没有追问，也让他们知道需要时可以找你。</w:t>
       </w:r>
     </w:p>
     <w:p>
@@ -20643,7 +21643,7 @@
           <w:color w:val="5A5A5A"/>
           <w:sz w:val="18"/>
         </w:rPr>
-        <w:t>回响：先敲四拍（来自 LC09）</w:t>
+        <w:t>回响：手影兔子（来自 LC03）</w:t>
       </w:r>
     </w:p>
     <w:p>
@@ -20658,7 +21658,7 @@
           <w:color w:val="1B1B1B"/>
           <w:sz w:val="28"/>
         </w:rPr>
-        <w:t>LC21 · 中年转岗，先把名字贴正</w:t>
+        <w:t>LC20 · 排练室钥匙，过期的是哪一个人</w:t>
       </w:r>
     </w:p>
     <w:p>
@@ -20670,7 +21670,7 @@
           <w:color w:val="5A5A5A"/>
           <w:sz w:val="18"/>
         </w:rPr>
-        <w:t>38–68 岁   ·   office   ·   midlife</w:t>
+        <w:t>30–90 岁   ·   classroom   ·   midlife</w:t>
       </w:r>
     </w:p>
     <w:p>
@@ -20695,7 +21695,7 @@
           <w:color w:val="1B1B1B"/>
           <w:sz w:val="21"/>
         </w:rPr>
-        <w:t>新工位把你的名字打错了一个字。年轻同事介绍新系统，你熟悉的老流程在这里没有入口。</w:t>
+        <w:t>收拾东西时，一把旧钥匙从缝里落出来。你想起以前借过的排练室。现在的管理员说锁早换了，但周末还有空房。</w:t>
       </w:r>
     </w:p>
     <w:p>
@@ -20726,7 +21726,7 @@
           <w:color w:val="1B1B1B"/>
           <w:sz w:val="20"/>
         </w:rPr>
-        <w:t>同事：您随时问，我也刚学会。</w:t>
+        <w:t>管理员：钥匙进不去了，人可以来问。</w:t>
       </w:r>
     </w:p>
     <w:p>
@@ -20742,7 +21742,7 @@
           <w:color w:val="1B1B1B"/>
           <w:sz w:val="20"/>
         </w:rPr>
-        <w:t>你：这个系统怎么保存？</w:t>
+        <w:t>你：周末还有空房吗？</w:t>
       </w:r>
     </w:p>
     <w:p>
@@ -20755,10 +21755,26 @@
           <w:rFonts w:ascii="Microsoft YaHei" w:hAnsi="Microsoft YaHei" w:eastAsia="Microsoft YaHei"/>
           <w:b w:val="0"/>
           <w:i w:val="0"/>
+          <w:color w:val="8C1D18"/>
+          <w:sz w:val="19"/>
+        </w:rPr>
+        <w:t>★ 旁白插入(第 2 句后 · T1)：我曾宣布青春返场，被现实要求出示证件。没事，证件可以后补。</w:t>
+      </w:r>
+    </w:p>
+    <w:p>
+      <w:pPr>
+        <w:spacing w:after="20"/>
+        <w:ind w:left="340"/>
+      </w:pPr>
+      <w:r>
+        <w:rPr>
+          <w:rFonts w:ascii="Microsoft YaHei" w:hAnsi="Microsoft YaHei" w:eastAsia="Microsoft YaHei"/>
+          <w:b w:val="0"/>
+          <w:i w:val="0"/>
           <w:color w:val="1B1B1B"/>
           <w:sz w:val="20"/>
         </w:rPr>
-        <w:t>同事：先点这里，再点这里。</w:t>
+        <w:t>管理员：有，就是没观众。</w:t>
       </w:r>
     </w:p>
     <w:p>
@@ -20774,7 +21790,7 @@
           <w:color w:val="1B1B1B"/>
           <w:sz w:val="20"/>
         </w:rPr>
-        <w:t>你：和我以前那套反着来。</w:t>
+        <w:t>你：那正好。</w:t>
       </w:r>
     </w:p>
     <w:p>
@@ -20790,7 +21806,7 @@
           <w:color w:val="1B1B1B"/>
           <w:sz w:val="20"/>
         </w:rPr>
-        <w:t>同事：对，新版专门反着来。</w:t>
+        <w:t>管理员：你这句我记一下。</w:t>
       </w:r>
     </w:p>
     <w:tbl>
@@ -20931,7 +21947,7 @@
                 <w:color w:val="1B1B1B"/>
                 <w:sz w:val="18"/>
               </w:rPr>
-              <w:t>你会很多事，也确实有需要重新学的部分。</w:t>
+              <w:t>你放下过一件喜欢的事，不代表必须等一个从前的自己来捡。你下意识先敲了四拍，跟当年上台前一样。</w:t>
             </w:r>
           </w:p>
         </w:tc>
@@ -20949,7 +21965,7 @@
                 <w:color w:val="1B1B1B"/>
                 <w:sz w:val="18"/>
               </w:rPr>
-              <w:t>承认不会，不会把过去全部抹掉。</w:t>
+              <w:t>我还喜欢吗？可以先试一次，不必立誓。</w:t>
             </w:r>
           </w:p>
         </w:tc>
@@ -20967,7 +21983,7 @@
                 <w:color w:val="1B1B1B"/>
                 <w:sz w:val="18"/>
               </w:rPr>
-              <w:t>先把这一步再讲一次。</w:t>
+              <w:t>周末我能来看看吗？</w:t>
             </w:r>
           </w:p>
         </w:tc>
@@ -20985,7 +22001,7 @@
                 <w:color w:val="1B1B1B"/>
                 <w:sz w:val="18"/>
               </w:rPr>
-              <w:t>名字贴正以后，还有很多事可以一项项学。</w:t>
+              <w:t>钥匙仍开不了旧锁，今天却不只剩下旧锁。</w:t>
             </w:r>
           </w:p>
         </w:tc>
@@ -21023,7 +22039,7 @@
                 <w:color w:val="1B1B1B"/>
                 <w:sz w:val="18"/>
               </w:rPr>
-              <w:t>新岗位第一项工作：证明自己的名字不是系统默认值。你像刚注册的新号，还配了默认头像。</w:t>
+              <w:t>钥匙已停服，爱好似乎仍支持重新注册。报名表上还多了一栏：黄胖蛙，志愿是坐着。</w:t>
             </w:r>
           </w:p>
         </w:tc>
@@ -21041,7 +22057,7 @@
                 <w:color w:val="1B1B1B"/>
                 <w:sz w:val="18"/>
               </w:rPr>
-              <w:t>岁数不会自动附赠新软件说明书。</w:t>
+              <w:t>没练成大师，难道还不许当个参与者？</w:t>
             </w:r>
           </w:p>
         </w:tc>
@@ -21059,7 +22075,7 @@
                 <w:color w:val="1B1B1B"/>
                 <w:sz w:val="18"/>
               </w:rPr>
-              <w:t>我先从本人名称开始修。</w:t>
+              <w:t>有没有普通人时段？</w:t>
             </w:r>
           </w:p>
         </w:tc>
@@ -21077,7 +22093,7 @@
                 <w:color w:val="1B1B1B"/>
                 <w:sz w:val="18"/>
               </w:rPr>
-              <w:t>装得很会，比学不会还耗电。</w:t>
+              <w:t>新手期可以续费，不必续给别人看。</w:t>
             </w:r>
           </w:p>
         </w:tc>
@@ -21115,7 +22131,7 @@
                 <w:color w:val="1B1B1B"/>
                 <w:sz w:val="18"/>
               </w:rPr>
-              <w:t>脑内旧地图和新街道叠在一起，走错不等于没有来过。</w:t>
+              <w:t>脑内旧舞台落了一层灰，门却换到了你没注意的另一边。</w:t>
             </w:r>
           </w:p>
         </w:tc>
@@ -21133,7 +22149,7 @@
                 <w:color w:val="1B1B1B"/>
                 <w:sz w:val="18"/>
               </w:rPr>
-              <w:t>经验是背包，不必一直举在头上。</w:t>
+              <w:t>原来回来不一定要走原门。</w:t>
             </w:r>
           </w:p>
         </w:tc>
@@ -21151,7 +22167,7 @@
                 <w:color w:val="1B1B1B"/>
                 <w:sz w:val="18"/>
               </w:rPr>
-              <w:t>这个路口我重新认。</w:t>
+              <w:t>我先借一束光。</w:t>
             </w:r>
           </w:p>
         </w:tc>
@@ -21169,7 +22185,7 @@
                 <w:color w:val="1B1B1B"/>
                 <w:sz w:val="18"/>
               </w:rPr>
-              <w:t>旧路留在身后，不必挡住新路。</w:t>
+              <w:t>灰不必一次扫完，人先站进来。</w:t>
             </w:r>
           </w:p>
         </w:tc>
@@ -21207,7 +22223,7 @@
                 <w:color w:val="1B1B1B"/>
                 <w:sz w:val="18"/>
               </w:rPr>
-              <w:t>想象中的老船员被分到新舰桥，资历无法直接插进接口。</w:t>
+              <w:t>想象中的旧版本插件无法运行，管理员建议直接把本人带来。</w:t>
             </w:r>
           </w:p>
         </w:tc>
@@ -21225,7 +22241,7 @@
                 <w:color w:val="1B1B1B"/>
                 <w:sz w:val="18"/>
               </w:rPr>
-              <w:t>我可以既是前辈，又是这一格的新手。</w:t>
+              <w:t>热爱不是过期会员，不能只看付款记录。</w:t>
             </w:r>
           </w:p>
         </w:tc>
@@ -21243,7 +22259,7 @@
                 <w:color w:val="1B1B1B"/>
                 <w:sz w:val="18"/>
               </w:rPr>
-              <w:t>请提供转接头。</w:t>
+              <w:t>申请以当前版本重新加载。</w:t>
             </w:r>
           </w:p>
         </w:tc>
@@ -21261,7 +22277,7 @@
                 <w:color w:val="1B1B1B"/>
                 <w:sz w:val="18"/>
               </w:rPr>
-              <w:t>接口会变，人不是一个报废的版本号。</w:t>
+              <w:t>旧存档不用覆盖，新的这一页可以从很小开始。</w:t>
             </w:r>
           </w:p>
         </w:tc>
@@ -21292,7 +22308,7 @@
           <w:color w:val="1B1B1B"/>
           <w:sz w:val="20"/>
         </w:rPr>
-        <w:t>请教具体步骤，也分享一条旧经验：</w:t>
+        <w:t>约一次短练习，只要求自己到场：</w:t>
       </w:r>
       <w:r>
         <w:rPr>
@@ -21302,7 +22318,7 @@
           <w:color w:val="1B1B1B"/>
           <w:sz w:val="20"/>
         </w:rPr>
-        <w:t>你问了新步骤，也拿出了用得上的旧经验。</w:t>
+        <w:t>你想再试一次，从现在能做到的部分开始。</w:t>
       </w:r>
     </w:p>
     <w:p>
@@ -21317,7 +22333,7 @@
           <w:color w:val="1B1B1B"/>
           <w:sz w:val="20"/>
         </w:rPr>
-        <w:t>先给自己一段学习期，不急着证明全部价值：</w:t>
+        <w:t>不演奏，先帮这次活动做一点幕后：</w:t>
       </w:r>
       <w:r>
         <w:rPr>
@@ -21327,7 +22343,7 @@
           <w:color w:val="1B1B1B"/>
           <w:sz w:val="20"/>
         </w:rPr>
-        <w:t>你给自己一段学习时间，没有急着证明全部。</w:t>
+        <w:t>你给旧爱好换了一种参与方式。</w:t>
       </w:r>
     </w:p>
     <w:p>
@@ -21342,7 +22358,7 @@
           <w:color w:val="1B1B1B"/>
           <w:sz w:val="20"/>
         </w:rPr>
-        <w:t>明确说岗位不合适，了解其他去向：</w:t>
+        <w:t>把钥匙收好，承认现在想要别的生活：</w:t>
       </w:r>
       <w:r>
         <w:rPr>
@@ -21352,7 +22368,19 @@
           <w:color w:val="1B1B1B"/>
           <w:sz w:val="20"/>
         </w:rPr>
-        <w:t>你承认岗位不合适，想了解其他去向。</w:t>
+        <w:t>你选择往别的方向走，不必把以前的喜欢一起否定。</w:t>
+      </w:r>
+    </w:p>
+    <w:p>
+      <w:r>
+        <w:rPr>
+          <w:rFonts w:ascii="Microsoft YaHei" w:hAnsi="Microsoft YaHei" w:eastAsia="Microsoft YaHei"/>
+          <w:b w:val="0"/>
+          <w:i w:val="0"/>
+          <w:color w:val="5A5A5A"/>
+          <w:sz w:val="18"/>
+        </w:rPr>
+        <w:t>回响：先敲四拍（来自 LC09）</w:t>
       </w:r>
     </w:p>
     <w:p>
@@ -21367,7 +22395,7 @@
           <w:color w:val="1B1B1B"/>
           <w:sz w:val="28"/>
         </w:rPr>
-        <w:t>LC23 · 旧相册里的人，还在换座位</w:t>
+        <w:t>LC21 · 中年转岗，先把名字贴正</w:t>
       </w:r>
     </w:p>
     <w:p>
@@ -21379,7 +22407,7 @@
           <w:color w:val="5A5A5A"/>
           <w:sz w:val="18"/>
         </w:rPr>
-        <w:t>40–105 岁   ·   home   ·   later_life</w:t>
+        <w:t>38–68 岁   ·   office   ·   midlife</w:t>
       </w:r>
     </w:p>
     <w:p>
@@ -21404,7 +22432,7 @@
           <w:color w:val="1B1B1B"/>
           <w:sz w:val="21"/>
         </w:rPr>
-        <w:t>旧相册的塑料膜粘住了一角。照片里有人还很年轻，有人已经不在，有人只是很久没有联系。旁边空着一小块能写字的地方。</w:t>
+        <w:t>新工位把你的名字打错了一个字。年轻同事介绍新系统，你熟悉的老流程在这里没有入口。</w:t>
       </w:r>
     </w:p>
     <w:p>
@@ -21435,7 +22463,7 @@
           <w:color w:val="1B1B1B"/>
           <w:sz w:val="20"/>
         </w:rPr>
-        <w:t>身边的人：这张里的你，在笑什么？</w:t>
+        <w:t>同事：您随时问，我也刚学会。</w:t>
       </w:r>
     </w:p>
     <w:p>
@@ -21451,7 +22479,7 @@
           <w:color w:val="1B1B1B"/>
           <w:sz w:val="20"/>
         </w:rPr>
-        <w:t>你：不记得了。</w:t>
+        <w:t>你：这个系统怎么保存？</w:t>
       </w:r>
     </w:p>
     <w:p>
@@ -21464,10 +22492,26 @@
           <w:rFonts w:ascii="Microsoft YaHei" w:hAnsi="Microsoft YaHei" w:eastAsia="Microsoft YaHei"/>
           <w:b w:val="0"/>
           <w:i w:val="0"/>
+          <w:color w:val="8C1D18"/>
+          <w:sz w:val="19"/>
+        </w:rPr>
+        <w:t>★ 旁白插入(第 2 句后 · T1)：工牌换了名字，说明书自备，版本说明：本版本支持从头学起。</w:t>
+      </w:r>
+    </w:p>
+    <w:p>
+      <w:pPr>
+        <w:spacing w:after="20"/>
+        <w:ind w:left="340"/>
+      </w:pPr>
+      <w:r>
+        <w:rPr>
+          <w:rFonts w:ascii="Microsoft YaHei" w:hAnsi="Microsoft YaHei" w:eastAsia="Microsoft YaHei"/>
+          <w:b w:val="0"/>
+          <w:i w:val="0"/>
           <w:color w:val="1B1B1B"/>
           <w:sz w:val="20"/>
         </w:rPr>
-        <w:t>身边的人：那这张呢？</w:t>
+        <w:t>同事：先点这里，再点这里。</w:t>
       </w:r>
     </w:p>
     <w:p>
@@ -21483,7 +22527,7 @@
           <w:color w:val="1B1B1B"/>
           <w:sz w:val="20"/>
         </w:rPr>
-        <w:t>你：这张记得，是加班。</w:t>
+        <w:t>你：和我以前那套反着来。</w:t>
       </w:r>
     </w:p>
     <w:p>
@@ -21499,23 +22543,7 @@
           <w:color w:val="1B1B1B"/>
           <w:sz w:val="20"/>
         </w:rPr>
-        <w:t>身边的人：加班也值得拍？</w:t>
-      </w:r>
-    </w:p>
-    <w:p>
-      <w:pPr>
-        <w:spacing w:after="20"/>
-        <w:ind w:left="340"/>
-      </w:pPr>
-      <w:r>
-        <w:rPr>
-          <w:rFonts w:ascii="Microsoft YaHei" w:hAnsi="Microsoft YaHei" w:eastAsia="Microsoft YaHei"/>
-          <w:b w:val="0"/>
-          <w:i w:val="0"/>
-          <w:color w:val="1B1B1B"/>
-          <w:sz w:val="20"/>
-        </w:rPr>
-        <w:t>你：蛋糕是别人的。</w:t>
+        <w:t>同事：对，新版专门反着来。</w:t>
       </w:r>
     </w:p>
     <w:tbl>
@@ -21656,7 +22684,7 @@
                 <w:color w:val="1B1B1B"/>
                 <w:sz w:val="18"/>
               </w:rPr>
-              <w:t>你记得的不全，也有些事到现在才肯讲。</w:t>
+              <w:t>你会很多事，也确实有需要重新学的部分。</w:t>
             </w:r>
           </w:p>
         </w:tc>
@@ -21674,7 +22702,7 @@
                 <w:color w:val="1B1B1B"/>
                 <w:sz w:val="18"/>
               </w:rPr>
-              <w:t>一张照片不用负责证明那时一直幸福。相册里还夹着那张缺牙照，笑得漏风；旁边那把勺子，早不知道去哪了。</w:t>
+              <w:t>承认不会，不会把过去全部抹掉。</w:t>
             </w:r>
           </w:p>
         </w:tc>
@@ -21692,7 +22720,7 @@
                 <w:color w:val="1B1B1B"/>
                 <w:sz w:val="18"/>
               </w:rPr>
-              <w:t>我只记得一部分。</w:t>
+              <w:t>先把这一步再讲一次。</w:t>
             </w:r>
           </w:p>
         </w:tc>
@@ -21710,7 +22738,7 @@
                 <w:color w:val="1B1B1B"/>
                 <w:sz w:val="18"/>
               </w:rPr>
-              <w:t>相册合上时，那些人没有被一句总结盖住。</w:t>
+              <w:t>名字贴正以后，还有很多事可以一项项学。</w:t>
             </w:r>
           </w:p>
         </w:tc>
@@ -21748,7 +22776,7 @@
                 <w:color w:val="1B1B1B"/>
                 <w:sz w:val="18"/>
               </w:rPr>
-              <w:t>相册不提供精修回滚功能，塑料膜倒是保存了全部指纹。</w:t>
+              <w:t>新岗位第一项工作：证明自己的名字不是系统默认值。你像刚注册的新号，还配了默认头像。</w:t>
             </w:r>
           </w:p>
         </w:tc>
@@ -21766,7 +22794,7 @@
                 <w:color w:val="1B1B1B"/>
                 <w:sz w:val="18"/>
               </w:rPr>
-              <w:t>那时也有难处，不必为了怀念全部删掉。</w:t>
+              <w:t>岁数不会自动附赠新软件说明书。</w:t>
             </w:r>
           </w:p>
         </w:tc>
@@ -21784,7 +22812,7 @@
                 <w:color w:val="1B1B1B"/>
                 <w:sz w:val="18"/>
               </w:rPr>
-              <w:t>这张先不配成功学。</w:t>
+              <w:t>我先从本人名称开始修。</w:t>
             </w:r>
           </w:p>
         </w:tc>
@@ -21802,7 +22830,7 @@
                 <w:color w:val="1B1B1B"/>
                 <w:sz w:val="18"/>
               </w:rPr>
-              <w:t>怀念可以保留毛边。</w:t>
+              <w:t>装得很会，比学不会还耗电。</w:t>
             </w:r>
           </w:p>
         </w:tc>
@@ -21840,7 +22868,7 @@
                 <w:color w:val="1B1B1B"/>
                 <w:sz w:val="18"/>
               </w:rPr>
-              <w:t>脑内旧屋重新摆椅子，活着的、远行的、想起的人各有一个位置。</w:t>
+              <w:t>脑内旧地图和新街道叠在一起，走错不等于没有来过。</w:t>
             </w:r>
           </w:p>
         </w:tc>
@@ -21858,7 +22886,7 @@
                 <w:color w:val="1B1B1B"/>
                 <w:sz w:val="18"/>
               </w:rPr>
-              <w:t>记得不等于把所有人困在当年。</w:t>
+              <w:t>经验是背包，不必一直举在头上。</w:t>
             </w:r>
           </w:p>
         </w:tc>
@@ -21876,7 +22904,7 @@
                 <w:color w:val="1B1B1B"/>
                 <w:sz w:val="18"/>
               </w:rPr>
-              <w:t>给这张补一句话吧。</w:t>
+              <w:t>这个路口我重新认。</w:t>
             </w:r>
           </w:p>
         </w:tc>
@@ -21894,7 +22922,7 @@
                 <w:color w:val="1B1B1B"/>
                 <w:sz w:val="18"/>
               </w:rPr>
-              <w:t>椅子不必坐满，空位也是后来生活的一部分。</w:t>
+              <w:t>旧路留在身后，不必挡住新路。</w:t>
             </w:r>
           </w:p>
         </w:tc>
@@ -21932,7 +22960,7 @@
                 <w:color w:val="1B1B1B"/>
                 <w:sz w:val="18"/>
               </w:rPr>
-              <w:t>想象中的时间档案馆收到一份不完整证词，允许证人说我忘了。</w:t>
+              <w:t>想象中的老船员被分到新舰桥，资历无法直接插进接口。</w:t>
             </w:r>
           </w:p>
         </w:tc>
@@ -21950,7 +22978,7 @@
                 <w:color w:val="1B1B1B"/>
                 <w:sz w:val="18"/>
               </w:rPr>
-              <w:t>记忆不是必须满分的考试。</w:t>
+              <w:t>我可以既是前辈，又是这一格的新手。</w:t>
             </w:r>
           </w:p>
         </w:tc>
@@ -21968,7 +22996,7 @@
                 <w:color w:val="1B1B1B"/>
                 <w:sz w:val="18"/>
               </w:rPr>
-              <w:t>缺页先留白，不造证据。</w:t>
+              <w:t>请提供转接头。</w:t>
             </w:r>
           </w:p>
         </w:tc>
@@ -21986,7 +23014,7 @@
                 <w:color w:val="1B1B1B"/>
                 <w:sz w:val="18"/>
               </w:rPr>
-              <w:t>档案馆接受不完整，日子也可以继续向后写。</w:t>
+              <w:t>接口会变，人不是一个报废的版本号。</w:t>
             </w:r>
           </w:p>
         </w:tc>
@@ -22017,7 +23045,7 @@
           <w:color w:val="1B1B1B"/>
           <w:sz w:val="20"/>
         </w:rPr>
-        <w:t>写下确实记得的一件小事：</w:t>
+        <w:t>请教具体步骤，也分享一条旧经验：</w:t>
       </w:r>
       <w:r>
         <w:rPr>
@@ -22027,7 +23055,7 @@
           <w:color w:val="1B1B1B"/>
           <w:sz w:val="20"/>
         </w:rPr>
-        <w:t>你留下了一个确实记得的细节。</w:t>
+        <w:t>你问了新步骤，也拿出了用得上的旧经验。</w:t>
       </w:r>
     </w:p>
     <w:p>
@@ -22042,7 +23070,7 @@
           <w:color w:val="1B1B1B"/>
           <w:sz w:val="20"/>
         </w:rPr>
-        <w:t>联系一个仍愿意被联系的人，问候近况：</w:t>
+        <w:t>先给自己一段学习期，不急着证明全部价值：</w:t>
       </w:r>
       <w:r>
         <w:rPr>
@@ -22052,7 +23080,7 @@
           <w:color w:val="1B1B1B"/>
           <w:sz w:val="20"/>
         </w:rPr>
-        <w:t>你问候的是现在的人，没有要求对方活成旧照片。</w:t>
+        <w:t>你给自己一段学习时间，没有急着证明全部。</w:t>
       </w:r>
     </w:p>
     <w:p>
@@ -22067,7 +23095,7 @@
           <w:color w:val="1B1B1B"/>
           <w:sz w:val="20"/>
         </w:rPr>
-        <w:t>今天不翻了，把相册放在够得到的地方：</w:t>
+        <w:t>明确说岗位不合适，了解其他去向：</w:t>
       </w:r>
       <w:r>
         <w:rPr>
@@ -22077,7 +23105,22 @@
           <w:color w:val="1B1B1B"/>
           <w:sz w:val="20"/>
         </w:rPr>
-        <w:t>你今天先停在这里。合上相册，不是抹去从前。</w:t>
+        <w:t>你承认岗位不合适，想了解其他去向。</w:t>
+      </w:r>
+    </w:p>
+    <w:p>
+      <w:pPr>
+        <w:spacing w:before="280"/>
+      </w:pPr>
+      <w:r>
+        <w:rPr>
+          <w:rFonts w:ascii="Microsoft YaHei" w:hAnsi="Microsoft YaHei" w:eastAsia="Microsoft YaHei"/>
+          <w:b/>
+          <w:i w:val="0"/>
+          <w:color w:val="1B1B1B"/>
+          <w:sz w:val="28"/>
+        </w:rPr>
+        <w:t>LC23 · 旧相册里的人，还在换座位</w:t>
       </w:r>
     </w:p>
     <w:p>
@@ -22089,34 +23132,7 @@
           <w:color w:val="5A5A5A"/>
           <w:sz w:val="18"/>
         </w:rPr>
-        <w:t>回响：缺牙照（来自 LC05）</w:t>
-      </w:r>
-    </w:p>
-    <w:p>
-      <w:pPr>
-        <w:spacing w:before="280"/>
-      </w:pPr>
-      <w:r>
-        <w:rPr>
-          <w:rFonts w:ascii="Microsoft YaHei" w:hAnsi="Microsoft YaHei" w:eastAsia="Microsoft YaHei"/>
-          <w:b/>
-          <w:i w:val="0"/>
-          <w:color w:val="1B1B1B"/>
-          <w:sz w:val="28"/>
-        </w:rPr>
-        <w:t>LC22 · 社区培训班，谁也不是出厂自带</w:t>
-      </w:r>
-    </w:p>
-    <w:p>
-      <w:r>
-        <w:rPr>
-          <w:rFonts w:ascii="Microsoft YaHei" w:hAnsi="Microsoft YaHei" w:eastAsia="Microsoft YaHei"/>
-          <w:b w:val="0"/>
-          <w:i w:val="0"/>
-          <w:color w:val="5A5A5A"/>
-          <w:sz w:val="18"/>
-        </w:rPr>
-        <w:t>55–95 岁   ·   classroom   ·   later_life</w:t>
+        <w:t>40–105 岁   ·   home   ·   later_life</w:t>
       </w:r>
     </w:p>
     <w:p>
@@ -22141,7 +23157,7 @@
           <w:color w:val="1B1B1B"/>
           <w:sz w:val="21"/>
         </w:rPr>
-        <w:t>社区课上，老师请大家把手机里的照片发出来。有人传了十遍同一张，有人把自己的脚拍得很清楚。你也没找到那个按钮。</w:t>
+        <w:t>旧相册的塑料膜粘住了一角。照片里有人还很年轻，有人已经不在，有人只是很久没有联系。旁边空着一小块能写字的地方。</w:t>
       </w:r>
     </w:p>
     <w:p>
@@ -22172,7 +23188,135 @@
           <w:color w:val="1B1B1B"/>
           <w:sz w:val="20"/>
         </w:rPr>
-        <w:t>老师：不会就问，今天的进度不按年龄排。</w:t>
+        <w:t>身边的人：这张你在笑什么？</w:t>
+      </w:r>
+    </w:p>
+    <w:p>
+      <w:pPr>
+        <w:spacing w:after="20"/>
+        <w:ind w:left="340"/>
+      </w:pPr>
+      <w:r>
+        <w:rPr>
+          <w:rFonts w:ascii="Microsoft YaHei" w:hAnsi="Microsoft YaHei" w:eastAsia="Microsoft YaHei"/>
+          <w:b w:val="0"/>
+          <w:i w:val="0"/>
+          <w:color w:val="8C1D18"/>
+          <w:sz w:val="19"/>
+        </w:rPr>
+        <w:t>★ 旁白插入(第 1 句后 · T1)：记忆测验取消，开卷，允许笑场，允许留白，允许答不上来。</w:t>
+      </w:r>
+    </w:p>
+    <w:p>
+      <w:pPr>
+        <w:spacing w:after="20"/>
+        <w:ind w:left="340"/>
+      </w:pPr>
+      <w:r>
+        <w:rPr>
+          <w:rFonts w:ascii="Microsoft YaHei" w:hAnsi="Microsoft YaHei" w:eastAsia="Microsoft YaHei"/>
+          <w:b w:val="0"/>
+          <w:i w:val="0"/>
+          <w:color w:val="1B1B1B"/>
+          <w:sz w:val="20"/>
+        </w:rPr>
+        <w:t>你：不记得了。</w:t>
+      </w:r>
+    </w:p>
+    <w:p>
+      <w:pPr>
+        <w:spacing w:after="20"/>
+        <w:ind w:left="340"/>
+      </w:pPr>
+      <w:r>
+        <w:rPr>
+          <w:rFonts w:ascii="Microsoft YaHei" w:hAnsi="Microsoft YaHei" w:eastAsia="Microsoft YaHei"/>
+          <w:b w:val="0"/>
+          <w:i w:val="0"/>
+          <w:color w:val="1B1B1B"/>
+          <w:sz w:val="20"/>
+        </w:rPr>
+        <w:t>身边的人：这张呢？</w:t>
+      </w:r>
+    </w:p>
+    <w:p>
+      <w:pPr>
+        <w:spacing w:after="20"/>
+        <w:ind w:left="340"/>
+      </w:pPr>
+      <w:r>
+        <w:rPr>
+          <w:rFonts w:ascii="Microsoft YaHei" w:hAnsi="Microsoft YaHei" w:eastAsia="Microsoft YaHei"/>
+          <w:b w:val="0"/>
+          <w:i w:val="0"/>
+          <w:color w:val="1B1B1B"/>
+          <w:sz w:val="20"/>
+        </w:rPr>
+        <w:t>你：加班。</w:t>
+      </w:r>
+    </w:p>
+    <w:p>
+      <w:pPr>
+        <w:spacing w:after="20"/>
+        <w:ind w:left="340"/>
+      </w:pPr>
+      <w:r>
+        <w:rPr>
+          <w:rFonts w:ascii="Microsoft YaHei" w:hAnsi="Microsoft YaHei" w:eastAsia="Microsoft YaHei"/>
+          <w:b w:val="0"/>
+          <w:i w:val="0"/>
+          <w:color w:val="1B1B1B"/>
+          <w:sz w:val="20"/>
+        </w:rPr>
+        <w:t>身边的人：加班也拍？</w:t>
+      </w:r>
+    </w:p>
+    <w:p>
+      <w:pPr>
+        <w:spacing w:after="20"/>
+        <w:ind w:left="340"/>
+      </w:pPr>
+      <w:r>
+        <w:rPr>
+          <w:rFonts w:ascii="Microsoft YaHei" w:hAnsi="Microsoft YaHei" w:eastAsia="Microsoft YaHei"/>
+          <w:b w:val="0"/>
+          <w:i w:val="0"/>
+          <w:color w:val="1B1B1B"/>
+          <w:sz w:val="20"/>
+        </w:rPr>
+        <w:t>你：蛋糕是别人的。</w:t>
+      </w:r>
+    </w:p>
+    <w:p>
+      <w:pPr>
+        <w:spacing w:after="20"/>
+        <w:ind w:left="340"/>
+      </w:pPr>
+      <w:r>
+        <w:rPr>
+          <w:rFonts w:ascii="Microsoft YaHei" w:hAnsi="Microsoft YaHei" w:eastAsia="Microsoft YaHei"/>
+          <w:b w:val="0"/>
+          <w:i w:val="0"/>
+          <w:color w:val="1B1B1B"/>
+          <w:sz w:val="20"/>
+        </w:rPr>
+        <w:t>身边的人：那还留着？</w:t>
+      </w:r>
+    </w:p>
+    <w:p>
+      <w:pPr>
+        <w:spacing w:after="20"/>
+        <w:ind w:left="340"/>
+      </w:pPr>
+      <w:r>
+        <w:rPr>
+          <w:rFonts w:ascii="Microsoft YaHei" w:hAnsi="Microsoft YaHei" w:eastAsia="Microsoft YaHei"/>
+          <w:b w:val="0"/>
+          <w:i w:val="0"/>
+          <w:color w:val="1B1B1B"/>
+          <w:sz w:val="20"/>
+        </w:rPr>
+        <w:t>你：提醒自己别再加。</w:t>
       </w:r>
     </w:p>
     <w:tbl>
@@ -22313,7 +23457,7 @@
                 <w:color w:val="1B1B1B"/>
                 <w:sz w:val="18"/>
               </w:rPr>
-              <w:t>你有点不习惯公开地不会，但也还想把照片发给在意的人。</w:t>
+              <w:t>你记得的不全，也有些事到现在才肯讲。</w:t>
             </w:r>
           </w:p>
         </w:tc>
@@ -22331,7 +23475,7 @@
                 <w:color w:val="1B1B1B"/>
                 <w:sz w:val="18"/>
               </w:rPr>
-              <w:t>我不用比别人先学会，只要比刚才多会一步。</w:t>
+              <w:t>一张照片不用负责证明那时一直幸福。相册里还夹着那张缺牙照，笑得漏风；旁边那把勺子，早不知道去哪了。</w:t>
             </w:r>
           </w:p>
         </w:tc>
@@ -22349,7 +23493,7 @@
                 <w:color w:val="1B1B1B"/>
                 <w:sz w:val="18"/>
               </w:rPr>
-              <w:t>请再讲一次。</w:t>
+              <w:t>我只记得一部分。</w:t>
             </w:r>
           </w:p>
         </w:tc>
@@ -22367,7 +23511,7 @@
                 <w:color w:val="1B1B1B"/>
                 <w:sz w:val="18"/>
               </w:rPr>
-              <w:t>课结束时，不必每个人都走到同一页。</w:t>
+              <w:t>相册合上时，那些人没有被一句总结盖住。</w:t>
             </w:r>
           </w:p>
         </w:tc>
@@ -22405,7 +23549,7 @@
                 <w:color w:val="1B1B1B"/>
                 <w:sz w:val="18"/>
               </w:rPr>
-              <w:t>本节课程发现：年龄不会自动兑换分享按钮。今天的作业：把脚从相册封面上撤下来。</w:t>
+              <w:t>相册不提供精修回滚功能，塑料膜倒是保存了全部指纹。</w:t>
             </w:r>
           </w:p>
         </w:tc>
@@ -22423,7 +23567,7 @@
                 <w:color w:val="1B1B1B"/>
                 <w:sz w:val="18"/>
               </w:rPr>
-              <w:t>脚拍得清楚，也是一种稳定输出。</w:t>
+              <w:t>那时也有难处，不必为了怀念全部删掉。</w:t>
             </w:r>
           </w:p>
         </w:tc>
@@ -22441,7 +23585,7 @@
                 <w:color w:val="1B1B1B"/>
                 <w:sz w:val="18"/>
               </w:rPr>
-              <w:t>我也在找那个小箭头。</w:t>
+              <w:t>这张先不配成功学。</w:t>
             </w:r>
           </w:p>
         </w:tc>
@@ -22459,7 +23603,7 @@
                 <w:color w:val="1B1B1B"/>
                 <w:sz w:val="18"/>
               </w:rPr>
-              <w:t>会问也是一项尚未被手机替代的功能。</w:t>
+              <w:t>怀念可以保留毛边。</w:t>
             </w:r>
           </w:p>
         </w:tc>
@@ -22497,7 +23641,7 @@
                 <w:color w:val="1B1B1B"/>
                 <w:sz w:val="18"/>
               </w:rPr>
-              <w:t>脑内一群老学员重新背起书包，手机屏幕像一扇暂时太小的校门。</w:t>
+              <w:t>脑内旧屋重新摆椅子，活着的、远行的、想起的人各有一个位置。</w:t>
             </w:r>
           </w:p>
         </w:tc>
@@ -22515,7 +23659,7 @@
                 <w:color w:val="1B1B1B"/>
                 <w:sz w:val="18"/>
               </w:rPr>
-              <w:t>校门可以慢慢认，不必翻墙。</w:t>
+              <w:t>记得不等于把所有人困在当年。</w:t>
             </w:r>
           </w:p>
         </w:tc>
@@ -22533,7 +23677,7 @@
                 <w:color w:val="1B1B1B"/>
                 <w:sz w:val="18"/>
               </w:rPr>
-              <w:t>我先学开门。</w:t>
+              <w:t>给这张补一句话吧。</w:t>
             </w:r>
           </w:p>
         </w:tc>
@@ -22551,7 +23695,7 @@
                 <w:color w:val="1B1B1B"/>
                 <w:sz w:val="18"/>
               </w:rPr>
-              <w:t>书包背起来，不会把过去的人生变小。</w:t>
+              <w:t>椅子不必坐满，空位也是后来生活的一部分。</w:t>
             </w:r>
           </w:p>
         </w:tc>
@@ -22589,7 +23733,7 @@
                 <w:color w:val="1B1B1B"/>
                 <w:sz w:val="18"/>
               </w:rPr>
-              <w:t>想象中的数字大陆要求所有居民重新验证人类身份，验证码却藏在另一页。</w:t>
+              <w:t>想象中的时间档案馆收到一份不完整证词，允许证人说我忘了。</w:t>
             </w:r>
           </w:p>
         </w:tc>
@@ -22607,7 +23751,7 @@
                 <w:color w:val="1B1B1B"/>
                 <w:sz w:val="18"/>
               </w:rPr>
-              <w:t>活了这么多年，仍可诚实地从第一步开始。</w:t>
+              <w:t>记忆不是必须满分的考试。</w:t>
             </w:r>
           </w:p>
         </w:tc>
@@ -22625,7 +23769,7 @@
                 <w:color w:val="1B1B1B"/>
                 <w:sz w:val="18"/>
               </w:rPr>
-              <w:t>请不要用孙辈语速教学。</w:t>
+              <w:t>缺页先留白，不造证据。</w:t>
             </w:r>
           </w:p>
         </w:tc>
@@ -22643,7 +23787,7 @@
                 <w:color w:val="1B1B1B"/>
                 <w:sz w:val="18"/>
               </w:rPr>
-              <w:t>大陆很大，今天先认得一个可用的路口。</w:t>
+              <w:t>档案馆接受不完整，日子也可以继续向后写。</w:t>
             </w:r>
           </w:p>
         </w:tc>
@@ -22674,7 +23818,7 @@
           <w:color w:val="1B1B1B"/>
           <w:sz w:val="20"/>
         </w:rPr>
-        <w:t>举手问，把步骤记在自己的纸上：</w:t>
+        <w:t>写下确实记得的一件小事：</w:t>
       </w:r>
       <w:r>
         <w:rPr>
@@ -22684,7 +23828,7 @@
           <w:color w:val="1B1B1B"/>
           <w:sz w:val="20"/>
         </w:rPr>
-        <w:t>你指出了真正卡住的那一步。</w:t>
+        <w:t>你留下了一个确实记得的细节。</w:t>
       </w:r>
     </w:p>
     <w:p>
@@ -22699,7 +23843,7 @@
           <w:color w:val="1B1B1B"/>
           <w:sz w:val="20"/>
         </w:rPr>
-        <w:t>和旁边的人组队，一个操作一个核对：</w:t>
+        <w:t>联系一个仍愿意被联系的人，问候近况：</w:t>
       </w:r>
       <w:r>
         <w:rPr>
@@ -22709,7 +23853,7 @@
           <w:color w:val="1B1B1B"/>
           <w:sz w:val="20"/>
         </w:rPr>
-        <w:t>你们决定一起核对，不必各自硬撑。</w:t>
+        <w:t>你问候的是现在的人，没有要求对方活成旧照片。</w:t>
       </w:r>
     </w:p>
     <w:p>
@@ -22724,7 +23868,7 @@
           <w:color w:val="1B1B1B"/>
           <w:sz w:val="20"/>
         </w:rPr>
-        <w:t>今天只学最需要的一项，其余先放下：</w:t>
+        <w:t>今天不翻了，把相册放在够得到的地方：</w:t>
       </w:r>
       <w:r>
         <w:rPr>
@@ -22734,7 +23878,19 @@
           <w:color w:val="1B1B1B"/>
           <w:sz w:val="20"/>
         </w:rPr>
-        <w:t>你只选今天最需要的部分。学一项也算学会了。</w:t>
+        <w:t>你今天先停在这里。合上相册，不是抹去从前。</w:t>
+      </w:r>
+    </w:p>
+    <w:p>
+      <w:r>
+        <w:rPr>
+          <w:rFonts w:ascii="Microsoft YaHei" w:hAnsi="Microsoft YaHei" w:eastAsia="Microsoft YaHei"/>
+          <w:b w:val="0"/>
+          <w:i w:val="0"/>
+          <w:color w:val="5A5A5A"/>
+          <w:sz w:val="18"/>
+        </w:rPr>
+        <w:t>回响：缺牙照（来自 LC05）</w:t>
       </w:r>
     </w:p>
     <w:p>
@@ -22749,7 +23905,7 @@
           <w:color w:val="1B1B1B"/>
           <w:sz w:val="28"/>
         </w:rPr>
-        <w:t>LC24 · 长椅还剩一个位置</w:t>
+        <w:t>LC22 · 社区培训班，谁也不是出厂自带</w:t>
       </w:r>
     </w:p>
     <w:p>
@@ -22761,7 +23917,7 @@
           <w:color w:val="5A5A5A"/>
           <w:sz w:val="18"/>
         </w:rPr>
-        <w:t>65–110 岁   ·   park   ·   later_life</w:t>
+        <w:t>55–95 岁   ·   classroom   ·   later_life</w:t>
       </w:r>
     </w:p>
     <w:p>
@@ -22786,7 +23942,7 @@
           <w:color w:val="1B1B1B"/>
           <w:sz w:val="21"/>
         </w:rPr>
-        <w:t>河边长椅空着一半。一个熟面孔拍了拍旁边的位置，说今天风不大。你原本只打算走到路口就回去。</w:t>
+        <w:t>社区课上，老师请大家把手机里的照片发出来。有人传了十遍同一张，有人把自己的脚拍得很清楚。你也没找到那个按钮。</w:t>
       </w:r>
     </w:p>
     <w:p>
@@ -22817,7 +23973,636 @@
           <w:color w:val="1B1B1B"/>
           <w:sz w:val="20"/>
         </w:rPr>
-        <w:t>熟人：坐不坐？不说话也行。</w:t>
+        <w:t>老师：不会就问，今天的进度不按年龄排。</w:t>
+      </w:r>
+    </w:p>
+    <w:tbl>
+      <w:tblPr>
+        <w:tblStyle w:val="TableGrid"/>
+        <w:tblW w:type="auto" w:w="0"/>
+        <w:tblLook w:firstColumn="1" w:firstRow="1" w:lastColumn="0" w:lastRow="0" w:noHBand="0" w:noVBand="1" w:val="04A0"/>
+      </w:tblPr>
+      <w:tblGrid>
+        <w:gridCol w:w="1928"/>
+        <w:gridCol w:w="1928"/>
+        <w:gridCol w:w="1928"/>
+        <w:gridCol w:w="1928"/>
+        <w:gridCol w:w="1928"/>
+      </w:tblGrid>
+      <w:tr>
+        <w:tc>
+          <w:tcPr>
+            <w:tcW w:type="dxa" w:w="680"/>
+          </w:tcPr>
+          <w:p>
+            <w:r/>
+            <w:r>
+              <w:rPr>
+                <w:rFonts w:ascii="Microsoft YaHei" w:hAnsi="Microsoft YaHei" w:eastAsia="Microsoft YaHei"/>
+                <w:b/>
+                <w:i w:val="0"/>
+                <w:color w:val="8C1D18"/>
+                <w:sz w:val="18"/>
+              </w:rPr>
+              <w:t>档</w:t>
+            </w:r>
+          </w:p>
+        </w:tc>
+        <w:tc>
+          <w:tcPr>
+            <w:tcW w:type="dxa" w:w="3061"/>
+          </w:tcPr>
+          <w:p>
+            <w:r/>
+            <w:r>
+              <w:rPr>
+                <w:rFonts w:ascii="Microsoft YaHei" w:hAnsi="Microsoft YaHei" w:eastAsia="Microsoft YaHei"/>
+                <w:b/>
+                <w:i w:val="0"/>
+                <w:color w:val="8C1D18"/>
+                <w:sz w:val="18"/>
+              </w:rPr>
+              <w:t>旁白</w:t>
+            </w:r>
+          </w:p>
+        </w:tc>
+        <w:tc>
+          <w:tcPr>
+            <w:tcW w:type="dxa" w:w="2608"/>
+          </w:tcPr>
+          <w:p>
+            <w:r/>
+            <w:r>
+              <w:rPr>
+                <w:rFonts w:ascii="Microsoft YaHei" w:hAnsi="Microsoft YaHei" w:eastAsia="Microsoft YaHei"/>
+                <w:b/>
+                <w:i w:val="0"/>
+                <w:color w:val="8C1D18"/>
+                <w:sz w:val="18"/>
+              </w:rPr>
+              <w:t>内心</w:t>
+            </w:r>
+          </w:p>
+        </w:tc>
+        <w:tc>
+          <w:tcPr>
+            <w:tcW w:type="dxa" w:w="1474"/>
+          </w:tcPr>
+          <w:p>
+            <w:r/>
+            <w:r>
+              <w:rPr>
+                <w:rFonts w:ascii="Microsoft YaHei" w:hAnsi="Microsoft YaHei" w:eastAsia="Microsoft YaHei"/>
+                <w:b/>
+                <w:i w:val="0"/>
+                <w:color w:val="8C1D18"/>
+                <w:sz w:val="18"/>
+              </w:rPr>
+              <w:t>台词</w:t>
+            </w:r>
+          </w:p>
+        </w:tc>
+        <w:tc>
+          <w:tcPr>
+            <w:tcW w:type="dxa" w:w="1928"/>
+          </w:tcPr>
+          <w:p>
+            <w:r/>
+            <w:r>
+              <w:rPr>
+                <w:rFonts w:ascii="Microsoft YaHei" w:hAnsi="Microsoft YaHei" w:eastAsia="Microsoft YaHei"/>
+                <w:b/>
+                <w:i w:val="0"/>
+                <w:color w:val="8C1D18"/>
+                <w:sz w:val="18"/>
+              </w:rPr>
+              <w:t>收尾</w:t>
+            </w:r>
+          </w:p>
+        </w:tc>
+      </w:tr>
+      <w:tr>
+        <w:tc>
+          <w:tcPr>
+            <w:tcW w:type="dxa" w:w="680"/>
+          </w:tcPr>
+          <w:p>
+            <w:r/>
+            <w:r>
+              <w:rPr>
+                <w:rFonts w:ascii="Microsoft YaHei" w:hAnsi="Microsoft YaHei" w:eastAsia="Microsoft YaHei"/>
+                <w:b w:val="0"/>
+                <w:i w:val="0"/>
+                <w:color w:val="1B1B1B"/>
+                <w:sz w:val="18"/>
+              </w:rPr>
+              <w:t>T0</w:t>
+            </w:r>
+          </w:p>
+        </w:tc>
+        <w:tc>
+          <w:tcPr>
+            <w:tcW w:type="dxa" w:w="3061"/>
+          </w:tcPr>
+          <w:p>
+            <w:r/>
+            <w:r>
+              <w:rPr>
+                <w:rFonts w:ascii="Microsoft YaHei" w:hAnsi="Microsoft YaHei" w:eastAsia="Microsoft YaHei"/>
+                <w:b w:val="0"/>
+                <w:i w:val="0"/>
+                <w:color w:val="1B1B1B"/>
+                <w:sz w:val="18"/>
+              </w:rPr>
+              <w:t>你有点不习惯公开地不会，但也还想把照片发给在意的人。</w:t>
+            </w:r>
+          </w:p>
+        </w:tc>
+        <w:tc>
+          <w:tcPr>
+            <w:tcW w:type="dxa" w:w="2608"/>
+          </w:tcPr>
+          <w:p>
+            <w:r/>
+            <w:r>
+              <w:rPr>
+                <w:rFonts w:ascii="Microsoft YaHei" w:hAnsi="Microsoft YaHei" w:eastAsia="Microsoft YaHei"/>
+                <w:b w:val="0"/>
+                <w:i w:val="0"/>
+                <w:color w:val="1B1B1B"/>
+                <w:sz w:val="18"/>
+              </w:rPr>
+              <w:t>我不用比别人先学会，只要比刚才多会一步。</w:t>
+            </w:r>
+          </w:p>
+        </w:tc>
+        <w:tc>
+          <w:tcPr>
+            <w:tcW w:type="dxa" w:w="1474"/>
+          </w:tcPr>
+          <w:p>
+            <w:r/>
+            <w:r>
+              <w:rPr>
+                <w:rFonts w:ascii="Microsoft YaHei" w:hAnsi="Microsoft YaHei" w:eastAsia="Microsoft YaHei"/>
+                <w:b w:val="0"/>
+                <w:i w:val="0"/>
+                <w:color w:val="1B1B1B"/>
+                <w:sz w:val="18"/>
+              </w:rPr>
+              <w:t>请再讲一次。</w:t>
+            </w:r>
+          </w:p>
+        </w:tc>
+        <w:tc>
+          <w:tcPr>
+            <w:tcW w:type="dxa" w:w="1928"/>
+          </w:tcPr>
+          <w:p>
+            <w:r/>
+            <w:r>
+              <w:rPr>
+                <w:rFonts w:ascii="Microsoft YaHei" w:hAnsi="Microsoft YaHei" w:eastAsia="Microsoft YaHei"/>
+                <w:b w:val="0"/>
+                <w:i w:val="0"/>
+                <w:color w:val="1B1B1B"/>
+                <w:sz w:val="18"/>
+              </w:rPr>
+              <w:t>课结束时，不必每个人都走到同一页。</w:t>
+            </w:r>
+          </w:p>
+        </w:tc>
+      </w:tr>
+      <w:tr>
+        <w:tc>
+          <w:tcPr>
+            <w:tcW w:type="dxa" w:w="680"/>
+          </w:tcPr>
+          <w:p>
+            <w:r/>
+            <w:r>
+              <w:rPr>
+                <w:rFonts w:ascii="Microsoft YaHei" w:hAnsi="Microsoft YaHei" w:eastAsia="Microsoft YaHei"/>
+                <w:b w:val="0"/>
+                <w:i w:val="0"/>
+                <w:color w:val="1B1B1B"/>
+                <w:sz w:val="18"/>
+              </w:rPr>
+              <w:t>T1</w:t>
+            </w:r>
+          </w:p>
+        </w:tc>
+        <w:tc>
+          <w:tcPr>
+            <w:tcW w:type="dxa" w:w="3061"/>
+          </w:tcPr>
+          <w:p>
+            <w:r/>
+            <w:r>
+              <w:rPr>
+                <w:rFonts w:ascii="Microsoft YaHei" w:hAnsi="Microsoft YaHei" w:eastAsia="Microsoft YaHei"/>
+                <w:b w:val="0"/>
+                <w:i w:val="0"/>
+                <w:color w:val="1B1B1B"/>
+                <w:sz w:val="18"/>
+              </w:rPr>
+              <w:t>本节课程发现：年龄不会自动兑换分享按钮。今天的作业：把脚从相册封面上撤下来。</w:t>
+            </w:r>
+          </w:p>
+        </w:tc>
+        <w:tc>
+          <w:tcPr>
+            <w:tcW w:type="dxa" w:w="2608"/>
+          </w:tcPr>
+          <w:p>
+            <w:r/>
+            <w:r>
+              <w:rPr>
+                <w:rFonts w:ascii="Microsoft YaHei" w:hAnsi="Microsoft YaHei" w:eastAsia="Microsoft YaHei"/>
+                <w:b w:val="0"/>
+                <w:i w:val="0"/>
+                <w:color w:val="1B1B1B"/>
+                <w:sz w:val="18"/>
+              </w:rPr>
+              <w:t>脚拍得清楚，也是一种稳定输出。</w:t>
+            </w:r>
+          </w:p>
+        </w:tc>
+        <w:tc>
+          <w:tcPr>
+            <w:tcW w:type="dxa" w:w="1474"/>
+          </w:tcPr>
+          <w:p>
+            <w:r/>
+            <w:r>
+              <w:rPr>
+                <w:rFonts w:ascii="Microsoft YaHei" w:hAnsi="Microsoft YaHei" w:eastAsia="Microsoft YaHei"/>
+                <w:b w:val="0"/>
+                <w:i w:val="0"/>
+                <w:color w:val="1B1B1B"/>
+                <w:sz w:val="18"/>
+              </w:rPr>
+              <w:t>我也在找那个小箭头。</w:t>
+            </w:r>
+          </w:p>
+        </w:tc>
+        <w:tc>
+          <w:tcPr>
+            <w:tcW w:type="dxa" w:w="1928"/>
+          </w:tcPr>
+          <w:p>
+            <w:r/>
+            <w:r>
+              <w:rPr>
+                <w:rFonts w:ascii="Microsoft YaHei" w:hAnsi="Microsoft YaHei" w:eastAsia="Microsoft YaHei"/>
+                <w:b w:val="0"/>
+                <w:i w:val="0"/>
+                <w:color w:val="1B1B1B"/>
+                <w:sz w:val="18"/>
+              </w:rPr>
+              <w:t>会问也是一项尚未被手机替代的功能。</w:t>
+            </w:r>
+          </w:p>
+        </w:tc>
+      </w:tr>
+      <w:tr>
+        <w:tc>
+          <w:tcPr>
+            <w:tcW w:type="dxa" w:w="680"/>
+          </w:tcPr>
+          <w:p>
+            <w:r/>
+            <w:r>
+              <w:rPr>
+                <w:rFonts w:ascii="Microsoft YaHei" w:hAnsi="Microsoft YaHei" w:eastAsia="Microsoft YaHei"/>
+                <w:b w:val="0"/>
+                <w:i w:val="0"/>
+                <w:color w:val="1B1B1B"/>
+                <w:sz w:val="18"/>
+              </w:rPr>
+              <w:t>T2</w:t>
+            </w:r>
+          </w:p>
+        </w:tc>
+        <w:tc>
+          <w:tcPr>
+            <w:tcW w:type="dxa" w:w="3061"/>
+          </w:tcPr>
+          <w:p>
+            <w:r/>
+            <w:r>
+              <w:rPr>
+                <w:rFonts w:ascii="Microsoft YaHei" w:hAnsi="Microsoft YaHei" w:eastAsia="Microsoft YaHei"/>
+                <w:b w:val="0"/>
+                <w:i w:val="0"/>
+                <w:color w:val="1B1B1B"/>
+                <w:sz w:val="18"/>
+              </w:rPr>
+              <w:t>脑内一群老学员重新背起书包，手机屏幕像一扇暂时太小的校门。</w:t>
+            </w:r>
+          </w:p>
+        </w:tc>
+        <w:tc>
+          <w:tcPr>
+            <w:tcW w:type="dxa" w:w="2608"/>
+          </w:tcPr>
+          <w:p>
+            <w:r/>
+            <w:r>
+              <w:rPr>
+                <w:rFonts w:ascii="Microsoft YaHei" w:hAnsi="Microsoft YaHei" w:eastAsia="Microsoft YaHei"/>
+                <w:b w:val="0"/>
+                <w:i w:val="0"/>
+                <w:color w:val="1B1B1B"/>
+                <w:sz w:val="18"/>
+              </w:rPr>
+              <w:t>校门可以慢慢认，不必翻墙。</w:t>
+            </w:r>
+          </w:p>
+        </w:tc>
+        <w:tc>
+          <w:tcPr>
+            <w:tcW w:type="dxa" w:w="1474"/>
+          </w:tcPr>
+          <w:p>
+            <w:r/>
+            <w:r>
+              <w:rPr>
+                <w:rFonts w:ascii="Microsoft YaHei" w:hAnsi="Microsoft YaHei" w:eastAsia="Microsoft YaHei"/>
+                <w:b w:val="0"/>
+                <w:i w:val="0"/>
+                <w:color w:val="1B1B1B"/>
+                <w:sz w:val="18"/>
+              </w:rPr>
+              <w:t>我先学开门。</w:t>
+            </w:r>
+          </w:p>
+        </w:tc>
+        <w:tc>
+          <w:tcPr>
+            <w:tcW w:type="dxa" w:w="1928"/>
+          </w:tcPr>
+          <w:p>
+            <w:r/>
+            <w:r>
+              <w:rPr>
+                <w:rFonts w:ascii="Microsoft YaHei" w:hAnsi="Microsoft YaHei" w:eastAsia="Microsoft YaHei"/>
+                <w:b w:val="0"/>
+                <w:i w:val="0"/>
+                <w:color w:val="1B1B1B"/>
+                <w:sz w:val="18"/>
+              </w:rPr>
+              <w:t>书包背起来，不会把过去的人生变小。</w:t>
+            </w:r>
+          </w:p>
+        </w:tc>
+      </w:tr>
+      <w:tr>
+        <w:tc>
+          <w:tcPr>
+            <w:tcW w:type="dxa" w:w="680"/>
+          </w:tcPr>
+          <w:p>
+            <w:r/>
+            <w:r>
+              <w:rPr>
+                <w:rFonts w:ascii="Microsoft YaHei" w:hAnsi="Microsoft YaHei" w:eastAsia="Microsoft YaHei"/>
+                <w:b w:val="0"/>
+                <w:i w:val="0"/>
+                <w:color w:val="1B1B1B"/>
+                <w:sz w:val="18"/>
+              </w:rPr>
+              <w:t>T3</w:t>
+            </w:r>
+          </w:p>
+        </w:tc>
+        <w:tc>
+          <w:tcPr>
+            <w:tcW w:type="dxa" w:w="3061"/>
+          </w:tcPr>
+          <w:p>
+            <w:r/>
+            <w:r>
+              <w:rPr>
+                <w:rFonts w:ascii="Microsoft YaHei" w:hAnsi="Microsoft YaHei" w:eastAsia="Microsoft YaHei"/>
+                <w:b w:val="0"/>
+                <w:i w:val="0"/>
+                <w:color w:val="1B1B1B"/>
+                <w:sz w:val="18"/>
+              </w:rPr>
+              <w:t>想象中的数字大陆要求所有居民重新验证人类身份，验证码却藏在另一页。</w:t>
+            </w:r>
+          </w:p>
+        </w:tc>
+        <w:tc>
+          <w:tcPr>
+            <w:tcW w:type="dxa" w:w="2608"/>
+          </w:tcPr>
+          <w:p>
+            <w:r/>
+            <w:r>
+              <w:rPr>
+                <w:rFonts w:ascii="Microsoft YaHei" w:hAnsi="Microsoft YaHei" w:eastAsia="Microsoft YaHei"/>
+                <w:b w:val="0"/>
+                <w:i w:val="0"/>
+                <w:color w:val="1B1B1B"/>
+                <w:sz w:val="18"/>
+              </w:rPr>
+              <w:t>活了这么多年，仍可诚实地从第一步开始。</w:t>
+            </w:r>
+          </w:p>
+        </w:tc>
+        <w:tc>
+          <w:tcPr>
+            <w:tcW w:type="dxa" w:w="1474"/>
+          </w:tcPr>
+          <w:p>
+            <w:r/>
+            <w:r>
+              <w:rPr>
+                <w:rFonts w:ascii="Microsoft YaHei" w:hAnsi="Microsoft YaHei" w:eastAsia="Microsoft YaHei"/>
+                <w:b w:val="0"/>
+                <w:i w:val="0"/>
+                <w:color w:val="1B1B1B"/>
+                <w:sz w:val="18"/>
+              </w:rPr>
+              <w:t>请不要用孙辈语速教学。</w:t>
+            </w:r>
+          </w:p>
+        </w:tc>
+        <w:tc>
+          <w:tcPr>
+            <w:tcW w:type="dxa" w:w="1928"/>
+          </w:tcPr>
+          <w:p>
+            <w:r/>
+            <w:r>
+              <w:rPr>
+                <w:rFonts w:ascii="Microsoft YaHei" w:hAnsi="Microsoft YaHei" w:eastAsia="Microsoft YaHei"/>
+                <w:b w:val="0"/>
+                <w:i w:val="0"/>
+                <w:color w:val="1B1B1B"/>
+                <w:sz w:val="18"/>
+              </w:rPr>
+              <w:t>大陆很大，今天先认得一个可用的路口。</w:t>
+            </w:r>
+          </w:p>
+        </w:tc>
+      </w:tr>
+    </w:tbl>
+    <w:p/>
+    <w:p>
+      <w:r>
+        <w:rPr>
+          <w:rFonts w:ascii="Microsoft YaHei" w:hAnsi="Microsoft YaHei" w:eastAsia="Microsoft YaHei"/>
+          <w:b/>
+          <w:i w:val="0"/>
+          <w:color w:val="8C1D18"/>
+          <w:sz w:val="20"/>
+        </w:rPr>
+        <w:t>选项与回应</w:t>
+      </w:r>
+    </w:p>
+    <w:p>
+      <w:pPr>
+        <w:pStyle w:val="ListBullet"/>
+      </w:pPr>
+      <w:r>
+        <w:rPr>
+          <w:rFonts w:ascii="Microsoft YaHei" w:hAnsi="Microsoft YaHei" w:eastAsia="Microsoft YaHei"/>
+          <w:b/>
+          <w:i w:val="0"/>
+          <w:color w:val="1B1B1B"/>
+          <w:sz w:val="20"/>
+        </w:rPr>
+        <w:t>举手问，把步骤记在自己的纸上：</w:t>
+      </w:r>
+      <w:r>
+        <w:rPr>
+          <w:rFonts w:ascii="Microsoft YaHei" w:hAnsi="Microsoft YaHei" w:eastAsia="Microsoft YaHei"/>
+          <w:b w:val="0"/>
+          <w:i w:val="0"/>
+          <w:color w:val="1B1B1B"/>
+          <w:sz w:val="20"/>
+        </w:rPr>
+        <w:t>你指出了真正卡住的那一步。</w:t>
+      </w:r>
+    </w:p>
+    <w:p>
+      <w:pPr>
+        <w:pStyle w:val="ListBullet"/>
+      </w:pPr>
+      <w:r>
+        <w:rPr>
+          <w:rFonts w:ascii="Microsoft YaHei" w:hAnsi="Microsoft YaHei" w:eastAsia="Microsoft YaHei"/>
+          <w:b/>
+          <w:i w:val="0"/>
+          <w:color w:val="1B1B1B"/>
+          <w:sz w:val="20"/>
+        </w:rPr>
+        <w:t>和旁边的人组队，一个操作一个核对：</w:t>
+      </w:r>
+      <w:r>
+        <w:rPr>
+          <w:rFonts w:ascii="Microsoft YaHei" w:hAnsi="Microsoft YaHei" w:eastAsia="Microsoft YaHei"/>
+          <w:b w:val="0"/>
+          <w:i w:val="0"/>
+          <w:color w:val="1B1B1B"/>
+          <w:sz w:val="20"/>
+        </w:rPr>
+        <w:t>你们决定一起核对，不必各自硬撑。</w:t>
+      </w:r>
+    </w:p>
+    <w:p>
+      <w:pPr>
+        <w:pStyle w:val="ListBullet"/>
+      </w:pPr>
+      <w:r>
+        <w:rPr>
+          <w:rFonts w:ascii="Microsoft YaHei" w:hAnsi="Microsoft YaHei" w:eastAsia="Microsoft YaHei"/>
+          <w:b/>
+          <w:i w:val="0"/>
+          <w:color w:val="1B1B1B"/>
+          <w:sz w:val="20"/>
+        </w:rPr>
+        <w:t>今天只学最需要的一项，其余先放下：</w:t>
+      </w:r>
+      <w:r>
+        <w:rPr>
+          <w:rFonts w:ascii="Microsoft YaHei" w:hAnsi="Microsoft YaHei" w:eastAsia="Microsoft YaHei"/>
+          <w:b w:val="0"/>
+          <w:i w:val="0"/>
+          <w:color w:val="1B1B1B"/>
+          <w:sz w:val="20"/>
+        </w:rPr>
+        <w:t>你只选今天最需要的部分。学一项也算学会了。</w:t>
+      </w:r>
+    </w:p>
+    <w:p>
+      <w:pPr>
+        <w:spacing w:before="280"/>
+      </w:pPr>
+      <w:r>
+        <w:rPr>
+          <w:rFonts w:ascii="Microsoft YaHei" w:hAnsi="Microsoft YaHei" w:eastAsia="Microsoft YaHei"/>
+          <w:b/>
+          <w:i w:val="0"/>
+          <w:color w:val="1B1B1B"/>
+          <w:sz w:val="28"/>
+        </w:rPr>
+        <w:t>LC24 · 长椅还剩一个位置</w:t>
+      </w:r>
+    </w:p>
+    <w:p>
+      <w:r>
+        <w:rPr>
+          <w:rFonts w:ascii="Microsoft YaHei" w:hAnsi="Microsoft YaHei" w:eastAsia="Microsoft YaHei"/>
+          <w:b w:val="0"/>
+          <w:i w:val="0"/>
+          <w:color w:val="5A5A5A"/>
+          <w:sz w:val="18"/>
+        </w:rPr>
+        <w:t>65–110 岁   ·   park   ·   later_life</w:t>
+      </w:r>
+    </w:p>
+    <w:p>
+      <w:pPr>
+        <w:spacing w:after="60"/>
+      </w:pPr>
+      <w:r>
+        <w:rPr>
+          <w:rFonts w:ascii="Microsoft YaHei" w:hAnsi="Microsoft YaHei" w:eastAsia="Microsoft YaHei"/>
+          <w:b/>
+          <w:i w:val="0"/>
+          <w:color w:val="8C1D18"/>
+          <w:sz w:val="18"/>
+        </w:rPr>
+        <w:t xml:space="preserve">开场旁白  </w:t>
+      </w:r>
+      <w:r>
+        <w:rPr>
+          <w:rFonts w:ascii="Microsoft YaHei" w:hAnsi="Microsoft YaHei" w:eastAsia="Microsoft YaHei"/>
+          <w:b w:val="0"/>
+          <w:i w:val="0"/>
+          <w:color w:val="1B1B1B"/>
+          <w:sz w:val="21"/>
+        </w:rPr>
+        <w:t>河边长椅空着一半。一个熟面孔拍了拍旁边的位置，说今天风不大。你原本只打算走到路口就回去。</w:t>
+      </w:r>
+    </w:p>
+    <w:p>
+      <w:pPr>
+        <w:spacing w:after="40"/>
+      </w:pPr>
+      <w:r>
+        <w:rPr>
+          <w:rFonts w:ascii="Microsoft YaHei" w:hAnsi="Microsoft YaHei" w:eastAsia="Microsoft YaHei"/>
+          <w:b/>
+          <w:i w:val="0"/>
+          <w:color w:val="8C1D18"/>
+          <w:sz w:val="18"/>
+        </w:rPr>
+        <w:t>人物对白</w:t>
       </w:r>
     </w:p>
     <w:p>
@@ -22833,7 +24618,39 @@
           <w:color w:val="1B1B1B"/>
           <w:sz w:val="20"/>
         </w:rPr>
+        <w:t>熟人：坐不坐？不说话也行。</w:t>
+      </w:r>
+    </w:p>
+    <w:p>
+      <w:pPr>
+        <w:spacing w:after="20"/>
+        <w:ind w:left="340"/>
+      </w:pPr>
+      <w:r>
+        <w:rPr>
+          <w:rFonts w:ascii="Microsoft YaHei" w:hAnsi="Microsoft YaHei" w:eastAsia="Microsoft YaHei"/>
+          <w:b w:val="0"/>
+          <w:i w:val="0"/>
+          <w:color w:val="1B1B1B"/>
+          <w:sz w:val="20"/>
+        </w:rPr>
         <w:t>你：今天风不大。</w:t>
+      </w:r>
+    </w:p>
+    <w:p>
+      <w:pPr>
+        <w:spacing w:after="20"/>
+        <w:ind w:left="340"/>
+      </w:pPr>
+      <w:r>
+        <w:rPr>
+          <w:rFonts w:ascii="Microsoft YaHei" w:hAnsi="Microsoft YaHei" w:eastAsia="Microsoft YaHei"/>
+          <w:b w:val="0"/>
+          <w:i w:val="0"/>
+          <w:color w:val="8C1D18"/>
+          <w:sz w:val="19"/>
+        </w:rPr>
+        <w:t>★ 旁白插入(第 2 句后 · T1)：本集无任务、无倒计时、无体力条，只有风和一颗分给你的橘子，请查收。</w:t>
       </w:r>
     </w:p>
     <w:p>
